--- a/docs/informe/informe.docx
+++ b/docs/informe/informe.docx
@@ -91,7 +91,7 @@
           <w:lang w:eastAsia="en-US"/>
         </w:rPr>
         <w:drawing>
-          <wp:inline distT="0" distB="0" distL="0" distR="0" wp14:anchorId="31767944" wp14:editId="2916ED43">
+          <wp:inline distT="0" distB="0" distL="0" distR="0" wp14:anchorId="601D9663" wp14:editId="6A1F2AA8">
             <wp:extent cx="2676525" cy="2676525"/>
             <wp:effectExtent l="0" t="0" r="0" b="0"/>
             <wp:docPr id="22" name="Imagen 22"/>
@@ -147,7 +147,7 @@
           <w:lang w:eastAsia="en-US"/>
         </w:rPr>
         <w:drawing>
-          <wp:inline distT="0" distB="0" distL="0" distR="0" wp14:anchorId="6F98E8B9" wp14:editId="5824E2B0">
+          <wp:inline distT="0" distB="0" distL="0" distR="0" wp14:anchorId="48B44EF0" wp14:editId="48453A35">
             <wp:extent cx="2414270" cy="2639695"/>
             <wp:effectExtent l="0" t="0" r="5080" b="8255"/>
             <wp:docPr id="27" name="Imagen 27"/>
@@ -517,7 +517,7 @@
       <w:r>
         <w:fldChar w:fldCharType="separate"/>
       </w:r>
-      <w:hyperlink w:anchor="_Toc243481581" w:history="1">
+      <w:hyperlink w:anchor="_Toc243489643" w:history="1">
         <w:r>
           <w:rPr>
             <w:rStyle w:val="Hipervnculo"/>
@@ -544,7 +544,7 @@
             <w:noProof/>
             <w:webHidden/>
           </w:rPr>
-          <w:instrText xml:space="preserve"> PAGEREF _Toc243481581 \h </w:instrText>
+          <w:instrText xml:space="preserve"> PAGEREF _Toc243489643 \h </w:instrText>
         </w:r>
         <w:r>
           <w:rPr>
@@ -589,7 +589,7 @@
           <w14:ligatures w14:val="standardContextual"/>
         </w:rPr>
       </w:pPr>
-      <w:hyperlink w:anchor="_Toc243481582" w:history="1">
+      <w:hyperlink w:anchor="_Toc243489644" w:history="1">
         <w:r>
           <w:rPr>
             <w:rStyle w:val="Hipervnculo"/>
@@ -616,7 +616,7 @@
             <w:noProof/>
             <w:webHidden/>
           </w:rPr>
-          <w:instrText xml:space="preserve"> PAGEREF _Toc243481582 \h </w:instrText>
+          <w:instrText xml:space="preserve"> PAGEREF _Toc243489644 \h </w:instrText>
         </w:r>
         <w:r>
           <w:rPr>
@@ -659,7 +659,7 @@
           <w14:ligatures w14:val="standardContextual"/>
         </w:rPr>
       </w:pPr>
-      <w:hyperlink w:anchor="_Toc243481583" w:history="1">
+      <w:hyperlink w:anchor="_Toc243489645" w:history="1">
         <w:r>
           <w:rPr>
             <w:rStyle w:val="Hipervnculo"/>
@@ -686,7 +686,7 @@
             <w:noProof/>
             <w:webHidden/>
           </w:rPr>
-          <w:instrText xml:space="preserve"> PAGEREF _Toc243481583 \h </w:instrText>
+          <w:instrText xml:space="preserve"> PAGEREF _Toc243489645 \h </w:instrText>
         </w:r>
         <w:r>
           <w:rPr>
@@ -729,7 +729,7 @@
           <w14:ligatures w14:val="standardContextual"/>
         </w:rPr>
       </w:pPr>
-      <w:hyperlink w:anchor="_Toc243481584" w:history="1">
+      <w:hyperlink w:anchor="_Toc243489646" w:history="1">
         <w:r>
           <w:rPr>
             <w:rStyle w:val="Hipervnculo"/>
@@ -756,7 +756,7 @@
             <w:noProof/>
             <w:webHidden/>
           </w:rPr>
-          <w:instrText xml:space="preserve"> PAGEREF _Toc243481584 \h </w:instrText>
+          <w:instrText xml:space="preserve"> PAGEREF _Toc243489646 \h </w:instrText>
         </w:r>
         <w:r>
           <w:rPr>
@@ -799,7 +799,7 @@
           <w14:ligatures w14:val="standardContextual"/>
         </w:rPr>
       </w:pPr>
-      <w:hyperlink w:anchor="_Toc243481585" w:history="1">
+      <w:hyperlink w:anchor="_Toc243489647" w:history="1">
         <w:r>
           <w:rPr>
             <w:rStyle w:val="Hipervnculo"/>
@@ -826,7 +826,7 @@
             <w:noProof/>
             <w:webHidden/>
           </w:rPr>
-          <w:instrText xml:space="preserve"> PAGEREF _Toc243481585 \h </w:instrText>
+          <w:instrText xml:space="preserve"> PAGEREF _Toc243489647 \h </w:instrText>
         </w:r>
         <w:r>
           <w:rPr>
@@ -869,7 +869,7 @@
           <w14:ligatures w14:val="standardContextual"/>
         </w:rPr>
       </w:pPr>
-      <w:hyperlink w:anchor="_Toc243481586" w:history="1">
+      <w:hyperlink w:anchor="_Toc243489648" w:history="1">
         <w:r>
           <w:rPr>
             <w:rStyle w:val="Hipervnculo"/>
@@ -896,7 +896,7 @@
             <w:noProof/>
             <w:webHidden/>
           </w:rPr>
-          <w:instrText xml:space="preserve"> PAGEREF _Toc243481586 \h </w:instrText>
+          <w:instrText xml:space="preserve"> PAGEREF _Toc243489648 \h </w:instrText>
         </w:r>
         <w:r>
           <w:rPr>
@@ -939,7 +939,7 @@
           <w14:ligatures w14:val="standardContextual"/>
         </w:rPr>
       </w:pPr>
-      <w:hyperlink w:anchor="_Toc243481587" w:history="1">
+      <w:hyperlink w:anchor="_Toc243489649" w:history="1">
         <w:r>
           <w:rPr>
             <w:rStyle w:val="Hipervnculo"/>
@@ -966,7 +966,7 @@
             <w:noProof/>
             <w:webHidden/>
           </w:rPr>
-          <w:instrText xml:space="preserve"> PAGEREF _Toc243481587 \h </w:instrText>
+          <w:instrText xml:space="preserve"> PAGEREF _Toc243489649 \h </w:instrText>
         </w:r>
         <w:r>
           <w:rPr>
@@ -1009,7 +1009,7 @@
           <w14:ligatures w14:val="standardContextual"/>
         </w:rPr>
       </w:pPr>
-      <w:hyperlink w:anchor="_Toc243481588" w:history="1">
+      <w:hyperlink w:anchor="_Toc243489650" w:history="1">
         <w:r>
           <w:rPr>
             <w:rStyle w:val="Hipervnculo"/>
@@ -1036,7 +1036,7 @@
             <w:noProof/>
             <w:webHidden/>
           </w:rPr>
-          <w:instrText xml:space="preserve"> PAGEREF _Toc243481588 \h </w:instrText>
+          <w:instrText xml:space="preserve"> PAGEREF _Toc243489650 \h </w:instrText>
         </w:r>
         <w:r>
           <w:rPr>
@@ -1079,7 +1079,7 @@
           <w14:ligatures w14:val="standardContextual"/>
         </w:rPr>
       </w:pPr>
-      <w:hyperlink w:anchor="_Toc243481589" w:history="1">
+      <w:hyperlink w:anchor="_Toc243489651" w:history="1">
         <w:r>
           <w:rPr>
             <w:rStyle w:val="Hipervnculo"/>
@@ -1108,7 +1108,7 @@
             <w:noProof/>
             <w:webHidden/>
           </w:rPr>
-          <w:instrText xml:space="preserve"> PAGEREF _Toc243481589 \h </w:instrText>
+          <w:instrText xml:space="preserve"> PAGEREF _Toc243489651 \h </w:instrText>
         </w:r>
         <w:r>
           <w:rPr>
@@ -1151,7 +1151,7 @@
           <w14:ligatures w14:val="standardContextual"/>
         </w:rPr>
       </w:pPr>
-      <w:hyperlink w:anchor="_Toc243481590" w:history="1">
+      <w:hyperlink w:anchor="_Toc243489652" w:history="1">
         <w:r>
           <w:rPr>
             <w:rStyle w:val="Hipervnculo"/>
@@ -1180,7 +1180,7 @@
             <w:noProof/>
             <w:webHidden/>
           </w:rPr>
-          <w:instrText xml:space="preserve"> PAGEREF _Toc243481590 \h </w:instrText>
+          <w:instrText xml:space="preserve"> PAGEREF _Toc243489652 \h </w:instrText>
         </w:r>
         <w:r>
           <w:rPr>
@@ -1223,7 +1223,7 @@
           <w14:ligatures w14:val="standardContextual"/>
         </w:rPr>
       </w:pPr>
-      <w:hyperlink w:anchor="_Toc243481591" w:history="1">
+      <w:hyperlink w:anchor="_Toc243489653" w:history="1">
         <w:r>
           <w:rPr>
             <w:rStyle w:val="Hipervnculo"/>
@@ -1250,7 +1250,7 @@
             <w:noProof/>
             <w:webHidden/>
           </w:rPr>
-          <w:instrText xml:space="preserve"> PAGEREF _Toc243481591 \h </w:instrText>
+          <w:instrText xml:space="preserve"> PAGEREF _Toc243489653 \h </w:instrText>
         </w:r>
         <w:r>
           <w:rPr>
@@ -1293,7 +1293,7 @@
           <w14:ligatures w14:val="standardContextual"/>
         </w:rPr>
       </w:pPr>
-      <w:hyperlink w:anchor="_Toc243481592" w:history="1">
+      <w:hyperlink w:anchor="_Toc243489654" w:history="1">
         <w:r>
           <w:rPr>
             <w:rStyle w:val="Hipervnculo"/>
@@ -1322,7 +1322,7 @@
             <w:noProof/>
             <w:webHidden/>
           </w:rPr>
-          <w:instrText xml:space="preserve"> PAGEREF _Toc243481592 \h </w:instrText>
+          <w:instrText xml:space="preserve"> PAGEREF _Toc243489654 \h </w:instrText>
         </w:r>
         <w:r>
           <w:rPr>
@@ -1365,7 +1365,7 @@
           <w14:ligatures w14:val="standardContextual"/>
         </w:rPr>
       </w:pPr>
-      <w:hyperlink w:anchor="_Toc243481593" w:history="1">
+      <w:hyperlink w:anchor="_Toc243489655" w:history="1">
         <w:r>
           <w:rPr>
             <w:rStyle w:val="Hipervnculo"/>
@@ -1394,7 +1394,7 @@
             <w:noProof/>
             <w:webHidden/>
           </w:rPr>
-          <w:instrText xml:space="preserve"> PAGEREF _Toc243481593 \h </w:instrText>
+          <w:instrText xml:space="preserve"> PAGEREF _Toc243489655 \h </w:instrText>
         </w:r>
         <w:r>
           <w:rPr>
@@ -1437,7 +1437,7 @@
           <w14:ligatures w14:val="standardContextual"/>
         </w:rPr>
       </w:pPr>
-      <w:hyperlink w:anchor="_Toc243481594" w:history="1">
+      <w:hyperlink w:anchor="_Toc243489656" w:history="1">
         <w:r>
           <w:rPr>
             <w:rStyle w:val="Hipervnculo"/>
@@ -1466,7 +1466,7 @@
             <w:noProof/>
             <w:webHidden/>
           </w:rPr>
-          <w:instrText xml:space="preserve"> PAGEREF _Toc243481594 \h </w:instrText>
+          <w:instrText xml:space="preserve"> PAGEREF _Toc243489656 \h </w:instrText>
         </w:r>
         <w:r>
           <w:rPr>
@@ -1509,7 +1509,7 @@
           <w14:ligatures w14:val="standardContextual"/>
         </w:rPr>
       </w:pPr>
-      <w:hyperlink w:anchor="_Toc243481595" w:history="1">
+      <w:hyperlink w:anchor="_Toc243489657" w:history="1">
         <w:r>
           <w:rPr>
             <w:rStyle w:val="Hipervnculo"/>
@@ -1536,7 +1536,7 @@
             <w:noProof/>
             <w:webHidden/>
           </w:rPr>
-          <w:instrText xml:space="preserve"> PAGEREF _Toc243481595 \h </w:instrText>
+          <w:instrText xml:space="preserve"> PAGEREF _Toc243489657 \h </w:instrText>
         </w:r>
         <w:r>
           <w:rPr>
@@ -1579,7 +1579,7 @@
           <w14:ligatures w14:val="standardContextual"/>
         </w:rPr>
       </w:pPr>
-      <w:hyperlink w:anchor="_Toc243481596" w:history="1">
+      <w:hyperlink w:anchor="_Toc243489658" w:history="1">
         <w:r>
           <w:rPr>
             <w:rStyle w:val="Hipervnculo"/>
@@ -1606,7 +1606,7 @@
             <w:noProof/>
             <w:webHidden/>
           </w:rPr>
-          <w:instrText xml:space="preserve"> PAGEREF _Toc243481596 \h </w:instrText>
+          <w:instrText xml:space="preserve"> PAGEREF _Toc243489658 \h </w:instrText>
         </w:r>
         <w:r>
           <w:rPr>
@@ -1626,7 +1626,7 @@
             <w:noProof/>
             <w:webHidden/>
           </w:rPr>
-          <w:t>14</w:t>
+          <w:t>13</w:t>
         </w:r>
         <w:r>
           <w:rPr>
@@ -1649,7 +1649,7 @@
           <w14:ligatures w14:val="standardContextual"/>
         </w:rPr>
       </w:pPr>
-      <w:hyperlink w:anchor="_Toc243481597" w:history="1">
+      <w:hyperlink w:anchor="_Toc243489659" w:history="1">
         <w:r>
           <w:rPr>
             <w:rStyle w:val="Hipervnculo"/>
@@ -1678,7 +1678,7 @@
             <w:noProof/>
             <w:webHidden/>
           </w:rPr>
-          <w:instrText xml:space="preserve"> PAGEREF _Toc243481597 \h </w:instrText>
+          <w:instrText xml:space="preserve"> PAGEREF _Toc243489659 \h </w:instrText>
         </w:r>
         <w:r>
           <w:rPr>
@@ -1698,7 +1698,7 @@
             <w:noProof/>
             <w:webHidden/>
           </w:rPr>
-          <w:t>14</w:t>
+          <w:t>13</w:t>
         </w:r>
         <w:r>
           <w:rPr>
@@ -1721,7 +1721,7 @@
           <w14:ligatures w14:val="standardContextual"/>
         </w:rPr>
       </w:pPr>
-      <w:hyperlink w:anchor="_Toc243481598" w:history="1">
+      <w:hyperlink w:anchor="_Toc243489660" w:history="1">
         <w:r>
           <w:rPr>
             <w:rStyle w:val="Hipervnculo"/>
@@ -1750,7 +1750,7 @@
             <w:noProof/>
             <w:webHidden/>
           </w:rPr>
-          <w:instrText xml:space="preserve"> PAGEREF _Toc243481598 \h </w:instrText>
+          <w:instrText xml:space="preserve"> PAGEREF _Toc243489660 \h </w:instrText>
         </w:r>
         <w:r>
           <w:rPr>
@@ -1795,7 +1795,7 @@
           <w14:ligatures w14:val="standardContextual"/>
         </w:rPr>
       </w:pPr>
-      <w:hyperlink w:anchor="_Toc243481599" w:history="1">
+      <w:hyperlink w:anchor="_Toc243489661" w:history="1">
         <w:r>
           <w:rPr>
             <w:rStyle w:val="Hipervnculo"/>
@@ -1822,7 +1822,7 @@
             <w:noProof/>
             <w:webHidden/>
           </w:rPr>
-          <w:instrText xml:space="preserve"> PAGEREF _Toc243481599 \h </w:instrText>
+          <w:instrText xml:space="preserve"> PAGEREF _Toc243489661 \h </w:instrText>
         </w:r>
         <w:r>
           <w:rPr>
@@ -1842,7 +1842,7 @@
             <w:noProof/>
             <w:webHidden/>
           </w:rPr>
-          <w:t>16</w:t>
+          <w:t>15</w:t>
         </w:r>
         <w:r>
           <w:rPr>
@@ -1865,7 +1865,7 @@
           <w14:ligatures w14:val="standardContextual"/>
         </w:rPr>
       </w:pPr>
-      <w:hyperlink w:anchor="_Toc243481600" w:history="1">
+      <w:hyperlink w:anchor="_Toc243489662" w:history="1">
         <w:r>
           <w:rPr>
             <w:rStyle w:val="Hipervnculo"/>
@@ -1892,7 +1892,7 @@
             <w:noProof/>
             <w:webHidden/>
           </w:rPr>
-          <w:instrText xml:space="preserve"> PAGEREF _Toc243481600 \h </w:instrText>
+          <w:instrText xml:space="preserve"> PAGEREF _Toc243489662 \h </w:instrText>
         </w:r>
         <w:r>
           <w:rPr>
@@ -1912,7 +1912,7 @@
             <w:noProof/>
             <w:webHidden/>
           </w:rPr>
-          <w:t>16</w:t>
+          <w:t>15</w:t>
         </w:r>
         <w:r>
           <w:rPr>
@@ -1935,7 +1935,7 @@
           <w14:ligatures w14:val="standardContextual"/>
         </w:rPr>
       </w:pPr>
-      <w:hyperlink w:anchor="_Toc243481601" w:history="1">
+      <w:hyperlink w:anchor="_Toc243489663" w:history="1">
         <w:r>
           <w:rPr>
             <w:rStyle w:val="Hipervnculo"/>
@@ -1962,7 +1962,7 @@
             <w:noProof/>
             <w:webHidden/>
           </w:rPr>
-          <w:instrText xml:space="preserve"> PAGEREF _Toc243481601 \h </w:instrText>
+          <w:instrText xml:space="preserve"> PAGEREF _Toc243489663 \h </w:instrText>
         </w:r>
         <w:r>
           <w:rPr>
@@ -1982,7 +1982,7 @@
             <w:noProof/>
             <w:webHidden/>
           </w:rPr>
-          <w:t>16</w:t>
+          <w:t>15</w:t>
         </w:r>
         <w:r>
           <w:rPr>
@@ -2005,7 +2005,7 @@
           <w14:ligatures w14:val="standardContextual"/>
         </w:rPr>
       </w:pPr>
-      <w:hyperlink w:anchor="_Toc243481602" w:history="1">
+      <w:hyperlink w:anchor="_Toc243489664" w:history="1">
         <w:r>
           <w:rPr>
             <w:rStyle w:val="Hipervnculo"/>
@@ -2032,7 +2032,7 @@
             <w:noProof/>
             <w:webHidden/>
           </w:rPr>
-          <w:instrText xml:space="preserve"> PAGEREF _Toc243481602 \h </w:instrText>
+          <w:instrText xml:space="preserve"> PAGEREF _Toc243489664 \h </w:instrText>
         </w:r>
         <w:r>
           <w:rPr>
@@ -2052,7 +2052,7 @@
             <w:noProof/>
             <w:webHidden/>
           </w:rPr>
-          <w:t>17</w:t>
+          <w:t>16</w:t>
         </w:r>
         <w:r>
           <w:rPr>
@@ -2075,7 +2075,7 @@
           <w14:ligatures w14:val="standardContextual"/>
         </w:rPr>
       </w:pPr>
-      <w:hyperlink w:anchor="_Toc243481603" w:history="1">
+      <w:hyperlink w:anchor="_Toc243489665" w:history="1">
         <w:r>
           <w:rPr>
             <w:rStyle w:val="Hipervnculo"/>
@@ -2102,7 +2102,7 @@
             <w:noProof/>
             <w:webHidden/>
           </w:rPr>
-          <w:instrText xml:space="preserve"> PAGEREF _Toc243481603 \h </w:instrText>
+          <w:instrText xml:space="preserve"> PAGEREF _Toc243489665 \h </w:instrText>
         </w:r>
         <w:r>
           <w:rPr>
@@ -2122,7 +2122,7 @@
             <w:noProof/>
             <w:webHidden/>
           </w:rPr>
-          <w:t>17</w:t>
+          <w:t>16</w:t>
         </w:r>
         <w:r>
           <w:rPr>
@@ -2145,7 +2145,7 @@
           <w14:ligatures w14:val="standardContextual"/>
         </w:rPr>
       </w:pPr>
-      <w:hyperlink w:anchor="_Toc243481604" w:history="1">
+      <w:hyperlink w:anchor="_Toc243489666" w:history="1">
         <w:r>
           <w:rPr>
             <w:rStyle w:val="Hipervnculo"/>
@@ -2172,7 +2172,7 @@
             <w:noProof/>
             <w:webHidden/>
           </w:rPr>
-          <w:instrText xml:space="preserve"> PAGEREF _Toc243481604 \h </w:instrText>
+          <w:instrText xml:space="preserve"> PAGEREF _Toc243489666 \h </w:instrText>
         </w:r>
         <w:r>
           <w:rPr>
@@ -2192,7 +2192,7 @@
             <w:noProof/>
             <w:webHidden/>
           </w:rPr>
-          <w:t>19</w:t>
+          <w:t>18</w:t>
         </w:r>
         <w:r>
           <w:rPr>
@@ -2217,7 +2217,7 @@
           <w14:ligatures w14:val="standardContextual"/>
         </w:rPr>
       </w:pPr>
-      <w:hyperlink w:anchor="_Toc243481605" w:history="1">
+      <w:hyperlink w:anchor="_Toc243489667" w:history="1">
         <w:r>
           <w:rPr>
             <w:rStyle w:val="Hipervnculo"/>
@@ -2244,7 +2244,7 @@
             <w:noProof/>
             <w:webHidden/>
           </w:rPr>
-          <w:instrText xml:space="preserve"> PAGEREF _Toc243481605 \h </w:instrText>
+          <w:instrText xml:space="preserve"> PAGEREF _Toc243489667 \h </w:instrText>
         </w:r>
         <w:r>
           <w:rPr>
@@ -2264,7 +2264,7 @@
             <w:noProof/>
             <w:webHidden/>
           </w:rPr>
-          <w:t>20</w:t>
+          <w:t>19</w:t>
         </w:r>
         <w:r>
           <w:rPr>
@@ -2289,7 +2289,7 @@
           <w14:ligatures w14:val="standardContextual"/>
         </w:rPr>
       </w:pPr>
-      <w:hyperlink w:anchor="_Toc243481606" w:history="1">
+      <w:hyperlink w:anchor="_Toc243489668" w:history="1">
         <w:r>
           <w:rPr>
             <w:rStyle w:val="Hipervnculo"/>
@@ -2316,7 +2316,7 @@
             <w:noProof/>
             <w:webHidden/>
           </w:rPr>
-          <w:instrText xml:space="preserve"> PAGEREF _Toc243481606 \h </w:instrText>
+          <w:instrText xml:space="preserve"> PAGEREF _Toc243489668 \h </w:instrText>
         </w:r>
         <w:r>
           <w:rPr>
@@ -2336,7 +2336,7 @@
             <w:noProof/>
             <w:webHidden/>
           </w:rPr>
-          <w:t>21</w:t>
+          <w:t>20</w:t>
         </w:r>
         <w:r>
           <w:rPr>
@@ -2359,7 +2359,7 @@
           <w14:ligatures w14:val="standardContextual"/>
         </w:rPr>
       </w:pPr>
-      <w:hyperlink w:anchor="_Toc243481607" w:history="1">
+      <w:hyperlink w:anchor="_Toc243489669" w:history="1">
         <w:r>
           <w:rPr>
             <w:rStyle w:val="Hipervnculo"/>
@@ -2386,7 +2386,7 @@
             <w:noProof/>
             <w:webHidden/>
           </w:rPr>
-          <w:instrText xml:space="preserve"> PAGEREF _Toc243481607 \h </w:instrText>
+          <w:instrText xml:space="preserve"> PAGEREF _Toc243489669 \h </w:instrText>
         </w:r>
         <w:r>
           <w:rPr>
@@ -2406,7 +2406,7 @@
             <w:noProof/>
             <w:webHidden/>
           </w:rPr>
-          <w:t>21</w:t>
+          <w:t>20</w:t>
         </w:r>
         <w:r>
           <w:rPr>
@@ -2429,7 +2429,7 @@
           <w14:ligatures w14:val="standardContextual"/>
         </w:rPr>
       </w:pPr>
-      <w:hyperlink w:anchor="_Toc243481608" w:history="1">
+      <w:hyperlink w:anchor="_Toc243489670" w:history="1">
         <w:r>
           <w:rPr>
             <w:rStyle w:val="Hipervnculo"/>
@@ -2458,7 +2458,7 @@
             <w:noProof/>
             <w:webHidden/>
           </w:rPr>
-          <w:instrText xml:space="preserve"> PAGEREF _Toc243481608 \h </w:instrText>
+          <w:instrText xml:space="preserve"> PAGEREF _Toc243489670 \h </w:instrText>
         </w:r>
         <w:r>
           <w:rPr>
@@ -2478,7 +2478,7 @@
             <w:noProof/>
             <w:webHidden/>
           </w:rPr>
-          <w:t>21</w:t>
+          <w:t>20</w:t>
         </w:r>
         <w:r>
           <w:rPr>
@@ -2501,7 +2501,7 @@
           <w14:ligatures w14:val="standardContextual"/>
         </w:rPr>
       </w:pPr>
-      <w:hyperlink w:anchor="_Toc243481609" w:history="1">
+      <w:hyperlink w:anchor="_Toc243489671" w:history="1">
         <w:r>
           <w:rPr>
             <w:rStyle w:val="Hipervnculo"/>
@@ -2530,7 +2530,7 @@
             <w:noProof/>
             <w:webHidden/>
           </w:rPr>
-          <w:instrText xml:space="preserve"> PAGEREF _Toc243481609 \h </w:instrText>
+          <w:instrText xml:space="preserve"> PAGEREF _Toc243489671 \h </w:instrText>
         </w:r>
         <w:r>
           <w:rPr>
@@ -2550,7 +2550,7 @@
             <w:noProof/>
             <w:webHidden/>
           </w:rPr>
-          <w:t>23</w:t>
+          <w:t>21</w:t>
         </w:r>
         <w:r>
           <w:rPr>
@@ -2573,7 +2573,7 @@
           <w14:ligatures w14:val="standardContextual"/>
         </w:rPr>
       </w:pPr>
-      <w:hyperlink w:anchor="_Toc243481610" w:history="1">
+      <w:hyperlink w:anchor="_Toc243489672" w:history="1">
         <w:r>
           <w:rPr>
             <w:rStyle w:val="Hipervnculo"/>
@@ -2602,7 +2602,7 @@
             <w:noProof/>
             <w:webHidden/>
           </w:rPr>
-          <w:instrText xml:space="preserve"> PAGEREF _Toc243481610 \h </w:instrText>
+          <w:instrText xml:space="preserve"> PAGEREF _Toc243489672 \h </w:instrText>
         </w:r>
         <w:r>
           <w:rPr>
@@ -2622,7 +2622,7 @@
             <w:noProof/>
             <w:webHidden/>
           </w:rPr>
-          <w:t>26</w:t>
+          <w:t>24</w:t>
         </w:r>
         <w:r>
           <w:rPr>
@@ -2645,7 +2645,7 @@
           <w14:ligatures w14:val="standardContextual"/>
         </w:rPr>
       </w:pPr>
-      <w:hyperlink w:anchor="_Toc243481611" w:history="1">
+      <w:hyperlink w:anchor="_Toc243489673" w:history="1">
         <w:r>
           <w:rPr>
             <w:rStyle w:val="Hipervnculo"/>
@@ -2674,7 +2674,7 @@
             <w:noProof/>
             <w:webHidden/>
           </w:rPr>
-          <w:instrText xml:space="preserve"> PAGEREF _Toc243481611 \h </w:instrText>
+          <w:instrText xml:space="preserve"> PAGEREF _Toc243489673 \h </w:instrText>
         </w:r>
         <w:r>
           <w:rPr>
@@ -2694,7 +2694,7 @@
             <w:noProof/>
             <w:webHidden/>
           </w:rPr>
-          <w:t>30</w:t>
+          <w:t>29</w:t>
         </w:r>
         <w:r>
           <w:rPr>
@@ -2717,7 +2717,7 @@
           <w14:ligatures w14:val="standardContextual"/>
         </w:rPr>
       </w:pPr>
-      <w:hyperlink w:anchor="_Toc243481612" w:history="1">
+      <w:hyperlink w:anchor="_Toc243489674" w:history="1">
         <w:r>
           <w:rPr>
             <w:rStyle w:val="Hipervnculo"/>
@@ -2746,7 +2746,7 @@
             <w:noProof/>
             <w:webHidden/>
           </w:rPr>
-          <w:instrText xml:space="preserve"> PAGEREF _Toc243481612 \h </w:instrText>
+          <w:instrText xml:space="preserve"> PAGEREF _Toc243489674 \h </w:instrText>
         </w:r>
         <w:r>
           <w:rPr>
@@ -2766,7 +2766,7 @@
             <w:noProof/>
             <w:webHidden/>
           </w:rPr>
-          <w:t>32</w:t>
+          <w:t>31</w:t>
         </w:r>
         <w:r>
           <w:rPr>
@@ -2789,7 +2789,7 @@
           <w14:ligatures w14:val="standardContextual"/>
         </w:rPr>
       </w:pPr>
-      <w:hyperlink w:anchor="_Toc243481613" w:history="1">
+      <w:hyperlink w:anchor="_Toc243489675" w:history="1">
         <w:r>
           <w:rPr>
             <w:rStyle w:val="Hipervnculo"/>
@@ -2818,7 +2818,7 @@
             <w:noProof/>
             <w:webHidden/>
           </w:rPr>
-          <w:instrText xml:space="preserve"> PAGEREF _Toc243481613 \h </w:instrText>
+          <w:instrText xml:space="preserve"> PAGEREF _Toc243489675 \h </w:instrText>
         </w:r>
         <w:r>
           <w:rPr>
@@ -2838,7 +2838,7 @@
             <w:noProof/>
             <w:webHidden/>
           </w:rPr>
-          <w:t>36</w:t>
+          <w:t>35</w:t>
         </w:r>
         <w:r>
           <w:rPr>
@@ -2861,7 +2861,7 @@
           <w14:ligatures w14:val="standardContextual"/>
         </w:rPr>
       </w:pPr>
-      <w:hyperlink w:anchor="_Toc243481614" w:history="1">
+      <w:hyperlink w:anchor="_Toc243489676" w:history="1">
         <w:r>
           <w:rPr>
             <w:rStyle w:val="Hipervnculo"/>
@@ -2890,7 +2890,7 @@
             <w:noProof/>
             <w:webHidden/>
           </w:rPr>
-          <w:instrText xml:space="preserve"> PAGEREF _Toc243481614 \h </w:instrText>
+          <w:instrText xml:space="preserve"> PAGEREF _Toc243489676 \h </w:instrText>
         </w:r>
         <w:r>
           <w:rPr>
@@ -2910,7 +2910,7 @@
             <w:noProof/>
             <w:webHidden/>
           </w:rPr>
-          <w:t>39</w:t>
+          <w:t>37</w:t>
         </w:r>
         <w:r>
           <w:rPr>
@@ -2933,7 +2933,7 @@
           <w14:ligatures w14:val="standardContextual"/>
         </w:rPr>
       </w:pPr>
-      <w:hyperlink w:anchor="_Toc243481615" w:history="1">
+      <w:hyperlink w:anchor="_Toc243489677" w:history="1">
         <w:r>
           <w:rPr>
             <w:rStyle w:val="Hipervnculo"/>
@@ -2962,7 +2962,7 @@
             <w:noProof/>
             <w:webHidden/>
           </w:rPr>
-          <w:instrText xml:space="preserve"> PAGEREF _Toc243481615 \h </w:instrText>
+          <w:instrText xml:space="preserve"> PAGEREF _Toc243489677 \h </w:instrText>
         </w:r>
         <w:r>
           <w:rPr>
@@ -2982,7 +2982,7 @@
             <w:noProof/>
             <w:webHidden/>
           </w:rPr>
-          <w:t>46</w:t>
+          <w:t>44</w:t>
         </w:r>
         <w:r>
           <w:rPr>
@@ -3005,7 +3005,7 @@
           <w14:ligatures w14:val="standardContextual"/>
         </w:rPr>
       </w:pPr>
-      <w:hyperlink w:anchor="_Toc243481616" w:history="1">
+      <w:hyperlink w:anchor="_Toc243489678" w:history="1">
         <w:r>
           <w:rPr>
             <w:rStyle w:val="Hipervnculo"/>
@@ -3032,7 +3032,7 @@
             <w:noProof/>
             <w:webHidden/>
           </w:rPr>
-          <w:instrText xml:space="preserve"> PAGEREF _Toc243481616 \h </w:instrText>
+          <w:instrText xml:space="preserve"> PAGEREF _Toc243489678 \h </w:instrText>
         </w:r>
         <w:r>
           <w:rPr>
@@ -3052,7 +3052,7 @@
             <w:noProof/>
             <w:webHidden/>
           </w:rPr>
-          <w:t>46</w:t>
+          <w:t>45</w:t>
         </w:r>
         <w:r>
           <w:rPr>
@@ -3075,7 +3075,7 @@
           <w14:ligatures w14:val="standardContextual"/>
         </w:rPr>
       </w:pPr>
-      <w:hyperlink w:anchor="_Toc243481617" w:history="1">
+      <w:hyperlink w:anchor="_Toc243489679" w:history="1">
         <w:r>
           <w:rPr>
             <w:rStyle w:val="Hipervnculo"/>
@@ -3104,7 +3104,7 @@
             <w:noProof/>
             <w:webHidden/>
           </w:rPr>
-          <w:instrText xml:space="preserve"> PAGEREF _Toc243481617 \h </w:instrText>
+          <w:instrText xml:space="preserve"> PAGEREF _Toc243489679 \h </w:instrText>
         </w:r>
         <w:r>
           <w:rPr>
@@ -3124,7 +3124,7 @@
             <w:noProof/>
             <w:webHidden/>
           </w:rPr>
-          <w:t>46</w:t>
+          <w:t>45</w:t>
         </w:r>
         <w:r>
           <w:rPr>
@@ -3147,7 +3147,7 @@
           <w14:ligatures w14:val="standardContextual"/>
         </w:rPr>
       </w:pPr>
-      <w:hyperlink w:anchor="_Toc243481618" w:history="1">
+      <w:hyperlink w:anchor="_Toc243489680" w:history="1">
         <w:r>
           <w:rPr>
             <w:rStyle w:val="Hipervnculo"/>
@@ -3176,7 +3176,7 @@
             <w:noProof/>
             <w:webHidden/>
           </w:rPr>
-          <w:instrText xml:space="preserve"> PAGEREF _Toc243481618 \h </w:instrText>
+          <w:instrText xml:space="preserve"> PAGEREF _Toc243489680 \h </w:instrText>
         </w:r>
         <w:r>
           <w:rPr>
@@ -3196,7 +3196,7 @@
             <w:noProof/>
             <w:webHidden/>
           </w:rPr>
-          <w:t>46</w:t>
+          <w:t>45</w:t>
         </w:r>
         <w:r>
           <w:rPr>
@@ -3219,7 +3219,7 @@
           <w14:ligatures w14:val="standardContextual"/>
         </w:rPr>
       </w:pPr>
-      <w:hyperlink w:anchor="_Toc243481619" w:history="1">
+      <w:hyperlink w:anchor="_Toc243489681" w:history="1">
         <w:r>
           <w:rPr>
             <w:rStyle w:val="Hipervnculo"/>
@@ -3248,7 +3248,7 @@
             <w:noProof/>
             <w:webHidden/>
           </w:rPr>
-          <w:instrText xml:space="preserve"> PAGEREF _Toc243481619 \h </w:instrText>
+          <w:instrText xml:space="preserve"> PAGEREF _Toc243489681 \h </w:instrText>
         </w:r>
         <w:r>
           <w:rPr>
@@ -3268,7 +3268,7 @@
             <w:noProof/>
             <w:webHidden/>
           </w:rPr>
-          <w:t>46</w:t>
+          <w:t>45</w:t>
         </w:r>
         <w:r>
           <w:rPr>
@@ -3291,7 +3291,7 @@
           <w14:ligatures w14:val="standardContextual"/>
         </w:rPr>
       </w:pPr>
-      <w:hyperlink w:anchor="_Toc243481620" w:history="1">
+      <w:hyperlink w:anchor="_Toc243489682" w:history="1">
         <w:r>
           <w:rPr>
             <w:rStyle w:val="Hipervnculo"/>
@@ -3320,7 +3320,7 @@
             <w:noProof/>
             <w:webHidden/>
           </w:rPr>
-          <w:instrText xml:space="preserve"> PAGEREF _Toc243481620 \h </w:instrText>
+          <w:instrText xml:space="preserve"> PAGEREF _Toc243489682 \h </w:instrText>
         </w:r>
         <w:r>
           <w:rPr>
@@ -3340,7 +3340,7 @@
             <w:noProof/>
             <w:webHidden/>
           </w:rPr>
-          <w:t>47</w:t>
+          <w:t>45</w:t>
         </w:r>
         <w:r>
           <w:rPr>
@@ -3363,7 +3363,7 @@
           <w14:ligatures w14:val="standardContextual"/>
         </w:rPr>
       </w:pPr>
-      <w:hyperlink w:anchor="_Toc243481621" w:history="1">
+      <w:hyperlink w:anchor="_Toc243489683" w:history="1">
         <w:r>
           <w:rPr>
             <w:rStyle w:val="Hipervnculo"/>
@@ -3392,7 +3392,7 @@
             <w:noProof/>
             <w:webHidden/>
           </w:rPr>
-          <w:instrText xml:space="preserve"> PAGEREF _Toc243481621 \h </w:instrText>
+          <w:instrText xml:space="preserve"> PAGEREF _Toc243489683 \h </w:instrText>
         </w:r>
         <w:r>
           <w:rPr>
@@ -3412,7 +3412,7 @@
             <w:noProof/>
             <w:webHidden/>
           </w:rPr>
-          <w:t>47</w:t>
+          <w:t>45</w:t>
         </w:r>
         <w:r>
           <w:rPr>
@@ -3435,7 +3435,7 @@
           <w14:ligatures w14:val="standardContextual"/>
         </w:rPr>
       </w:pPr>
-      <w:hyperlink w:anchor="_Toc243481622" w:history="1">
+      <w:hyperlink w:anchor="_Toc243489684" w:history="1">
         <w:r>
           <w:rPr>
             <w:rStyle w:val="Hipervnculo"/>
@@ -3464,7 +3464,7 @@
             <w:noProof/>
             <w:webHidden/>
           </w:rPr>
-          <w:instrText xml:space="preserve"> PAGEREF _Toc243481622 \h </w:instrText>
+          <w:instrText xml:space="preserve"> PAGEREF _Toc243489684 \h </w:instrText>
         </w:r>
         <w:r>
           <w:rPr>
@@ -3484,7 +3484,7 @@
             <w:noProof/>
             <w:webHidden/>
           </w:rPr>
-          <w:t>47</w:t>
+          <w:t>45</w:t>
         </w:r>
         <w:r>
           <w:rPr>
@@ -3507,7 +3507,7 @@
           <w14:ligatures w14:val="standardContextual"/>
         </w:rPr>
       </w:pPr>
-      <w:hyperlink w:anchor="_Toc243481623" w:history="1">
+      <w:hyperlink w:anchor="_Toc243489685" w:history="1">
         <w:r>
           <w:rPr>
             <w:rStyle w:val="Hipervnculo"/>
@@ -3536,7 +3536,7 @@
             <w:noProof/>
             <w:webHidden/>
           </w:rPr>
-          <w:instrText xml:space="preserve"> PAGEREF _Toc243481623 \h </w:instrText>
+          <w:instrText xml:space="preserve"> PAGEREF _Toc243489685 \h </w:instrText>
         </w:r>
         <w:r>
           <w:rPr>
@@ -3556,7 +3556,7 @@
             <w:noProof/>
             <w:webHidden/>
           </w:rPr>
-          <w:t>47</w:t>
+          <w:t>45</w:t>
         </w:r>
         <w:r>
           <w:rPr>
@@ -3579,7 +3579,7 @@
           <w14:ligatures w14:val="standardContextual"/>
         </w:rPr>
       </w:pPr>
-      <w:hyperlink w:anchor="_Toc243481624" w:history="1">
+      <w:hyperlink w:anchor="_Toc243489686" w:history="1">
         <w:r>
           <w:rPr>
             <w:rStyle w:val="Hipervnculo"/>
@@ -3608,7 +3608,7 @@
             <w:noProof/>
             <w:webHidden/>
           </w:rPr>
-          <w:instrText xml:space="preserve"> PAGEREF _Toc243481624 \h </w:instrText>
+          <w:instrText xml:space="preserve"> PAGEREF _Toc243489686 \h </w:instrText>
         </w:r>
         <w:r>
           <w:rPr>
@@ -3628,7 +3628,7 @@
             <w:noProof/>
             <w:webHidden/>
           </w:rPr>
-          <w:t>47</w:t>
+          <w:t>45</w:t>
         </w:r>
         <w:r>
           <w:rPr>
@@ -3651,7 +3651,7 @@
           <w14:ligatures w14:val="standardContextual"/>
         </w:rPr>
       </w:pPr>
-      <w:hyperlink w:anchor="_Toc243481625" w:history="1">
+      <w:hyperlink w:anchor="_Toc243489687" w:history="1">
         <w:r>
           <w:rPr>
             <w:rStyle w:val="Hipervnculo"/>
@@ -3680,7 +3680,7 @@
             <w:noProof/>
             <w:webHidden/>
           </w:rPr>
-          <w:instrText xml:space="preserve"> PAGEREF _Toc243481625 \h </w:instrText>
+          <w:instrText xml:space="preserve"> PAGEREF _Toc243489687 \h </w:instrText>
         </w:r>
         <w:r>
           <w:rPr>
@@ -3700,7 +3700,7 @@
             <w:noProof/>
             <w:webHidden/>
           </w:rPr>
-          <w:t>47</w:t>
+          <w:t>46</w:t>
         </w:r>
         <w:r>
           <w:rPr>
@@ -3723,7 +3723,7 @@
           <w14:ligatures w14:val="standardContextual"/>
         </w:rPr>
       </w:pPr>
-      <w:hyperlink w:anchor="_Toc243481626" w:history="1">
+      <w:hyperlink w:anchor="_Toc243489688" w:history="1">
         <w:r>
           <w:rPr>
             <w:rStyle w:val="Hipervnculo"/>
@@ -3750,7 +3750,7 @@
             <w:noProof/>
             <w:webHidden/>
           </w:rPr>
-          <w:instrText xml:space="preserve"> PAGEREF _Toc243481626 \h </w:instrText>
+          <w:instrText xml:space="preserve"> PAGEREF _Toc243489688 \h </w:instrText>
         </w:r>
         <w:r>
           <w:rPr>
@@ -3770,7 +3770,7 @@
             <w:noProof/>
             <w:webHidden/>
           </w:rPr>
-          <w:t>47</w:t>
+          <w:t>46</w:t>
         </w:r>
         <w:r>
           <w:rPr>
@@ -3793,7 +3793,7 @@
           <w14:ligatures w14:val="standardContextual"/>
         </w:rPr>
       </w:pPr>
-      <w:hyperlink w:anchor="_Toc243481627" w:history="1">
+      <w:hyperlink w:anchor="_Toc243489689" w:history="1">
         <w:r>
           <w:rPr>
             <w:rStyle w:val="Hipervnculo"/>
@@ -3822,7 +3822,7 @@
             <w:noProof/>
             <w:webHidden/>
           </w:rPr>
-          <w:instrText xml:space="preserve"> PAGEREF _Toc243481627 \h </w:instrText>
+          <w:instrText xml:space="preserve"> PAGEREF _Toc243489689 \h </w:instrText>
         </w:r>
         <w:r>
           <w:rPr>
@@ -3842,7 +3842,7 @@
             <w:noProof/>
             <w:webHidden/>
           </w:rPr>
-          <w:t>47</w:t>
+          <w:t>46</w:t>
         </w:r>
         <w:r>
           <w:rPr>
@@ -3865,7 +3865,7 @@
           <w14:ligatures w14:val="standardContextual"/>
         </w:rPr>
       </w:pPr>
-      <w:hyperlink w:anchor="_Toc243481628" w:history="1">
+      <w:hyperlink w:anchor="_Toc243489690" w:history="1">
         <w:r>
           <w:rPr>
             <w:rStyle w:val="Hipervnculo"/>
@@ -3894,7 +3894,7 @@
             <w:noProof/>
             <w:webHidden/>
           </w:rPr>
-          <w:instrText xml:space="preserve"> PAGEREF _Toc243481628 \h </w:instrText>
+          <w:instrText xml:space="preserve"> PAGEREF _Toc243489690 \h </w:instrText>
         </w:r>
         <w:r>
           <w:rPr>
@@ -3914,7 +3914,7 @@
             <w:noProof/>
             <w:webHidden/>
           </w:rPr>
-          <w:t>47</w:t>
+          <w:t>46</w:t>
         </w:r>
         <w:r>
           <w:rPr>
@@ -3937,7 +3937,7 @@
           <w14:ligatures w14:val="standardContextual"/>
         </w:rPr>
       </w:pPr>
-      <w:hyperlink w:anchor="_Toc243481629" w:history="1">
+      <w:hyperlink w:anchor="_Toc243489691" w:history="1">
         <w:r>
           <w:rPr>
             <w:rStyle w:val="Hipervnculo"/>
@@ -3966,7 +3966,7 @@
             <w:noProof/>
             <w:webHidden/>
           </w:rPr>
-          <w:instrText xml:space="preserve"> PAGEREF _Toc243481629 \h </w:instrText>
+          <w:instrText xml:space="preserve"> PAGEREF _Toc243489691 \h </w:instrText>
         </w:r>
         <w:r>
           <w:rPr>
@@ -3986,7 +3986,7 @@
             <w:noProof/>
             <w:webHidden/>
           </w:rPr>
-          <w:t>47</w:t>
+          <w:t>46</w:t>
         </w:r>
         <w:r>
           <w:rPr>
@@ -4009,7 +4009,7 @@
           <w14:ligatures w14:val="standardContextual"/>
         </w:rPr>
       </w:pPr>
-      <w:hyperlink w:anchor="_Toc243481630" w:history="1">
+      <w:hyperlink w:anchor="_Toc243489692" w:history="1">
         <w:r>
           <w:rPr>
             <w:rStyle w:val="Hipervnculo"/>
@@ -4038,7 +4038,7 @@
             <w:noProof/>
             <w:webHidden/>
           </w:rPr>
-          <w:instrText xml:space="preserve"> PAGEREF _Toc243481630 \h </w:instrText>
+          <w:instrText xml:space="preserve"> PAGEREF _Toc243489692 \h </w:instrText>
         </w:r>
         <w:r>
           <w:rPr>
@@ -4058,7 +4058,7 @@
             <w:noProof/>
             <w:webHidden/>
           </w:rPr>
-          <w:t>47</w:t>
+          <w:t>46</w:t>
         </w:r>
         <w:r>
           <w:rPr>
@@ -4081,7 +4081,7 @@
           <w14:ligatures w14:val="standardContextual"/>
         </w:rPr>
       </w:pPr>
-      <w:hyperlink w:anchor="_Toc243481631" w:history="1">
+      <w:hyperlink w:anchor="_Toc243489693" w:history="1">
         <w:r>
           <w:rPr>
             <w:rStyle w:val="Hipervnculo"/>
@@ -4110,7 +4110,7 @@
             <w:noProof/>
             <w:webHidden/>
           </w:rPr>
-          <w:instrText xml:space="preserve"> PAGEREF _Toc243481631 \h </w:instrText>
+          <w:instrText xml:space="preserve"> PAGEREF _Toc243489693 \h </w:instrText>
         </w:r>
         <w:r>
           <w:rPr>
@@ -4130,7 +4130,7 @@
             <w:noProof/>
             <w:webHidden/>
           </w:rPr>
-          <w:t>48</w:t>
+          <w:t>46</w:t>
         </w:r>
         <w:r>
           <w:rPr>
@@ -4153,7 +4153,7 @@
           <w14:ligatures w14:val="standardContextual"/>
         </w:rPr>
       </w:pPr>
-      <w:hyperlink w:anchor="_Toc243481632" w:history="1">
+      <w:hyperlink w:anchor="_Toc243489694" w:history="1">
         <w:r>
           <w:rPr>
             <w:rStyle w:val="Hipervnculo"/>
@@ -4182,7 +4182,7 @@
             <w:noProof/>
             <w:webHidden/>
           </w:rPr>
-          <w:instrText xml:space="preserve"> PAGEREF _Toc243481632 \h </w:instrText>
+          <w:instrText xml:space="preserve"> PAGEREF _Toc243489694 \h </w:instrText>
         </w:r>
         <w:r>
           <w:rPr>
@@ -4202,7 +4202,7 @@
             <w:noProof/>
             <w:webHidden/>
           </w:rPr>
-          <w:t>48</w:t>
+          <w:t>46</w:t>
         </w:r>
         <w:r>
           <w:rPr>
@@ -4225,7 +4225,7 @@
           <w14:ligatures w14:val="standardContextual"/>
         </w:rPr>
       </w:pPr>
-      <w:hyperlink w:anchor="_Toc243481633" w:history="1">
+      <w:hyperlink w:anchor="_Toc243489695" w:history="1">
         <w:r>
           <w:rPr>
             <w:rStyle w:val="Hipervnculo"/>
@@ -4254,7 +4254,7 @@
             <w:noProof/>
             <w:webHidden/>
           </w:rPr>
-          <w:instrText xml:space="preserve"> PAGEREF _Toc243481633 \h </w:instrText>
+          <w:instrText xml:space="preserve"> PAGEREF _Toc243489695 \h </w:instrText>
         </w:r>
         <w:r>
           <w:rPr>
@@ -4274,7 +4274,7 @@
             <w:noProof/>
             <w:webHidden/>
           </w:rPr>
-          <w:t>48</w:t>
+          <w:t>46</w:t>
         </w:r>
         <w:r>
           <w:rPr>
@@ -4297,7 +4297,7 @@
           <w14:ligatures w14:val="standardContextual"/>
         </w:rPr>
       </w:pPr>
-      <w:hyperlink w:anchor="_Toc243481634" w:history="1">
+      <w:hyperlink w:anchor="_Toc243489696" w:history="1">
         <w:r>
           <w:rPr>
             <w:rStyle w:val="Hipervnculo"/>
@@ -4326,7 +4326,7 @@
             <w:noProof/>
             <w:webHidden/>
           </w:rPr>
-          <w:instrText xml:space="preserve"> PAGEREF _Toc243481634 \h </w:instrText>
+          <w:instrText xml:space="preserve"> PAGEREF _Toc243489696 \h </w:instrText>
         </w:r>
         <w:r>
           <w:rPr>
@@ -4346,7 +4346,7 @@
             <w:noProof/>
             <w:webHidden/>
           </w:rPr>
-          <w:t>48</w:t>
+          <w:t>46</w:t>
         </w:r>
         <w:r>
           <w:rPr>
@@ -4369,7 +4369,7 @@
           <w14:ligatures w14:val="standardContextual"/>
         </w:rPr>
       </w:pPr>
-      <w:hyperlink w:anchor="_Toc243481635" w:history="1">
+      <w:hyperlink w:anchor="_Toc243489697" w:history="1">
         <w:r>
           <w:rPr>
             <w:rStyle w:val="Hipervnculo"/>
@@ -4398,7 +4398,7 @@
             <w:noProof/>
             <w:webHidden/>
           </w:rPr>
-          <w:instrText xml:space="preserve"> PAGEREF _Toc243481635 \h </w:instrText>
+          <w:instrText xml:space="preserve"> PAGEREF _Toc243489697 \h </w:instrText>
         </w:r>
         <w:r>
           <w:rPr>
@@ -4418,7 +4418,7 @@
             <w:noProof/>
             <w:webHidden/>
           </w:rPr>
-          <w:t>48</w:t>
+          <w:t>46</w:t>
         </w:r>
         <w:r>
           <w:rPr>
@@ -4441,7 +4441,7 @@
           <w14:ligatures w14:val="standardContextual"/>
         </w:rPr>
       </w:pPr>
-      <w:hyperlink w:anchor="_Toc243481636" w:history="1">
+      <w:hyperlink w:anchor="_Toc243489698" w:history="1">
         <w:r>
           <w:rPr>
             <w:rStyle w:val="Hipervnculo"/>
@@ -4468,7 +4468,7 @@
             <w:noProof/>
             <w:webHidden/>
           </w:rPr>
-          <w:instrText xml:space="preserve"> PAGEREF _Toc243481636 \h </w:instrText>
+          <w:instrText xml:space="preserve"> PAGEREF _Toc243489698 \h </w:instrText>
         </w:r>
         <w:r>
           <w:rPr>
@@ -4488,7 +4488,7 @@
             <w:noProof/>
             <w:webHidden/>
           </w:rPr>
-          <w:t>48</w:t>
+          <w:t>47</w:t>
         </w:r>
         <w:r>
           <w:rPr>
@@ -4511,7 +4511,7 @@
           <w14:ligatures w14:val="standardContextual"/>
         </w:rPr>
       </w:pPr>
-      <w:hyperlink w:anchor="_Toc243481637" w:history="1">
+      <w:hyperlink w:anchor="_Toc243489699" w:history="1">
         <w:r>
           <w:rPr>
             <w:rStyle w:val="Hipervnculo"/>
@@ -4540,7 +4540,7 @@
             <w:noProof/>
             <w:webHidden/>
           </w:rPr>
-          <w:instrText xml:space="preserve"> PAGEREF _Toc243481637 \h </w:instrText>
+          <w:instrText xml:space="preserve"> PAGEREF _Toc243489699 \h </w:instrText>
         </w:r>
         <w:r>
           <w:rPr>
@@ -4560,7 +4560,7 @@
             <w:noProof/>
             <w:webHidden/>
           </w:rPr>
-          <w:t>48</w:t>
+          <w:t>47</w:t>
         </w:r>
         <w:r>
           <w:rPr>
@@ -4583,7 +4583,7 @@
           <w14:ligatures w14:val="standardContextual"/>
         </w:rPr>
       </w:pPr>
-      <w:hyperlink w:anchor="_Toc243481638" w:history="1">
+      <w:hyperlink w:anchor="_Toc243489700" w:history="1">
         <w:r>
           <w:rPr>
             <w:rStyle w:val="Hipervnculo"/>
@@ -4612,7 +4612,7 @@
             <w:noProof/>
             <w:webHidden/>
           </w:rPr>
-          <w:instrText xml:space="preserve"> PAGEREF _Toc243481638 \h </w:instrText>
+          <w:instrText xml:space="preserve"> PAGEREF _Toc243489700 \h </w:instrText>
         </w:r>
         <w:r>
           <w:rPr>
@@ -4632,7 +4632,7 @@
             <w:noProof/>
             <w:webHidden/>
           </w:rPr>
-          <w:t>48</w:t>
+          <w:t>47</w:t>
         </w:r>
         <w:r>
           <w:rPr>
@@ -4655,7 +4655,7 @@
           <w14:ligatures w14:val="standardContextual"/>
         </w:rPr>
       </w:pPr>
-      <w:hyperlink w:anchor="_Toc243481639" w:history="1">
+      <w:hyperlink w:anchor="_Toc243489701" w:history="1">
         <w:r>
           <w:rPr>
             <w:rStyle w:val="Hipervnculo"/>
@@ -4684,7 +4684,7 @@
             <w:noProof/>
             <w:webHidden/>
           </w:rPr>
-          <w:instrText xml:space="preserve"> PAGEREF _Toc243481639 \h </w:instrText>
+          <w:instrText xml:space="preserve"> PAGEREF _Toc243489701 \h </w:instrText>
         </w:r>
         <w:r>
           <w:rPr>
@@ -4704,7 +4704,7 @@
             <w:noProof/>
             <w:webHidden/>
           </w:rPr>
-          <w:t>48</w:t>
+          <w:t>47</w:t>
         </w:r>
         <w:r>
           <w:rPr>
@@ -4727,7 +4727,7 @@
           <w14:ligatures w14:val="standardContextual"/>
         </w:rPr>
       </w:pPr>
-      <w:hyperlink w:anchor="_Toc243481640" w:history="1">
+      <w:hyperlink w:anchor="_Toc243489702" w:history="1">
         <w:r>
           <w:rPr>
             <w:rStyle w:val="Hipervnculo"/>
@@ -4756,7 +4756,7 @@
             <w:noProof/>
             <w:webHidden/>
           </w:rPr>
-          <w:instrText xml:space="preserve"> PAGEREF _Toc243481640 \h </w:instrText>
+          <w:instrText xml:space="preserve"> PAGEREF _Toc243489702 \h </w:instrText>
         </w:r>
         <w:r>
           <w:rPr>
@@ -4776,7 +4776,7 @@
             <w:noProof/>
             <w:webHidden/>
           </w:rPr>
-          <w:t>48</w:t>
+          <w:t>47</w:t>
         </w:r>
         <w:r>
           <w:rPr>
@@ -4799,7 +4799,7 @@
           <w14:ligatures w14:val="standardContextual"/>
         </w:rPr>
       </w:pPr>
-      <w:hyperlink w:anchor="_Toc243481641" w:history="1">
+      <w:hyperlink w:anchor="_Toc243489703" w:history="1">
         <w:r>
           <w:rPr>
             <w:rStyle w:val="Hipervnculo"/>
@@ -4828,7 +4828,7 @@
             <w:noProof/>
             <w:webHidden/>
           </w:rPr>
-          <w:instrText xml:space="preserve"> PAGEREF _Toc243481641 \h </w:instrText>
+          <w:instrText xml:space="preserve"> PAGEREF _Toc243489703 \h </w:instrText>
         </w:r>
         <w:r>
           <w:rPr>
@@ -4848,7 +4848,7 @@
             <w:noProof/>
             <w:webHidden/>
           </w:rPr>
-          <w:t>48</w:t>
+          <w:t>47</w:t>
         </w:r>
         <w:r>
           <w:rPr>
@@ -4871,7 +4871,7 @@
           <w14:ligatures w14:val="standardContextual"/>
         </w:rPr>
       </w:pPr>
-      <w:hyperlink w:anchor="_Toc243481642" w:history="1">
+      <w:hyperlink w:anchor="_Toc243489704" w:history="1">
         <w:r>
           <w:rPr>
             <w:rStyle w:val="Hipervnculo"/>
@@ -4900,7 +4900,7 @@
             <w:noProof/>
             <w:webHidden/>
           </w:rPr>
-          <w:instrText xml:space="preserve"> PAGEREF _Toc243481642 \h </w:instrText>
+          <w:instrText xml:space="preserve"> PAGEREF _Toc243489704 \h </w:instrText>
         </w:r>
         <w:r>
           <w:rPr>
@@ -4920,7 +4920,7 @@
             <w:noProof/>
             <w:webHidden/>
           </w:rPr>
-          <w:t>49</w:t>
+          <w:t>47</w:t>
         </w:r>
         <w:r>
           <w:rPr>
@@ -4943,7 +4943,7 @@
           <w14:ligatures w14:val="standardContextual"/>
         </w:rPr>
       </w:pPr>
-      <w:hyperlink w:anchor="_Toc243481643" w:history="1">
+      <w:hyperlink w:anchor="_Toc243489705" w:history="1">
         <w:r>
           <w:rPr>
             <w:rStyle w:val="Hipervnculo"/>
@@ -4972,7 +4972,7 @@
             <w:noProof/>
             <w:webHidden/>
           </w:rPr>
-          <w:instrText xml:space="preserve"> PAGEREF _Toc243481643 \h </w:instrText>
+          <w:instrText xml:space="preserve"> PAGEREF _Toc243489705 \h </w:instrText>
         </w:r>
         <w:r>
           <w:rPr>
@@ -4992,7 +4992,7 @@
             <w:noProof/>
             <w:webHidden/>
           </w:rPr>
-          <w:t>49</w:t>
+          <w:t>47</w:t>
         </w:r>
         <w:r>
           <w:rPr>
@@ -5015,7 +5015,7 @@
           <w14:ligatures w14:val="standardContextual"/>
         </w:rPr>
       </w:pPr>
-      <w:hyperlink w:anchor="_Toc243481644" w:history="1">
+      <w:hyperlink w:anchor="_Toc243489706" w:history="1">
         <w:r>
           <w:rPr>
             <w:rStyle w:val="Hipervnculo"/>
@@ -5044,7 +5044,7 @@
             <w:noProof/>
             <w:webHidden/>
           </w:rPr>
-          <w:instrText xml:space="preserve"> PAGEREF _Toc243481644 \h </w:instrText>
+          <w:instrText xml:space="preserve"> PAGEREF _Toc243489706 \h </w:instrText>
         </w:r>
         <w:r>
           <w:rPr>
@@ -5064,7 +5064,7 @@
             <w:noProof/>
             <w:webHidden/>
           </w:rPr>
-          <w:t>49</w:t>
+          <w:t>47</w:t>
         </w:r>
         <w:r>
           <w:rPr>
@@ -5087,7 +5087,7 @@
           <w14:ligatures w14:val="standardContextual"/>
         </w:rPr>
       </w:pPr>
-      <w:hyperlink w:anchor="_Toc243481645" w:history="1">
+      <w:hyperlink w:anchor="_Toc243489707" w:history="1">
         <w:r>
           <w:rPr>
             <w:rStyle w:val="Hipervnculo"/>
@@ -5116,7 +5116,7 @@
             <w:noProof/>
             <w:webHidden/>
           </w:rPr>
-          <w:instrText xml:space="preserve"> PAGEREF _Toc243481645 \h </w:instrText>
+          <w:instrText xml:space="preserve"> PAGEREF _Toc243489707 \h </w:instrText>
         </w:r>
         <w:r>
           <w:rPr>
@@ -5136,7 +5136,7 @@
             <w:noProof/>
             <w:webHidden/>
           </w:rPr>
-          <w:t>49</w:t>
+          <w:t>47</w:t>
         </w:r>
         <w:r>
           <w:rPr>
@@ -5159,7 +5159,7 @@
           <w14:ligatures w14:val="standardContextual"/>
         </w:rPr>
       </w:pPr>
-      <w:hyperlink w:anchor="_Toc243481646" w:history="1">
+      <w:hyperlink w:anchor="_Toc243489708" w:history="1">
         <w:r>
           <w:rPr>
             <w:rStyle w:val="Hipervnculo"/>
@@ -5186,7 +5186,7 @@
             <w:noProof/>
             <w:webHidden/>
           </w:rPr>
-          <w:instrText xml:space="preserve"> PAGEREF _Toc243481646 \h </w:instrText>
+          <w:instrText xml:space="preserve"> PAGEREF _Toc243489708 \h </w:instrText>
         </w:r>
         <w:r>
           <w:rPr>
@@ -5206,7 +5206,7 @@
             <w:noProof/>
             <w:webHidden/>
           </w:rPr>
-          <w:t>49</w:t>
+          <w:t>47</w:t>
         </w:r>
         <w:r>
           <w:rPr>
@@ -5229,7 +5229,7 @@
           <w14:ligatures w14:val="standardContextual"/>
         </w:rPr>
       </w:pPr>
-      <w:hyperlink w:anchor="_Toc243481647" w:history="1">
+      <w:hyperlink w:anchor="_Toc243489709" w:history="1">
         <w:r>
           <w:rPr>
             <w:rStyle w:val="Hipervnculo"/>
@@ -5258,7 +5258,7 @@
             <w:noProof/>
             <w:webHidden/>
           </w:rPr>
-          <w:instrText xml:space="preserve"> PAGEREF _Toc243481647 \h </w:instrText>
+          <w:instrText xml:space="preserve"> PAGEREF _Toc243489709 \h </w:instrText>
         </w:r>
         <w:r>
           <w:rPr>
@@ -5278,7 +5278,7 @@
             <w:noProof/>
             <w:webHidden/>
           </w:rPr>
-          <w:t>49</w:t>
+          <w:t>48</w:t>
         </w:r>
         <w:r>
           <w:rPr>
@@ -5301,7 +5301,7 @@
           <w14:ligatures w14:val="standardContextual"/>
         </w:rPr>
       </w:pPr>
-      <w:hyperlink w:anchor="_Toc243481648" w:history="1">
+      <w:hyperlink w:anchor="_Toc243489710" w:history="1">
         <w:r>
           <w:rPr>
             <w:rStyle w:val="Hipervnculo"/>
@@ -5330,7 +5330,7 @@
             <w:noProof/>
             <w:webHidden/>
           </w:rPr>
-          <w:instrText xml:space="preserve"> PAGEREF _Toc243481648 \h </w:instrText>
+          <w:instrText xml:space="preserve"> PAGEREF _Toc243489710 \h </w:instrText>
         </w:r>
         <w:r>
           <w:rPr>
@@ -5350,7 +5350,7 @@
             <w:noProof/>
             <w:webHidden/>
           </w:rPr>
-          <w:t>49</w:t>
+          <w:t>48</w:t>
         </w:r>
         <w:r>
           <w:rPr>
@@ -5373,7 +5373,7 @@
           <w14:ligatures w14:val="standardContextual"/>
         </w:rPr>
       </w:pPr>
-      <w:hyperlink w:anchor="_Toc243481649" w:history="1">
+      <w:hyperlink w:anchor="_Toc243489711" w:history="1">
         <w:r>
           <w:rPr>
             <w:rStyle w:val="Hipervnculo"/>
@@ -5402,7 +5402,7 @@
             <w:noProof/>
             <w:webHidden/>
           </w:rPr>
-          <w:instrText xml:space="preserve"> PAGEREF _Toc243481649 \h </w:instrText>
+          <w:instrText xml:space="preserve"> PAGEREF _Toc243489711 \h </w:instrText>
         </w:r>
         <w:r>
           <w:rPr>
@@ -5422,7 +5422,7 @@
             <w:noProof/>
             <w:webHidden/>
           </w:rPr>
-          <w:t>49</w:t>
+          <w:t>48</w:t>
         </w:r>
         <w:r>
           <w:rPr>
@@ -5445,7 +5445,7 @@
           <w14:ligatures w14:val="standardContextual"/>
         </w:rPr>
       </w:pPr>
-      <w:hyperlink w:anchor="_Toc243481650" w:history="1">
+      <w:hyperlink w:anchor="_Toc243489712" w:history="1">
         <w:r>
           <w:rPr>
             <w:rStyle w:val="Hipervnculo"/>
@@ -5474,7 +5474,7 @@
             <w:noProof/>
             <w:webHidden/>
           </w:rPr>
-          <w:instrText xml:space="preserve"> PAGEREF _Toc243481650 \h </w:instrText>
+          <w:instrText xml:space="preserve"> PAGEREF _Toc243489712 \h </w:instrText>
         </w:r>
         <w:r>
           <w:rPr>
@@ -5494,7 +5494,7 @@
             <w:noProof/>
             <w:webHidden/>
           </w:rPr>
-          <w:t>49</w:t>
+          <w:t>48</w:t>
         </w:r>
         <w:r>
           <w:rPr>
@@ -5517,7 +5517,7 @@
           <w14:ligatures w14:val="standardContextual"/>
         </w:rPr>
       </w:pPr>
-      <w:hyperlink w:anchor="_Toc243481651" w:history="1">
+      <w:hyperlink w:anchor="_Toc243489713" w:history="1">
         <w:r>
           <w:rPr>
             <w:rStyle w:val="Hipervnculo"/>
@@ -5546,7 +5546,7 @@
             <w:noProof/>
             <w:webHidden/>
           </w:rPr>
-          <w:instrText xml:space="preserve"> PAGEREF _Toc243481651 \h </w:instrText>
+          <w:instrText xml:space="preserve"> PAGEREF _Toc243489713 \h </w:instrText>
         </w:r>
         <w:r>
           <w:rPr>
@@ -5566,7 +5566,7 @@
             <w:noProof/>
             <w:webHidden/>
           </w:rPr>
-          <w:t>49</w:t>
+          <w:t>48</w:t>
         </w:r>
         <w:r>
           <w:rPr>
@@ -5589,7 +5589,7 @@
           <w14:ligatures w14:val="standardContextual"/>
         </w:rPr>
       </w:pPr>
-      <w:hyperlink w:anchor="_Toc243481652" w:history="1">
+      <w:hyperlink w:anchor="_Toc243489714" w:history="1">
         <w:r>
           <w:rPr>
             <w:rStyle w:val="Hipervnculo"/>
@@ -5618,7 +5618,7 @@
             <w:noProof/>
             <w:webHidden/>
           </w:rPr>
-          <w:instrText xml:space="preserve"> PAGEREF _Toc243481652 \h </w:instrText>
+          <w:instrText xml:space="preserve"> PAGEREF _Toc243489714 \h </w:instrText>
         </w:r>
         <w:r>
           <w:rPr>
@@ -5638,7 +5638,7 @@
             <w:noProof/>
             <w:webHidden/>
           </w:rPr>
-          <w:t>49</w:t>
+          <w:t>48</w:t>
         </w:r>
         <w:r>
           <w:rPr>
@@ -5661,7 +5661,7 @@
           <w14:ligatures w14:val="standardContextual"/>
         </w:rPr>
       </w:pPr>
-      <w:hyperlink w:anchor="_Toc243481653" w:history="1">
+      <w:hyperlink w:anchor="_Toc243489715" w:history="1">
         <w:r>
           <w:rPr>
             <w:rStyle w:val="Hipervnculo"/>
@@ -5690,7 +5690,7 @@
             <w:noProof/>
             <w:webHidden/>
           </w:rPr>
-          <w:instrText xml:space="preserve"> PAGEREF _Toc243481653 \h </w:instrText>
+          <w:instrText xml:space="preserve"> PAGEREF _Toc243489715 \h </w:instrText>
         </w:r>
         <w:r>
           <w:rPr>
@@ -5710,7 +5710,7 @@
             <w:noProof/>
             <w:webHidden/>
           </w:rPr>
-          <w:t>50</w:t>
+          <w:t>48</w:t>
         </w:r>
         <w:r>
           <w:rPr>
@@ -5733,7 +5733,7 @@
           <w14:ligatures w14:val="standardContextual"/>
         </w:rPr>
       </w:pPr>
-      <w:hyperlink w:anchor="_Toc243481654" w:history="1">
+      <w:hyperlink w:anchor="_Toc243489716" w:history="1">
         <w:r>
           <w:rPr>
             <w:rStyle w:val="Hipervnculo"/>
@@ -5762,7 +5762,7 @@
             <w:noProof/>
             <w:webHidden/>
           </w:rPr>
-          <w:instrText xml:space="preserve"> PAGEREF _Toc243481654 \h </w:instrText>
+          <w:instrText xml:space="preserve"> PAGEREF _Toc243489716 \h </w:instrText>
         </w:r>
         <w:r>
           <w:rPr>
@@ -5782,7 +5782,7 @@
             <w:noProof/>
             <w:webHidden/>
           </w:rPr>
-          <w:t>50</w:t>
+          <w:t>48</w:t>
         </w:r>
         <w:r>
           <w:rPr>
@@ -5805,7 +5805,7 @@
           <w14:ligatures w14:val="standardContextual"/>
         </w:rPr>
       </w:pPr>
-      <w:hyperlink w:anchor="_Toc243481655" w:history="1">
+      <w:hyperlink w:anchor="_Toc243489717" w:history="1">
         <w:r>
           <w:rPr>
             <w:rStyle w:val="Hipervnculo"/>
@@ -5834,7 +5834,7 @@
             <w:noProof/>
             <w:webHidden/>
           </w:rPr>
-          <w:instrText xml:space="preserve"> PAGEREF _Toc243481655 \h </w:instrText>
+          <w:instrText xml:space="preserve"> PAGEREF _Toc243489717 \h </w:instrText>
         </w:r>
         <w:r>
           <w:rPr>
@@ -5854,7 +5854,7 @@
             <w:noProof/>
             <w:webHidden/>
           </w:rPr>
-          <w:t>50</w:t>
+          <w:t>48</w:t>
         </w:r>
         <w:r>
           <w:rPr>
@@ -5877,7 +5877,7 @@
           <w14:ligatures w14:val="standardContextual"/>
         </w:rPr>
       </w:pPr>
-      <w:hyperlink w:anchor="_Toc243481656" w:history="1">
+      <w:hyperlink w:anchor="_Toc243489718" w:history="1">
         <w:r>
           <w:rPr>
             <w:rStyle w:val="Hipervnculo"/>
@@ -5904,7 +5904,7 @@
             <w:noProof/>
             <w:webHidden/>
           </w:rPr>
-          <w:instrText xml:space="preserve"> PAGEREF _Toc243481656 \h </w:instrText>
+          <w:instrText xml:space="preserve"> PAGEREF _Toc243489718 \h </w:instrText>
         </w:r>
         <w:r>
           <w:rPr>
@@ -5924,7 +5924,7 @@
             <w:noProof/>
             <w:webHidden/>
           </w:rPr>
-          <w:t>50</w:t>
+          <w:t>48</w:t>
         </w:r>
         <w:r>
           <w:rPr>
@@ -5947,7 +5947,7 @@
           <w14:ligatures w14:val="standardContextual"/>
         </w:rPr>
       </w:pPr>
-      <w:hyperlink w:anchor="_Toc243481657" w:history="1">
+      <w:hyperlink w:anchor="_Toc243489719" w:history="1">
         <w:r>
           <w:rPr>
             <w:rStyle w:val="Hipervnculo"/>
@@ -5976,7 +5976,7 @@
             <w:noProof/>
             <w:webHidden/>
           </w:rPr>
-          <w:instrText xml:space="preserve"> PAGEREF _Toc243481657 \h </w:instrText>
+          <w:instrText xml:space="preserve"> PAGEREF _Toc243489719 \h </w:instrText>
         </w:r>
         <w:r>
           <w:rPr>
@@ -5996,7 +5996,7 @@
             <w:noProof/>
             <w:webHidden/>
           </w:rPr>
-          <w:t>50</w:t>
+          <w:t>48</w:t>
         </w:r>
         <w:r>
           <w:rPr>
@@ -6019,7 +6019,7 @@
           <w14:ligatures w14:val="standardContextual"/>
         </w:rPr>
       </w:pPr>
-      <w:hyperlink w:anchor="_Toc243481658" w:history="1">
+      <w:hyperlink w:anchor="_Toc243489720" w:history="1">
         <w:r>
           <w:rPr>
             <w:rStyle w:val="Hipervnculo"/>
@@ -6048,7 +6048,7 @@
             <w:noProof/>
             <w:webHidden/>
           </w:rPr>
-          <w:instrText xml:space="preserve"> PAGEREF _Toc243481658 \h </w:instrText>
+          <w:instrText xml:space="preserve"> PAGEREF _Toc243489720 \h </w:instrText>
         </w:r>
         <w:r>
           <w:rPr>
@@ -6068,7 +6068,7 @@
             <w:noProof/>
             <w:webHidden/>
           </w:rPr>
-          <w:t>50</w:t>
+          <w:t>49</w:t>
         </w:r>
         <w:r>
           <w:rPr>
@@ -6091,7 +6091,7 @@
           <w14:ligatures w14:val="standardContextual"/>
         </w:rPr>
       </w:pPr>
-      <w:hyperlink w:anchor="_Toc243481659" w:history="1">
+      <w:hyperlink w:anchor="_Toc243489721" w:history="1">
         <w:r>
           <w:rPr>
             <w:rStyle w:val="Hipervnculo"/>
@@ -6120,7 +6120,7 @@
             <w:noProof/>
             <w:webHidden/>
           </w:rPr>
-          <w:instrText xml:space="preserve"> PAGEREF _Toc243481659 \h </w:instrText>
+          <w:instrText xml:space="preserve"> PAGEREF _Toc243489721 \h </w:instrText>
         </w:r>
         <w:r>
           <w:rPr>
@@ -6140,7 +6140,7 @@
             <w:noProof/>
             <w:webHidden/>
           </w:rPr>
-          <w:t>50</w:t>
+          <w:t>49</w:t>
         </w:r>
         <w:r>
           <w:rPr>
@@ -6163,7 +6163,7 @@
           <w14:ligatures w14:val="standardContextual"/>
         </w:rPr>
       </w:pPr>
-      <w:hyperlink w:anchor="_Toc243481660" w:history="1">
+      <w:hyperlink w:anchor="_Toc243489722" w:history="1">
         <w:r>
           <w:rPr>
             <w:rStyle w:val="Hipervnculo"/>
@@ -6192,7 +6192,7 @@
             <w:noProof/>
             <w:webHidden/>
           </w:rPr>
-          <w:instrText xml:space="preserve"> PAGEREF _Toc243481660 \h </w:instrText>
+          <w:instrText xml:space="preserve"> PAGEREF _Toc243489722 \h </w:instrText>
         </w:r>
         <w:r>
           <w:rPr>
@@ -6212,7 +6212,7 @@
             <w:noProof/>
             <w:webHidden/>
           </w:rPr>
-          <w:t>50</w:t>
+          <w:t>49</w:t>
         </w:r>
         <w:r>
           <w:rPr>
@@ -6235,7 +6235,7 @@
           <w14:ligatures w14:val="standardContextual"/>
         </w:rPr>
       </w:pPr>
-      <w:hyperlink w:anchor="_Toc243481661" w:history="1">
+      <w:hyperlink w:anchor="_Toc243489723" w:history="1">
         <w:r>
           <w:rPr>
             <w:rStyle w:val="Hipervnculo"/>
@@ -6264,7 +6264,7 @@
             <w:noProof/>
             <w:webHidden/>
           </w:rPr>
-          <w:instrText xml:space="preserve"> PAGEREF _Toc243481661 \h </w:instrText>
+          <w:instrText xml:space="preserve"> PAGEREF _Toc243489723 \h </w:instrText>
         </w:r>
         <w:r>
           <w:rPr>
@@ -6284,7 +6284,7 @@
             <w:noProof/>
             <w:webHidden/>
           </w:rPr>
-          <w:t>50</w:t>
+          <w:t>49</w:t>
         </w:r>
         <w:r>
           <w:rPr>
@@ -6307,7 +6307,7 @@
           <w14:ligatures w14:val="standardContextual"/>
         </w:rPr>
       </w:pPr>
-      <w:hyperlink w:anchor="_Toc243481662" w:history="1">
+      <w:hyperlink w:anchor="_Toc243489724" w:history="1">
         <w:r>
           <w:rPr>
             <w:rStyle w:val="Hipervnculo"/>
@@ -6336,7 +6336,7 @@
             <w:noProof/>
             <w:webHidden/>
           </w:rPr>
-          <w:instrText xml:space="preserve"> PAGEREF _Toc243481662 \h </w:instrText>
+          <w:instrText xml:space="preserve"> PAGEREF _Toc243489724 \h </w:instrText>
         </w:r>
         <w:r>
           <w:rPr>
@@ -6356,7 +6356,7 @@
             <w:noProof/>
             <w:webHidden/>
           </w:rPr>
-          <w:t>50</w:t>
+          <w:t>49</w:t>
         </w:r>
         <w:r>
           <w:rPr>
@@ -6379,7 +6379,7 @@
           <w14:ligatures w14:val="standardContextual"/>
         </w:rPr>
       </w:pPr>
-      <w:hyperlink w:anchor="_Toc243481663" w:history="1">
+      <w:hyperlink w:anchor="_Toc243489725" w:history="1">
         <w:r>
           <w:rPr>
             <w:rStyle w:val="Hipervnculo"/>
@@ -6408,7 +6408,7 @@
             <w:noProof/>
             <w:webHidden/>
           </w:rPr>
-          <w:instrText xml:space="preserve"> PAGEREF _Toc243481663 \h </w:instrText>
+          <w:instrText xml:space="preserve"> PAGEREF _Toc243489725 \h </w:instrText>
         </w:r>
         <w:r>
           <w:rPr>
@@ -6428,7 +6428,7 @@
             <w:noProof/>
             <w:webHidden/>
           </w:rPr>
-          <w:t>50</w:t>
+          <w:t>49</w:t>
         </w:r>
         <w:r>
           <w:rPr>
@@ -6451,7 +6451,7 @@
           <w14:ligatures w14:val="standardContextual"/>
         </w:rPr>
       </w:pPr>
-      <w:hyperlink w:anchor="_Toc243481664" w:history="1">
+      <w:hyperlink w:anchor="_Toc243489726" w:history="1">
         <w:r>
           <w:rPr>
             <w:rStyle w:val="Hipervnculo"/>
@@ -6480,7 +6480,7 @@
             <w:noProof/>
             <w:webHidden/>
           </w:rPr>
-          <w:instrText xml:space="preserve"> PAGEREF _Toc243481664 \h </w:instrText>
+          <w:instrText xml:space="preserve"> PAGEREF _Toc243489726 \h </w:instrText>
         </w:r>
         <w:r>
           <w:rPr>
@@ -6500,7 +6500,7 @@
             <w:noProof/>
             <w:webHidden/>
           </w:rPr>
-          <w:t>51</w:t>
+          <w:t>49</w:t>
         </w:r>
         <w:r>
           <w:rPr>
@@ -6523,7 +6523,7 @@
           <w14:ligatures w14:val="standardContextual"/>
         </w:rPr>
       </w:pPr>
-      <w:hyperlink w:anchor="_Toc243481665" w:history="1">
+      <w:hyperlink w:anchor="_Toc243489727" w:history="1">
         <w:r>
           <w:rPr>
             <w:rStyle w:val="Hipervnculo"/>
@@ -6552,7 +6552,7 @@
             <w:noProof/>
             <w:webHidden/>
           </w:rPr>
-          <w:instrText xml:space="preserve"> PAGEREF _Toc243481665 \h </w:instrText>
+          <w:instrText xml:space="preserve"> PAGEREF _Toc243489727 \h </w:instrText>
         </w:r>
         <w:r>
           <w:rPr>
@@ -6572,7 +6572,7 @@
             <w:noProof/>
             <w:webHidden/>
           </w:rPr>
-          <w:t>51</w:t>
+          <w:t>49</w:t>
         </w:r>
         <w:r>
           <w:rPr>
@@ -6595,7 +6595,7 @@
           <w14:ligatures w14:val="standardContextual"/>
         </w:rPr>
       </w:pPr>
-      <w:hyperlink w:anchor="_Toc243481666" w:history="1">
+      <w:hyperlink w:anchor="_Toc243489728" w:history="1">
         <w:r>
           <w:rPr>
             <w:rStyle w:val="Hipervnculo"/>
@@ -6622,7 +6622,7 @@
             <w:noProof/>
             <w:webHidden/>
           </w:rPr>
-          <w:instrText xml:space="preserve"> PAGEREF _Toc243481666 \h </w:instrText>
+          <w:instrText xml:space="preserve"> PAGEREF _Toc243489728 \h </w:instrText>
         </w:r>
         <w:r>
           <w:rPr>
@@ -6642,7 +6642,7 @@
             <w:noProof/>
             <w:webHidden/>
           </w:rPr>
-          <w:t>51</w:t>
+          <w:t>49</w:t>
         </w:r>
         <w:r>
           <w:rPr>
@@ -6665,7 +6665,7 @@
           <w14:ligatures w14:val="standardContextual"/>
         </w:rPr>
       </w:pPr>
-      <w:hyperlink w:anchor="_Toc243481667" w:history="1">
+      <w:hyperlink w:anchor="_Toc243489729" w:history="1">
         <w:r>
           <w:rPr>
             <w:rStyle w:val="Hipervnculo"/>
@@ -6694,7 +6694,7 @@
             <w:noProof/>
             <w:webHidden/>
           </w:rPr>
-          <w:instrText xml:space="preserve"> PAGEREF _Toc243481667 \h </w:instrText>
+          <w:instrText xml:space="preserve"> PAGEREF _Toc243489729 \h </w:instrText>
         </w:r>
         <w:r>
           <w:rPr>
@@ -6714,7 +6714,7 @@
             <w:noProof/>
             <w:webHidden/>
           </w:rPr>
-          <w:t>51</w:t>
+          <w:t>49</w:t>
         </w:r>
         <w:r>
           <w:rPr>
@@ -6737,7 +6737,7 @@
           <w14:ligatures w14:val="standardContextual"/>
         </w:rPr>
       </w:pPr>
-      <w:hyperlink w:anchor="_Toc243481668" w:history="1">
+      <w:hyperlink w:anchor="_Toc243489730" w:history="1">
         <w:r>
           <w:rPr>
             <w:rStyle w:val="Hipervnculo"/>
@@ -6766,7 +6766,7 @@
             <w:noProof/>
             <w:webHidden/>
           </w:rPr>
-          <w:instrText xml:space="preserve"> PAGEREF _Toc243481668 \h </w:instrText>
+          <w:instrText xml:space="preserve"> PAGEREF _Toc243489730 \h </w:instrText>
         </w:r>
         <w:r>
           <w:rPr>
@@ -6786,7 +6786,7 @@
             <w:noProof/>
             <w:webHidden/>
           </w:rPr>
-          <w:t>51</w:t>
+          <w:t>49</w:t>
         </w:r>
         <w:r>
           <w:rPr>
@@ -6809,7 +6809,7 @@
           <w14:ligatures w14:val="standardContextual"/>
         </w:rPr>
       </w:pPr>
-      <w:hyperlink w:anchor="_Toc243481669" w:history="1">
+      <w:hyperlink w:anchor="_Toc243489731" w:history="1">
         <w:r>
           <w:rPr>
             <w:rStyle w:val="Hipervnculo"/>
@@ -6838,7 +6838,7 @@
             <w:noProof/>
             <w:webHidden/>
           </w:rPr>
-          <w:instrText xml:space="preserve"> PAGEREF _Toc243481669 \h </w:instrText>
+          <w:instrText xml:space="preserve"> PAGEREF _Toc243489731 \h </w:instrText>
         </w:r>
         <w:r>
           <w:rPr>
@@ -6858,7 +6858,7 @@
             <w:noProof/>
             <w:webHidden/>
           </w:rPr>
-          <w:t>51</w:t>
+          <w:t>50</w:t>
         </w:r>
         <w:r>
           <w:rPr>
@@ -6881,7 +6881,7 @@
           <w14:ligatures w14:val="standardContextual"/>
         </w:rPr>
       </w:pPr>
-      <w:hyperlink w:anchor="_Toc243481670" w:history="1">
+      <w:hyperlink w:anchor="_Toc243489732" w:history="1">
         <w:r>
           <w:rPr>
             <w:rStyle w:val="Hipervnculo"/>
@@ -6910,7 +6910,7 @@
             <w:noProof/>
             <w:webHidden/>
           </w:rPr>
-          <w:instrText xml:space="preserve"> PAGEREF _Toc243481670 \h </w:instrText>
+          <w:instrText xml:space="preserve"> PAGEREF _Toc243489732 \h </w:instrText>
         </w:r>
         <w:r>
           <w:rPr>
@@ -6930,7 +6930,7 @@
             <w:noProof/>
             <w:webHidden/>
           </w:rPr>
-          <w:t>51</w:t>
+          <w:t>50</w:t>
         </w:r>
         <w:r>
           <w:rPr>
@@ -6953,7 +6953,7 @@
           <w14:ligatures w14:val="standardContextual"/>
         </w:rPr>
       </w:pPr>
-      <w:hyperlink w:anchor="_Toc243481671" w:history="1">
+      <w:hyperlink w:anchor="_Toc243489733" w:history="1">
         <w:r>
           <w:rPr>
             <w:rStyle w:val="Hipervnculo"/>
@@ -6982,7 +6982,7 @@
             <w:noProof/>
             <w:webHidden/>
           </w:rPr>
-          <w:instrText xml:space="preserve"> PAGEREF _Toc243481671 \h </w:instrText>
+          <w:instrText xml:space="preserve"> PAGEREF _Toc243489733 \h </w:instrText>
         </w:r>
         <w:r>
           <w:rPr>
@@ -7002,7 +7002,7 @@
             <w:noProof/>
             <w:webHidden/>
           </w:rPr>
-          <w:t>51</w:t>
+          <w:t>50</w:t>
         </w:r>
         <w:r>
           <w:rPr>
@@ -7025,7 +7025,7 @@
           <w14:ligatures w14:val="standardContextual"/>
         </w:rPr>
       </w:pPr>
-      <w:hyperlink w:anchor="_Toc243481672" w:history="1">
+      <w:hyperlink w:anchor="_Toc243489734" w:history="1">
         <w:r>
           <w:rPr>
             <w:rStyle w:val="Hipervnculo"/>
@@ -7054,7 +7054,7 @@
             <w:noProof/>
             <w:webHidden/>
           </w:rPr>
-          <w:instrText xml:space="preserve"> PAGEREF _Toc243481672 \h </w:instrText>
+          <w:instrText xml:space="preserve"> PAGEREF _Toc243489734 \h </w:instrText>
         </w:r>
         <w:r>
           <w:rPr>
@@ -7074,7 +7074,7 @@
             <w:noProof/>
             <w:webHidden/>
           </w:rPr>
-          <w:t>51</w:t>
+          <w:t>50</w:t>
         </w:r>
         <w:r>
           <w:rPr>
@@ -7097,7 +7097,7 @@
           <w14:ligatures w14:val="standardContextual"/>
         </w:rPr>
       </w:pPr>
-      <w:hyperlink w:anchor="_Toc243481673" w:history="1">
+      <w:hyperlink w:anchor="_Toc243489735" w:history="1">
         <w:r>
           <w:rPr>
             <w:rStyle w:val="Hipervnculo"/>
@@ -7126,7 +7126,7 @@
             <w:noProof/>
             <w:webHidden/>
           </w:rPr>
-          <w:instrText xml:space="preserve"> PAGEREF _Toc243481673 \h </w:instrText>
+          <w:instrText xml:space="preserve"> PAGEREF _Toc243489735 \h </w:instrText>
         </w:r>
         <w:r>
           <w:rPr>
@@ -7146,7 +7146,7 @@
             <w:noProof/>
             <w:webHidden/>
           </w:rPr>
-          <w:t>51</w:t>
+          <w:t>50</w:t>
         </w:r>
         <w:r>
           <w:rPr>
@@ -7169,7 +7169,7 @@
           <w14:ligatures w14:val="standardContextual"/>
         </w:rPr>
       </w:pPr>
-      <w:hyperlink w:anchor="_Toc243481674" w:history="1">
+      <w:hyperlink w:anchor="_Toc243489736" w:history="1">
         <w:r>
           <w:rPr>
             <w:rStyle w:val="Hipervnculo"/>
@@ -7198,7 +7198,7 @@
             <w:noProof/>
             <w:webHidden/>
           </w:rPr>
-          <w:instrText xml:space="preserve"> PAGEREF _Toc243481674 \h </w:instrText>
+          <w:instrText xml:space="preserve"> PAGEREF _Toc243489736 \h </w:instrText>
         </w:r>
         <w:r>
           <w:rPr>
@@ -7218,7 +7218,7 @@
             <w:noProof/>
             <w:webHidden/>
           </w:rPr>
-          <w:t>51</w:t>
+          <w:t>50</w:t>
         </w:r>
         <w:r>
           <w:rPr>
@@ -7241,7 +7241,7 @@
           <w14:ligatures w14:val="standardContextual"/>
         </w:rPr>
       </w:pPr>
-      <w:hyperlink w:anchor="_Toc243481675" w:history="1">
+      <w:hyperlink w:anchor="_Toc243489737" w:history="1">
         <w:r>
           <w:rPr>
             <w:rStyle w:val="Hipervnculo"/>
@@ -7270,7 +7270,7 @@
             <w:noProof/>
             <w:webHidden/>
           </w:rPr>
-          <w:instrText xml:space="preserve"> PAGEREF _Toc243481675 \h </w:instrText>
+          <w:instrText xml:space="preserve"> PAGEREF _Toc243489737 \h </w:instrText>
         </w:r>
         <w:r>
           <w:rPr>
@@ -7290,7 +7290,7 @@
             <w:noProof/>
             <w:webHidden/>
           </w:rPr>
-          <w:t>52</w:t>
+          <w:t>50</w:t>
         </w:r>
         <w:r>
           <w:rPr>
@@ -7313,7 +7313,7 @@
           <w14:ligatures w14:val="standardContextual"/>
         </w:rPr>
       </w:pPr>
-      <w:hyperlink w:anchor="_Toc243481676" w:history="1">
+      <w:hyperlink w:anchor="_Toc243489738" w:history="1">
         <w:r>
           <w:rPr>
             <w:rStyle w:val="Hipervnculo"/>
@@ -7340,7 +7340,7 @@
             <w:noProof/>
             <w:webHidden/>
           </w:rPr>
-          <w:instrText xml:space="preserve"> PAGEREF _Toc243481676 \h </w:instrText>
+          <w:instrText xml:space="preserve"> PAGEREF _Toc243489738 \h </w:instrText>
         </w:r>
         <w:r>
           <w:rPr>
@@ -7360,7 +7360,7 @@
             <w:noProof/>
             <w:webHidden/>
           </w:rPr>
-          <w:t>52</w:t>
+          <w:t>50</w:t>
         </w:r>
         <w:r>
           <w:rPr>
@@ -7383,7 +7383,7 @@
           <w14:ligatures w14:val="standardContextual"/>
         </w:rPr>
       </w:pPr>
-      <w:hyperlink w:anchor="_Toc243481677" w:history="1">
+      <w:hyperlink w:anchor="_Toc243489739" w:history="1">
         <w:r>
           <w:rPr>
             <w:rStyle w:val="Hipervnculo"/>
@@ -7412,7 +7412,7 @@
             <w:noProof/>
             <w:webHidden/>
           </w:rPr>
-          <w:instrText xml:space="preserve"> PAGEREF _Toc243481677 \h </w:instrText>
+          <w:instrText xml:space="preserve"> PAGEREF _Toc243489739 \h </w:instrText>
         </w:r>
         <w:r>
           <w:rPr>
@@ -7432,7 +7432,7 @@
             <w:noProof/>
             <w:webHidden/>
           </w:rPr>
-          <w:t>52</w:t>
+          <w:t>50</w:t>
         </w:r>
         <w:r>
           <w:rPr>
@@ -7455,7 +7455,7 @@
           <w14:ligatures w14:val="standardContextual"/>
         </w:rPr>
       </w:pPr>
-      <w:hyperlink w:anchor="_Toc243481678" w:history="1">
+      <w:hyperlink w:anchor="_Toc243489740" w:history="1">
         <w:r>
           <w:rPr>
             <w:rStyle w:val="Hipervnculo"/>
@@ -7484,7 +7484,7 @@
             <w:noProof/>
             <w:webHidden/>
           </w:rPr>
-          <w:instrText xml:space="preserve"> PAGEREF _Toc243481678 \h </w:instrText>
+          <w:instrText xml:space="preserve"> PAGEREF _Toc243489740 \h </w:instrText>
         </w:r>
         <w:r>
           <w:rPr>
@@ -7504,7 +7504,7 @@
             <w:noProof/>
             <w:webHidden/>
           </w:rPr>
-          <w:t>52</w:t>
+          <w:t>50</w:t>
         </w:r>
         <w:r>
           <w:rPr>
@@ -7527,7 +7527,7 @@
           <w14:ligatures w14:val="standardContextual"/>
         </w:rPr>
       </w:pPr>
-      <w:hyperlink w:anchor="_Toc243481679" w:history="1">
+      <w:hyperlink w:anchor="_Toc243489741" w:history="1">
         <w:r>
           <w:rPr>
             <w:rStyle w:val="Hipervnculo"/>
@@ -7556,7 +7556,7 @@
             <w:noProof/>
             <w:webHidden/>
           </w:rPr>
-          <w:instrText xml:space="preserve"> PAGEREF _Toc243481679 \h </w:instrText>
+          <w:instrText xml:space="preserve"> PAGEREF _Toc243489741 \h </w:instrText>
         </w:r>
         <w:r>
           <w:rPr>
@@ -7576,7 +7576,7 @@
             <w:noProof/>
             <w:webHidden/>
           </w:rPr>
-          <w:t>52</w:t>
+          <w:t>50</w:t>
         </w:r>
         <w:r>
           <w:rPr>
@@ -7599,7 +7599,7 @@
           <w14:ligatures w14:val="standardContextual"/>
         </w:rPr>
       </w:pPr>
-      <w:hyperlink w:anchor="_Toc243481680" w:history="1">
+      <w:hyperlink w:anchor="_Toc243489742" w:history="1">
         <w:r>
           <w:rPr>
             <w:rStyle w:val="Hipervnculo"/>
@@ -7628,7 +7628,7 @@
             <w:noProof/>
             <w:webHidden/>
           </w:rPr>
-          <w:instrText xml:space="preserve"> PAGEREF _Toc243481680 \h </w:instrText>
+          <w:instrText xml:space="preserve"> PAGEREF _Toc243489742 \h </w:instrText>
         </w:r>
         <w:r>
           <w:rPr>
@@ -7648,7 +7648,7 @@
             <w:noProof/>
             <w:webHidden/>
           </w:rPr>
-          <w:t>52</w:t>
+          <w:t>51</w:t>
         </w:r>
         <w:r>
           <w:rPr>
@@ -7671,7 +7671,7 @@
           <w14:ligatures w14:val="standardContextual"/>
         </w:rPr>
       </w:pPr>
-      <w:hyperlink w:anchor="_Toc243481681" w:history="1">
+      <w:hyperlink w:anchor="_Toc243489743" w:history="1">
         <w:r>
           <w:rPr>
             <w:rStyle w:val="Hipervnculo"/>
@@ -7700,7 +7700,7 @@
             <w:noProof/>
             <w:webHidden/>
           </w:rPr>
-          <w:instrText xml:space="preserve"> PAGEREF _Toc243481681 \h </w:instrText>
+          <w:instrText xml:space="preserve"> PAGEREF _Toc243489743 \h </w:instrText>
         </w:r>
         <w:r>
           <w:rPr>
@@ -7720,7 +7720,7 @@
             <w:noProof/>
             <w:webHidden/>
           </w:rPr>
-          <w:t>52</w:t>
+          <w:t>51</w:t>
         </w:r>
         <w:r>
           <w:rPr>
@@ -7745,7 +7745,7 @@
           <w14:ligatures w14:val="standardContextual"/>
         </w:rPr>
       </w:pPr>
-      <w:hyperlink w:anchor="_Toc243481682" w:history="1">
+      <w:hyperlink w:anchor="_Toc243489744" w:history="1">
         <w:r>
           <w:rPr>
             <w:rStyle w:val="Hipervnculo"/>
@@ -7772,7 +7772,7 @@
             <w:noProof/>
             <w:webHidden/>
           </w:rPr>
-          <w:instrText xml:space="preserve"> PAGEREF _Toc243481682 \h </w:instrText>
+          <w:instrText xml:space="preserve"> PAGEREF _Toc243489744 \h </w:instrText>
         </w:r>
         <w:r>
           <w:rPr>
@@ -7792,7 +7792,7 @@
             <w:noProof/>
             <w:webHidden/>
           </w:rPr>
-          <w:t>53</w:t>
+          <w:t>52</w:t>
         </w:r>
         <w:r>
           <w:rPr>
@@ -7817,7 +7817,7 @@
           <w14:ligatures w14:val="standardContextual"/>
         </w:rPr>
       </w:pPr>
-      <w:hyperlink w:anchor="_Toc243481683" w:history="1">
+      <w:hyperlink w:anchor="_Toc243489745" w:history="1">
         <w:r>
           <w:rPr>
             <w:rStyle w:val="Hipervnculo"/>
@@ -7844,7 +7844,7 @@
             <w:noProof/>
             <w:webHidden/>
           </w:rPr>
-          <w:instrText xml:space="preserve"> PAGEREF _Toc243481683 \h </w:instrText>
+          <w:instrText xml:space="preserve"> PAGEREF _Toc243489745 \h </w:instrText>
         </w:r>
         <w:r>
           <w:rPr>
@@ -7864,7 +7864,7 @@
             <w:noProof/>
             <w:webHidden/>
           </w:rPr>
-          <w:t>54</w:t>
+          <w:t>53</w:t>
         </w:r>
         <w:r>
           <w:rPr>
@@ -7889,7 +7889,7 @@
           <w14:ligatures w14:val="standardContextual"/>
         </w:rPr>
       </w:pPr>
-      <w:hyperlink w:anchor="_Toc243481684" w:history="1">
+      <w:hyperlink w:anchor="_Toc243489746" w:history="1">
         <w:r>
           <w:rPr>
             <w:rStyle w:val="Hipervnculo"/>
@@ -7916,7 +7916,7 @@
             <w:noProof/>
             <w:webHidden/>
           </w:rPr>
-          <w:instrText xml:space="preserve"> PAGEREF _Toc243481684 \h </w:instrText>
+          <w:instrText xml:space="preserve"> PAGEREF _Toc243489746 \h </w:instrText>
         </w:r>
         <w:r>
           <w:rPr>
@@ -7936,7 +7936,7 @@
             <w:noProof/>
             <w:webHidden/>
           </w:rPr>
-          <w:t>55</w:t>
+          <w:t>54</w:t>
         </w:r>
         <w:r>
           <w:rPr>
@@ -7961,7 +7961,7 @@
           <w14:ligatures w14:val="standardContextual"/>
         </w:rPr>
       </w:pPr>
-      <w:hyperlink w:anchor="_Toc243481685" w:history="1">
+      <w:hyperlink w:anchor="_Toc243489747" w:history="1">
         <w:r>
           <w:rPr>
             <w:rStyle w:val="Hipervnculo"/>
@@ -7988,7 +7988,7 @@
             <w:noProof/>
             <w:webHidden/>
           </w:rPr>
-          <w:instrText xml:space="preserve"> PAGEREF _Toc243481685 \h </w:instrText>
+          <w:instrText xml:space="preserve"> PAGEREF _Toc243489747 \h </w:instrText>
         </w:r>
         <w:r>
           <w:rPr>
@@ -8008,7 +8008,7 @@
             <w:noProof/>
             <w:webHidden/>
           </w:rPr>
-          <w:t>56</w:t>
+          <w:t>55</w:t>
         </w:r>
         <w:r>
           <w:rPr>
@@ -8064,13 +8064,13 @@
       <w:r>
         <w:fldChar w:fldCharType="separate"/>
       </w:r>
-      <w:hyperlink w:anchor="_Toc243481686" w:history="1">
+      <w:hyperlink w:anchor="_Toc243489748" w:history="1">
         <w:r>
           <w:rPr>
             <w:rStyle w:val="Hipervnculo"/>
             <w:noProof/>
           </w:rPr>
-          <w:t>Figura 1. Ciclo de trabajo diario de NutriExpress</w:t>
+          <w:t>Figura 1. Módulos y casos de uso del sistema</w:t>
         </w:r>
         <w:r>
           <w:rPr>
@@ -8091,7 +8091,7 @@
             <w:noProof/>
             <w:webHidden/>
           </w:rPr>
-          <w:instrText xml:space="preserve"> PAGEREF _Toc243481686 \h </w:instrText>
+          <w:instrText xml:space="preserve"> PAGEREF _Toc243489748 \h </w:instrText>
         </w:r>
         <w:r>
           <w:rPr>
@@ -8111,7 +8111,7 @@
             <w:noProof/>
             <w:webHidden/>
           </w:rPr>
-          <w:t>18</w:t>
+          <w:t>13</w:t>
         </w:r>
         <w:r>
           <w:rPr>
@@ -8134,13 +8134,13 @@
           <w14:ligatures w14:val="standardContextual"/>
         </w:rPr>
       </w:pPr>
-      <w:hyperlink w:anchor="_Toc243481687" w:history="1">
+      <w:hyperlink w:anchor="_Toc243489749" w:history="1">
         <w:r>
           <w:rPr>
             <w:rStyle w:val="Hipervnculo"/>
             <w:noProof/>
           </w:rPr>
-          <w:t>Figura 2. Organigrama de NutriExpress</w:t>
+          <w:t>Figura 2. Ciclo de trabajo diario de NutriExpress</w:t>
         </w:r>
         <w:r>
           <w:rPr>
@@ -8161,7 +8161,7 @@
             <w:noProof/>
             <w:webHidden/>
           </w:rPr>
-          <w:instrText xml:space="preserve"> PAGEREF _Toc243481687 \h </w:instrText>
+          <w:instrText xml:space="preserve"> PAGEREF _Toc243489749 \h </w:instrText>
         </w:r>
         <w:r>
           <w:rPr>
@@ -8181,7 +8181,7 @@
             <w:noProof/>
             <w:webHidden/>
           </w:rPr>
-          <w:t>19</w:t>
+          <w:t>17</w:t>
         </w:r>
         <w:r>
           <w:rPr>
@@ -8204,13 +8204,13 @@
           <w14:ligatures w14:val="standardContextual"/>
         </w:rPr>
       </w:pPr>
-      <w:hyperlink w:anchor="_Toc243481688" w:history="1">
+      <w:hyperlink w:anchor="_Toc243489750" w:history="1">
         <w:r>
           <w:rPr>
             <w:rStyle w:val="Hipervnculo"/>
             <w:noProof/>
           </w:rPr>
-          <w:t>Figura 3. Diagrama de actividades del pedido a domicilio</w:t>
+          <w:t>Figura 3. Organigrama de NutriExpress</w:t>
         </w:r>
         <w:r>
           <w:rPr>
@@ -8231,7 +8231,7 @@
             <w:noProof/>
             <w:webHidden/>
           </w:rPr>
-          <w:instrText xml:space="preserve"> PAGEREF _Toc243481688 \h </w:instrText>
+          <w:instrText xml:space="preserve"> PAGEREF _Toc243489750 \h </w:instrText>
         </w:r>
         <w:r>
           <w:rPr>
@@ -8251,7 +8251,7 @@
             <w:noProof/>
             <w:webHidden/>
           </w:rPr>
-          <w:t>23</w:t>
+          <w:t>18</w:t>
         </w:r>
         <w:r>
           <w:rPr>
@@ -8274,13 +8274,13 @@
           <w14:ligatures w14:val="standardContextual"/>
         </w:rPr>
       </w:pPr>
-      <w:hyperlink w:anchor="_Toc243481689" w:history="1">
+      <w:hyperlink w:anchor="_Toc243489751" w:history="1">
         <w:r>
           <w:rPr>
             <w:rStyle w:val="Hipervnculo"/>
             <w:noProof/>
           </w:rPr>
-          <w:t>Figura 4. Diagrama de actividades de la venta en el local</w:t>
+          <w:t>Figura 4. Diagrama de actividades del pedido a domicilio</w:t>
         </w:r>
         <w:r>
           <w:rPr>
@@ -8301,7 +8301,7 @@
             <w:noProof/>
             <w:webHidden/>
           </w:rPr>
-          <w:instrText xml:space="preserve"> PAGEREF _Toc243481689 \h </w:instrText>
+          <w:instrText xml:space="preserve"> PAGEREF _Toc243489751 \h </w:instrText>
         </w:r>
         <w:r>
           <w:rPr>
@@ -8321,7 +8321,7 @@
             <w:noProof/>
             <w:webHidden/>
           </w:rPr>
-          <w:t>24</w:t>
+          <w:t>22</w:t>
         </w:r>
         <w:r>
           <w:rPr>
@@ -8344,13 +8344,13 @@
           <w14:ligatures w14:val="standardContextual"/>
         </w:rPr>
       </w:pPr>
-      <w:hyperlink w:anchor="_Toc243481690" w:history="1">
+      <w:hyperlink w:anchor="_Toc243489752" w:history="1">
         <w:r>
           <w:rPr>
             <w:rStyle w:val="Hipervnculo"/>
             <w:noProof/>
           </w:rPr>
-          <w:t>Figura 5. Diagrama de actividades de producción e inventario</w:t>
+          <w:t>Figura 5. Diagrama de actividades de la venta en el local</w:t>
         </w:r>
         <w:r>
           <w:rPr>
@@ -8371,7 +8371,7 @@
             <w:noProof/>
             <w:webHidden/>
           </w:rPr>
-          <w:instrText xml:space="preserve"> PAGEREF _Toc243481690 \h </w:instrText>
+          <w:instrText xml:space="preserve"> PAGEREF _Toc243489752 \h </w:instrText>
         </w:r>
         <w:r>
           <w:rPr>
@@ -8391,7 +8391,7 @@
             <w:noProof/>
             <w:webHidden/>
           </w:rPr>
-          <w:t>25</w:t>
+          <w:t>23</w:t>
         </w:r>
         <w:r>
           <w:rPr>
@@ -8414,13 +8414,13 @@
           <w14:ligatures w14:val="standardContextual"/>
         </w:rPr>
       </w:pPr>
-      <w:hyperlink w:anchor="_Toc243481691" w:history="1">
+      <w:hyperlink w:anchor="_Toc243489753" w:history="1">
         <w:r>
           <w:rPr>
             <w:rStyle w:val="Hipervnculo"/>
             <w:noProof/>
           </w:rPr>
-          <w:t>Figura 6. Modelo C4, nivel 1: diagrama de contexto</w:t>
+          <w:t>Figura 6. Diagrama de actividades de producción e inventario</w:t>
         </w:r>
         <w:r>
           <w:rPr>
@@ -8441,7 +8441,7 @@
             <w:noProof/>
             <w:webHidden/>
           </w:rPr>
-          <w:instrText xml:space="preserve"> PAGEREF _Toc243481691 \h </w:instrText>
+          <w:instrText xml:space="preserve"> PAGEREF _Toc243489753 \h </w:instrText>
         </w:r>
         <w:r>
           <w:rPr>
@@ -8461,7 +8461,7 @@
             <w:noProof/>
             <w:webHidden/>
           </w:rPr>
-          <w:t>42</w:t>
+          <w:t>24</w:t>
         </w:r>
         <w:r>
           <w:rPr>
@@ -8484,13 +8484,13 @@
           <w14:ligatures w14:val="standardContextual"/>
         </w:rPr>
       </w:pPr>
-      <w:hyperlink w:anchor="_Toc243481692" w:history="1">
+      <w:hyperlink w:anchor="_Toc243489754" w:history="1">
         <w:r>
           <w:rPr>
             <w:rStyle w:val="Hipervnculo"/>
             <w:noProof/>
           </w:rPr>
-          <w:t>Figura 7. Modelo C4, nivel 2: diagrama de contenedores</w:t>
+          <w:t>Figura 7. Modelo C4, nivel 1: diagrama de contexto</w:t>
         </w:r>
         <w:r>
           <w:rPr>
@@ -8511,7 +8511,7 @@
             <w:noProof/>
             <w:webHidden/>
           </w:rPr>
-          <w:instrText xml:space="preserve"> PAGEREF _Toc243481692 \h </w:instrText>
+          <w:instrText xml:space="preserve"> PAGEREF _Toc243489754 \h </w:instrText>
         </w:r>
         <w:r>
           <w:rPr>
@@ -8531,7 +8531,7 @@
             <w:noProof/>
             <w:webHidden/>
           </w:rPr>
-          <w:t>42</w:t>
+          <w:t>40</w:t>
         </w:r>
         <w:r>
           <w:rPr>
@@ -8554,13 +8554,13 @@
           <w14:ligatures w14:val="standardContextual"/>
         </w:rPr>
       </w:pPr>
-      <w:hyperlink w:anchor="_Toc243481693" w:history="1">
+      <w:hyperlink w:anchor="_Toc243489755" w:history="1">
         <w:r>
           <w:rPr>
             <w:rStyle w:val="Hipervnculo"/>
             <w:noProof/>
           </w:rPr>
-          <w:t>Figura 8. Saga del pedido a domicilio</w:t>
+          <w:t>Figura 8. Modelo C4, nivel 2: diagrama de contenedores</w:t>
         </w:r>
         <w:r>
           <w:rPr>
@@ -8581,7 +8581,7 @@
             <w:noProof/>
             <w:webHidden/>
           </w:rPr>
-          <w:instrText xml:space="preserve"> PAGEREF _Toc243481693 \h </w:instrText>
+          <w:instrText xml:space="preserve"> PAGEREF _Toc243489755 \h </w:instrText>
         </w:r>
         <w:r>
           <w:rPr>
@@ -8601,7 +8601,77 @@
             <w:noProof/>
             <w:webHidden/>
           </w:rPr>
-          <w:t>45</w:t>
+          <w:t>41</w:t>
+        </w:r>
+        <w:r>
+          <w:rPr>
+            <w:noProof/>
+            <w:webHidden/>
+          </w:rPr>
+          <w:fldChar w:fldCharType="end"/>
+        </w:r>
+      </w:hyperlink>
+    </w:p>
+    <w:p>
+      <w:pPr>
+        <w:pStyle w:val="Tabladeilustraciones"/>
+        <w:rPr>
+          <w:rFonts w:asciiTheme="minorHAnsi" w:eastAsiaTheme="minorEastAsia" w:hAnsiTheme="minorHAnsi" w:cstheme="minorBidi"/>
+          <w:noProof/>
+          <w:kern w:val="2"/>
+          <w:sz w:val="24"/>
+          <w:szCs w:val="24"/>
+          <w14:ligatures w14:val="standardContextual"/>
+        </w:rPr>
+      </w:pPr>
+      <w:hyperlink w:anchor="_Toc243489756" w:history="1">
+        <w:r>
+          <w:rPr>
+            <w:rStyle w:val="Hipervnculo"/>
+            <w:noProof/>
+          </w:rPr>
+          <w:t>Figura 9. Saga del pedido a domicilio</w:t>
+        </w:r>
+        <w:r>
+          <w:rPr>
+            <w:noProof/>
+            <w:webHidden/>
+          </w:rPr>
+          <w:tab/>
+        </w:r>
+        <w:r>
+          <w:rPr>
+            <w:noProof/>
+            <w:webHidden/>
+          </w:rPr>
+          <w:fldChar w:fldCharType="begin"/>
+        </w:r>
+        <w:r>
+          <w:rPr>
+            <w:noProof/>
+            <w:webHidden/>
+          </w:rPr>
+          <w:instrText xml:space="preserve"> PAGEREF _Toc243489756 \h </w:instrText>
+        </w:r>
+        <w:r>
+          <w:rPr>
+            <w:noProof/>
+            <w:webHidden/>
+          </w:rPr>
+        </w:r>
+        <w:r>
+          <w:rPr>
+            <w:noProof/>
+            <w:webHidden/>
+          </w:rPr>
+          <w:fldChar w:fldCharType="separate"/>
+        </w:r>
+        <w:r>
+          <w:rPr>
+            <w:noProof/>
+            <w:webHidden/>
+          </w:rPr>
+          <w:t>43</w:t>
         </w:r>
         <w:r>
           <w:rPr>
@@ -8631,7 +8701,7 @@
           <w:szCs w:val="32"/>
         </w:rPr>
       </w:pPr>
-      <w:bookmarkStart w:id="0" w:name="_Toc243481581"/>
+      <w:bookmarkStart w:id="0" w:name="_Toc243489643"/>
       <w:r>
         <w:rPr>
           <w:sz w:val="32"/>
@@ -8648,7 +8718,7 @@
         <w:pageBreakBefore/>
         <w:spacing w:before="360" w:after="220"/>
       </w:pPr>
-      <w:bookmarkStart w:id="1" w:name="_Toc243481582"/>
+      <w:bookmarkStart w:id="1" w:name="_Toc243489644"/>
       <w:r>
         <w:lastRenderedPageBreak/>
         <w:t>CAPÍTULO 1 – PERFIL DE PROYECTO</w:t>
@@ -8660,7 +8730,7 @@
         <w:pStyle w:val="Ttulo2"/>
         <w:spacing w:before="280" w:after="160"/>
       </w:pPr>
-      <w:bookmarkStart w:id="2" w:name="_Toc243481583"/>
+      <w:bookmarkStart w:id="2" w:name="_Toc243489645"/>
       <w:r>
         <w:t>1.1 INTRODUCCIÓN</w:t>
       </w:r>
@@ -8779,7 +8849,7 @@
         <w:pStyle w:val="Ttulo2"/>
         <w:spacing w:before="280" w:after="160"/>
       </w:pPr>
-      <w:bookmarkStart w:id="3" w:name="_Toc243481584"/>
+      <w:bookmarkStart w:id="3" w:name="_Toc243489646"/>
       <w:r>
         <w:t>1.2 ANTECEDENTES</w:t>
       </w:r>
@@ -8905,7 +8975,7 @@
         <w:pStyle w:val="Ttulo2"/>
         <w:spacing w:before="280" w:after="160"/>
       </w:pPr>
-      <w:bookmarkStart w:id="4" w:name="_Toc243481585"/>
+      <w:bookmarkStart w:id="4" w:name="_Toc243489647"/>
       <w:r>
         <w:t>1.3 DEFINICIÓN DEL PROBLEMA</w:t>
       </w:r>
@@ -9087,7 +9157,7 @@
         <w:pStyle w:val="Ttulo2"/>
         <w:spacing w:before="280" w:after="160"/>
       </w:pPr>
-      <w:bookmarkStart w:id="5" w:name="_Toc243481586"/>
+      <w:bookmarkStart w:id="5" w:name="_Toc243489648"/>
       <w:r>
         <w:t>1.4 SITUACIÓN PROBLEMÁTICA</w:t>
       </w:r>
@@ -9113,7 +9183,7 @@
         <w:pStyle w:val="Ttulo2"/>
         <w:spacing w:before="280" w:after="160"/>
       </w:pPr>
-      <w:bookmarkStart w:id="6" w:name="_Toc243481587"/>
+      <w:bookmarkStart w:id="6" w:name="_Toc243489649"/>
       <w:r>
         <w:t>1.5 SITUACIÓN DESEADA</w:t>
       </w:r>
@@ -9139,7 +9209,7 @@
         <w:pStyle w:val="Ttulo2"/>
         <w:spacing w:before="280" w:after="160"/>
       </w:pPr>
-      <w:bookmarkStart w:id="7" w:name="_Toc243481588"/>
+      <w:bookmarkStart w:id="7" w:name="_Toc243489650"/>
       <w:r>
         <w:t>1.6 OBJETIVOS</w:t>
       </w:r>
@@ -9154,7 +9224,7 @@
           <w:iCs/>
         </w:rPr>
       </w:pPr>
-      <w:bookmarkStart w:id="8" w:name="_Toc243481589"/>
+      <w:bookmarkStart w:id="8" w:name="_Toc243489651"/>
       <w:r>
         <w:rPr>
           <w:i/>
@@ -9188,7 +9258,7 @@
           <w:iCs/>
         </w:rPr>
       </w:pPr>
-      <w:bookmarkStart w:id="9" w:name="_Toc243481590"/>
+      <w:bookmarkStart w:id="9" w:name="_Toc243489652"/>
       <w:r>
         <w:rPr>
           <w:i/>
@@ -9344,7 +9414,7 @@
         <w:pStyle w:val="Ttulo2"/>
         <w:spacing w:before="280" w:after="160"/>
       </w:pPr>
-      <w:bookmarkStart w:id="10" w:name="_Toc243481591"/>
+      <w:bookmarkStart w:id="10" w:name="_Toc243489653"/>
       <w:r>
         <w:t>1.7 JUSTIFICACIÓN</w:t>
       </w:r>
@@ -9359,7 +9429,7 @@
           <w:iCs/>
         </w:rPr>
       </w:pPr>
-      <w:bookmarkStart w:id="11" w:name="_Toc243481592"/>
+      <w:bookmarkStart w:id="11" w:name="_Toc243489654"/>
       <w:r>
         <w:rPr>
           <w:i/>
@@ -9399,7 +9469,7 @@
           <w:iCs/>
         </w:rPr>
       </w:pPr>
-      <w:bookmarkStart w:id="12" w:name="_Toc243481593"/>
+      <w:bookmarkStart w:id="12" w:name="_Toc243489655"/>
       <w:r>
         <w:rPr>
           <w:i/>
@@ -9439,7 +9509,7 @@
           <w:iCs/>
         </w:rPr>
       </w:pPr>
-      <w:bookmarkStart w:id="13" w:name="_Toc243481594"/>
+      <w:bookmarkStart w:id="13" w:name="_Toc243489656"/>
       <w:r>
         <w:rPr>
           <w:i/>
@@ -9490,7 +9560,7 @@
         <w:pStyle w:val="Ttulo2"/>
         <w:spacing w:before="280" w:after="160"/>
       </w:pPr>
-      <w:bookmarkStart w:id="14" w:name="_Toc243481595"/>
+      <w:bookmarkStart w:id="14" w:name="_Toc243489657"/>
       <w:r>
         <w:t>1.8 ALCANCE</w:t>
       </w:r>
@@ -9511,610 +9581,97 @@
         <w:t>El sistema abarcará los siguientes módulos, cada uno implementado como uno o más microservicios:</w:t>
       </w:r>
     </w:p>
-    <w:tbl>
-      <w:tblPr>
-        <w:tblW w:w="9000" w:type="dxa"/>
+    <w:p>
+      <w:pPr>
+        <w:keepNext/>
+        <w:spacing w:before="120" w:after="60"/>
         <w:jc w:val="center"/>
-        <w:tblBorders>
-          <w:top w:val="single" w:sz="6" w:space="0" w:color="000000"/>
-          <w:left w:val="single" w:sz="6" w:space="0" w:color="000000"/>
-          <w:bottom w:val="single" w:sz="6" w:space="0" w:color="000000"/>
-          <w:right w:val="single" w:sz="6" w:space="0" w:color="000000"/>
-          <w:insideH w:val="single" w:sz="6" w:space="0" w:color="000000"/>
-          <w:insideV w:val="single" w:sz="6" w:space="0" w:color="000000"/>
-        </w:tblBorders>
-        <w:tblLayout w:type="fixed"/>
-        <w:tblCellMar>
-          <w:left w:w="10" w:type="dxa"/>
-          <w:right w:w="10" w:type="dxa"/>
-        </w:tblCellMar>
-        <w:tblLook w:val="0000" w:firstRow="0" w:lastRow="0" w:firstColumn="0" w:lastColumn="0" w:noHBand="0" w:noVBand="0"/>
-      </w:tblPr>
-      <w:tblGrid>
-        <w:gridCol w:w="2169"/>
-        <w:gridCol w:w="6831"/>
-      </w:tblGrid>
-      <w:tr>
-        <w:trPr>
-          <w:cantSplit/>
-          <w:tblHeader/>
-          <w:jc w:val="center"/>
-        </w:trPr>
-        <w:tc>
-          <w:tcPr>
-            <w:tcW w:w="2169" w:type="dxa"/>
-            <w:shd w:val="clear" w:color="auto" w:fill="000000"/>
-            <w:tcMar>
-              <w:top w:w="80" w:type="dxa"/>
-              <w:left w:w="110" w:type="dxa"/>
-              <w:bottom w:w="80" w:type="dxa"/>
-              <w:right w:w="110" w:type="dxa"/>
-            </w:tcMar>
-          </w:tcPr>
-          <w:p>
-            <w:pPr>
-              <w:spacing w:line="360" w:lineRule="auto"/>
-              <w:rPr>
-                <w:rFonts w:ascii="Arial" w:hAnsi="Arial" w:cs="Arial"/>
-              </w:rPr>
-            </w:pPr>
-            <w:r>
-              <w:rPr>
-                <w:rFonts w:ascii="Arial" w:hAnsi="Arial" w:cs="Arial"/>
-                <w:b/>
-                <w:bCs/>
-                <w:color w:val="FFFFFF"/>
-              </w:rPr>
-              <w:t>Módulo</w:t>
-            </w:r>
-          </w:p>
-        </w:tc>
-        <w:tc>
-          <w:tcPr>
-            <w:tcW w:w="6831" w:type="dxa"/>
-            <w:shd w:val="clear" w:color="auto" w:fill="000000"/>
-            <w:tcMar>
-              <w:top w:w="80" w:type="dxa"/>
-              <w:left w:w="110" w:type="dxa"/>
-              <w:bottom w:w="80" w:type="dxa"/>
-              <w:right w:w="110" w:type="dxa"/>
-            </w:tcMar>
-          </w:tcPr>
-          <w:p>
-            <w:pPr>
-              <w:spacing w:line="360" w:lineRule="auto"/>
-              <w:rPr>
-                <w:rFonts w:ascii="Arial" w:hAnsi="Arial" w:cs="Arial"/>
-              </w:rPr>
-            </w:pPr>
-            <w:r>
-              <w:rPr>
-                <w:rFonts w:ascii="Arial" w:hAnsi="Arial" w:cs="Arial"/>
-                <w:b/>
-                <w:bCs/>
-                <w:color w:val="FFFFFF"/>
-              </w:rPr>
-              <w:t>Alcance</w:t>
-            </w:r>
-          </w:p>
-        </w:tc>
-      </w:tr>
-      <w:tr>
-        <w:trPr>
-          <w:cantSplit/>
-          <w:jc w:val="center"/>
-        </w:trPr>
-        <w:tc>
-          <w:tcPr>
-            <w:tcW w:w="2169" w:type="dxa"/>
-            <w:tcMar>
-              <w:top w:w="80" w:type="dxa"/>
-              <w:left w:w="110" w:type="dxa"/>
-              <w:bottom w:w="80" w:type="dxa"/>
-              <w:right w:w="110" w:type="dxa"/>
-            </w:tcMar>
-          </w:tcPr>
-          <w:p>
-            <w:pPr>
-              <w:spacing w:line="360" w:lineRule="auto"/>
-              <w:rPr>
-                <w:rFonts w:ascii="Arial" w:hAnsi="Arial" w:cs="Arial"/>
-              </w:rPr>
-            </w:pPr>
-            <w:r>
-              <w:rPr>
-                <w:rFonts w:ascii="Arial" w:hAnsi="Arial" w:cs="Arial"/>
-                <w:b/>
-                <w:bCs/>
-                <w:color w:val="000000"/>
-              </w:rPr>
-              <w:t>Administración y seguridad</w:t>
-            </w:r>
-          </w:p>
-        </w:tc>
-        <w:tc>
-          <w:tcPr>
-            <w:tcW w:w="6831" w:type="dxa"/>
-            <w:tcMar>
-              <w:top w:w="80" w:type="dxa"/>
-              <w:left w:w="110" w:type="dxa"/>
-              <w:bottom w:w="80" w:type="dxa"/>
-              <w:right w:w="110" w:type="dxa"/>
-            </w:tcMar>
-          </w:tcPr>
-          <w:p>
-            <w:pPr>
-              <w:spacing w:line="360" w:lineRule="auto"/>
-              <w:rPr>
-                <w:rFonts w:ascii="Arial" w:hAnsi="Arial" w:cs="Arial"/>
-              </w:rPr>
-            </w:pPr>
-            <w:r>
-              <w:rPr>
-                <w:rFonts w:ascii="Arial" w:hAnsi="Arial" w:cs="Arial"/>
-                <w:color w:val="000000"/>
-              </w:rPr>
-              <w:t>Inicio de sesión con contraseña cifrada y bloqueo por intentos fallidos, autorregistro de clientes, recuperación de contraseña por correo, gestión de usuarios, roles, permisos y perfil propio.</w:t>
-            </w:r>
-          </w:p>
-        </w:tc>
-      </w:tr>
-      <w:tr>
-        <w:trPr>
-          <w:cantSplit/>
-          <w:jc w:val="center"/>
-        </w:trPr>
-        <w:tc>
-          <w:tcPr>
-            <w:tcW w:w="2169" w:type="dxa"/>
-            <w:tcMar>
-              <w:top w:w="80" w:type="dxa"/>
-              <w:left w:w="110" w:type="dxa"/>
-              <w:bottom w:w="80" w:type="dxa"/>
-              <w:right w:w="110" w:type="dxa"/>
-            </w:tcMar>
-          </w:tcPr>
-          <w:p>
-            <w:pPr>
-              <w:spacing w:line="360" w:lineRule="auto"/>
-              <w:rPr>
-                <w:rFonts w:ascii="Arial" w:hAnsi="Arial" w:cs="Arial"/>
-              </w:rPr>
-            </w:pPr>
-            <w:r>
-              <w:rPr>
-                <w:rFonts w:ascii="Arial" w:hAnsi="Arial" w:cs="Arial"/>
-                <w:b/>
-                <w:bCs/>
-                <w:color w:val="000000"/>
-              </w:rPr>
-              <w:t>Catálogo y producción</w:t>
-            </w:r>
-          </w:p>
-        </w:tc>
-        <w:tc>
-          <w:tcPr>
-            <w:tcW w:w="6831" w:type="dxa"/>
-            <w:tcMar>
-              <w:top w:w="80" w:type="dxa"/>
-              <w:left w:w="110" w:type="dxa"/>
-              <w:bottom w:w="80" w:type="dxa"/>
-              <w:right w:w="110" w:type="dxa"/>
-            </w:tcMar>
-          </w:tcPr>
-          <w:p>
-            <w:pPr>
-              <w:spacing w:line="360" w:lineRule="auto"/>
-              <w:rPr>
-                <w:rFonts w:ascii="Arial" w:hAnsi="Arial" w:cs="Arial"/>
-              </w:rPr>
-            </w:pPr>
-            <w:r>
-              <w:rPr>
-                <w:rFonts w:ascii="Arial" w:hAnsi="Arial" w:cs="Arial"/>
-                <w:color w:val="000000"/>
-              </w:rPr>
-              <w:t>Productos con información nutricional y foto, recetas con sus insumos, órdenes de producción con cálculo de insumos y costo, catálogo público y búsqueda de información del negocio.</w:t>
-            </w:r>
-          </w:p>
-        </w:tc>
-      </w:tr>
-      <w:tr>
-        <w:trPr>
-          <w:cantSplit/>
-          <w:jc w:val="center"/>
-        </w:trPr>
-        <w:tc>
-          <w:tcPr>
-            <w:tcW w:w="2169" w:type="dxa"/>
-            <w:tcMar>
-              <w:top w:w="80" w:type="dxa"/>
-              <w:left w:w="110" w:type="dxa"/>
-              <w:bottom w:w="80" w:type="dxa"/>
-              <w:right w:w="110" w:type="dxa"/>
-            </w:tcMar>
-          </w:tcPr>
-          <w:p>
-            <w:pPr>
-              <w:spacing w:line="360" w:lineRule="auto"/>
-              <w:rPr>
-                <w:rFonts w:ascii="Arial" w:hAnsi="Arial" w:cs="Arial"/>
-              </w:rPr>
-            </w:pPr>
-            <w:r>
-              <w:rPr>
-                <w:rFonts w:ascii="Arial" w:hAnsi="Arial" w:cs="Arial"/>
-                <w:b/>
-                <w:bCs/>
-                <w:color w:val="000000"/>
-              </w:rPr>
-              <w:t>Inventario</w:t>
-            </w:r>
-          </w:p>
-        </w:tc>
-        <w:tc>
-          <w:tcPr>
-            <w:tcW w:w="6831" w:type="dxa"/>
-            <w:tcMar>
-              <w:top w:w="80" w:type="dxa"/>
-              <w:left w:w="110" w:type="dxa"/>
-              <w:bottom w:w="80" w:type="dxa"/>
-              <w:right w:w="110" w:type="dxa"/>
-            </w:tcMar>
-          </w:tcPr>
-          <w:p>
-            <w:pPr>
-              <w:spacing w:line="360" w:lineRule="auto"/>
-              <w:rPr>
-                <w:rFonts w:ascii="Arial" w:hAnsi="Arial" w:cs="Arial"/>
-              </w:rPr>
-            </w:pPr>
-            <w:r>
-              <w:rPr>
-                <w:rFonts w:ascii="Arial" w:hAnsi="Arial" w:cs="Arial"/>
-                <w:color w:val="000000"/>
-              </w:rPr>
-              <w:t>Insumos, almacenes por tipo de conservación, notas de ingreso y egreso, control de stock por almacén, lotes con vencimiento y alertas de stock mínimo.</w:t>
-            </w:r>
-          </w:p>
-        </w:tc>
-      </w:tr>
-      <w:tr>
-        <w:trPr>
-          <w:cantSplit/>
-          <w:jc w:val="center"/>
-        </w:trPr>
-        <w:tc>
-          <w:tcPr>
-            <w:tcW w:w="2169" w:type="dxa"/>
-            <w:tcMar>
-              <w:top w:w="80" w:type="dxa"/>
-              <w:left w:w="110" w:type="dxa"/>
-              <w:bottom w:w="80" w:type="dxa"/>
-              <w:right w:w="110" w:type="dxa"/>
-            </w:tcMar>
-          </w:tcPr>
-          <w:p>
-            <w:pPr>
-              <w:spacing w:line="360" w:lineRule="auto"/>
-              <w:rPr>
-                <w:rFonts w:ascii="Arial" w:hAnsi="Arial" w:cs="Arial"/>
-              </w:rPr>
-            </w:pPr>
-            <w:r>
-              <w:rPr>
-                <w:rFonts w:ascii="Arial" w:hAnsi="Arial" w:cs="Arial"/>
-                <w:b/>
-                <w:bCs/>
-                <w:color w:val="000000"/>
-              </w:rPr>
-              <w:t>Ventas</w:t>
-            </w:r>
-          </w:p>
-        </w:tc>
-        <w:tc>
-          <w:tcPr>
-            <w:tcW w:w="6831" w:type="dxa"/>
-            <w:tcMar>
-              <w:top w:w="80" w:type="dxa"/>
-              <w:left w:w="110" w:type="dxa"/>
-              <w:bottom w:w="80" w:type="dxa"/>
-              <w:right w:w="110" w:type="dxa"/>
-            </w:tcMar>
-          </w:tcPr>
-          <w:p>
-            <w:pPr>
-              <w:spacing w:line="360" w:lineRule="auto"/>
-              <w:rPr>
-                <w:rFonts w:ascii="Arial" w:hAnsi="Arial" w:cs="Arial"/>
-              </w:rPr>
-            </w:pPr>
-            <w:r>
-              <w:rPr>
-                <w:rFonts w:ascii="Arial" w:hAnsi="Arial" w:cs="Arial"/>
-                <w:color w:val="000000"/>
-              </w:rPr>
-              <w:t>Venta en el local (mesa o para llevar) con cobro en efectivo o QR, comprobante y gestión de clientes.</w:t>
-            </w:r>
-          </w:p>
-        </w:tc>
-      </w:tr>
-      <w:tr>
-        <w:trPr>
-          <w:cantSplit/>
-          <w:jc w:val="center"/>
-        </w:trPr>
-        <w:tc>
-          <w:tcPr>
-            <w:tcW w:w="2169" w:type="dxa"/>
-            <w:tcMar>
-              <w:top w:w="80" w:type="dxa"/>
-              <w:left w:w="110" w:type="dxa"/>
-              <w:bottom w:w="80" w:type="dxa"/>
-              <w:right w:w="110" w:type="dxa"/>
-            </w:tcMar>
-          </w:tcPr>
-          <w:p>
-            <w:pPr>
-              <w:spacing w:line="360" w:lineRule="auto"/>
-              <w:rPr>
-                <w:rFonts w:ascii="Arial" w:hAnsi="Arial" w:cs="Arial"/>
-              </w:rPr>
-            </w:pPr>
-            <w:r>
-              <w:rPr>
-                <w:rFonts w:ascii="Arial" w:hAnsi="Arial" w:cs="Arial"/>
-                <w:b/>
-                <w:bCs/>
-                <w:color w:val="000000"/>
-              </w:rPr>
-              <w:t>Pedidos</w:t>
-            </w:r>
-          </w:p>
-        </w:tc>
-        <w:tc>
-          <w:tcPr>
-            <w:tcW w:w="6831" w:type="dxa"/>
-            <w:tcMar>
-              <w:top w:w="80" w:type="dxa"/>
-              <w:left w:w="110" w:type="dxa"/>
-              <w:bottom w:w="80" w:type="dxa"/>
-              <w:right w:w="110" w:type="dxa"/>
-            </w:tcMar>
-          </w:tcPr>
-          <w:p>
-            <w:pPr>
-              <w:spacing w:line="360" w:lineRule="auto"/>
-              <w:rPr>
-                <w:rFonts w:ascii="Arial" w:hAnsi="Arial" w:cs="Arial"/>
-              </w:rPr>
-            </w:pPr>
-            <w:r>
-              <w:rPr>
-                <w:rFonts w:ascii="Arial" w:hAnsi="Arial" w:cs="Arial"/>
-                <w:color w:val="000000"/>
-              </w:rPr>
-              <w:t>Carrito, ubicación de entrega en mapa, seguimiento del estado, asignación de repartidor y seguimiento en vivo de la entrega.</w:t>
-            </w:r>
-          </w:p>
-        </w:tc>
-      </w:tr>
-      <w:tr>
-        <w:trPr>
-          <w:cantSplit/>
-          <w:jc w:val="center"/>
-        </w:trPr>
-        <w:tc>
-          <w:tcPr>
-            <w:tcW w:w="2169" w:type="dxa"/>
-            <w:tcMar>
-              <w:top w:w="80" w:type="dxa"/>
-              <w:left w:w="110" w:type="dxa"/>
-              <w:bottom w:w="80" w:type="dxa"/>
-              <w:right w:w="110" w:type="dxa"/>
-            </w:tcMar>
-          </w:tcPr>
-          <w:p>
-            <w:pPr>
-              <w:spacing w:line="360" w:lineRule="auto"/>
-              <w:rPr>
-                <w:rFonts w:ascii="Arial" w:hAnsi="Arial" w:cs="Arial"/>
-              </w:rPr>
-            </w:pPr>
-            <w:r>
-              <w:rPr>
-                <w:rFonts w:ascii="Arial" w:hAnsi="Arial" w:cs="Arial"/>
-                <w:b/>
-                <w:bCs/>
-                <w:color w:val="000000"/>
-              </w:rPr>
-              <w:t>Pagos</w:t>
-            </w:r>
-          </w:p>
-        </w:tc>
-        <w:tc>
-          <w:tcPr>
-            <w:tcW w:w="6831" w:type="dxa"/>
-            <w:tcMar>
-              <w:top w:w="80" w:type="dxa"/>
-              <w:left w:w="110" w:type="dxa"/>
-              <w:bottom w:w="80" w:type="dxa"/>
-              <w:right w:w="110" w:type="dxa"/>
-            </w:tcMar>
-          </w:tcPr>
-          <w:p>
-            <w:pPr>
-              <w:spacing w:line="360" w:lineRule="auto"/>
-              <w:rPr>
-                <w:rFonts w:ascii="Arial" w:hAnsi="Arial" w:cs="Arial"/>
-              </w:rPr>
-            </w:pPr>
-            <w:r>
-              <w:rPr>
-                <w:rFonts w:ascii="Arial" w:hAnsi="Arial" w:cs="Arial"/>
-                <w:color w:val="000000"/>
-              </w:rPr>
-              <w:t>Cobro en línea por QR o tarjeta mediante la pasarela Libélula, con un modo simulado para demostraciones.</w:t>
-            </w:r>
-          </w:p>
-        </w:tc>
-      </w:tr>
-      <w:tr>
-        <w:trPr>
-          <w:cantSplit/>
-          <w:jc w:val="center"/>
-        </w:trPr>
-        <w:tc>
-          <w:tcPr>
-            <w:tcW w:w="2169" w:type="dxa"/>
-            <w:tcMar>
-              <w:top w:w="80" w:type="dxa"/>
-              <w:left w:w="110" w:type="dxa"/>
-              <w:bottom w:w="80" w:type="dxa"/>
-              <w:right w:w="110" w:type="dxa"/>
-            </w:tcMar>
-          </w:tcPr>
-          <w:p>
-            <w:pPr>
-              <w:spacing w:line="360" w:lineRule="auto"/>
-              <w:rPr>
-                <w:rFonts w:ascii="Arial" w:hAnsi="Arial" w:cs="Arial"/>
-              </w:rPr>
-            </w:pPr>
-            <w:r>
-              <w:rPr>
-                <w:rFonts w:ascii="Arial" w:hAnsi="Arial" w:cs="Arial"/>
-                <w:b/>
-                <w:bCs/>
-                <w:color w:val="000000"/>
-              </w:rPr>
-              <w:t>Reportes</w:t>
-            </w:r>
-          </w:p>
-        </w:tc>
-        <w:tc>
-          <w:tcPr>
-            <w:tcW w:w="6831" w:type="dxa"/>
-            <w:tcMar>
-              <w:top w:w="80" w:type="dxa"/>
-              <w:left w:w="110" w:type="dxa"/>
-              <w:bottom w:w="80" w:type="dxa"/>
-              <w:right w:w="110" w:type="dxa"/>
-            </w:tcMar>
-          </w:tcPr>
-          <w:p>
-            <w:pPr>
-              <w:spacing w:line="360" w:lineRule="auto"/>
-              <w:rPr>
-                <w:rFonts w:ascii="Arial" w:hAnsi="Arial" w:cs="Arial"/>
-              </w:rPr>
-            </w:pPr>
-            <w:r>
-              <w:rPr>
-                <w:rFonts w:ascii="Arial" w:hAnsi="Arial" w:cs="Arial"/>
-                <w:color w:val="000000"/>
-              </w:rPr>
-              <w:t>Reportes parametrizados de ventas, pedidos, producción e inventario, exportables a PDF y enviables a una o varias cuentas de correo, y contador de visitas por página.</w:t>
-            </w:r>
-          </w:p>
-        </w:tc>
-      </w:tr>
-      <w:tr>
-        <w:trPr>
-          <w:cantSplit/>
-          <w:jc w:val="center"/>
-        </w:trPr>
-        <w:tc>
-          <w:tcPr>
-            <w:tcW w:w="2169" w:type="dxa"/>
-            <w:tcMar>
-              <w:top w:w="80" w:type="dxa"/>
-              <w:left w:w="110" w:type="dxa"/>
-              <w:bottom w:w="80" w:type="dxa"/>
-              <w:right w:w="110" w:type="dxa"/>
-            </w:tcMar>
-          </w:tcPr>
-          <w:p>
-            <w:pPr>
-              <w:spacing w:line="360" w:lineRule="auto"/>
-              <w:rPr>
-                <w:rFonts w:ascii="Arial" w:hAnsi="Arial" w:cs="Arial"/>
-              </w:rPr>
-            </w:pPr>
-            <w:r>
-              <w:rPr>
-                <w:rFonts w:ascii="Arial" w:hAnsi="Arial" w:cs="Arial"/>
-                <w:b/>
-                <w:bCs/>
-                <w:color w:val="000000"/>
-              </w:rPr>
-              <w:t>Sitio web</w:t>
-            </w:r>
-          </w:p>
-        </w:tc>
-        <w:tc>
-          <w:tcPr>
-            <w:tcW w:w="6831" w:type="dxa"/>
-            <w:tcMar>
-              <w:top w:w="80" w:type="dxa"/>
-              <w:left w:w="110" w:type="dxa"/>
-              <w:bottom w:w="80" w:type="dxa"/>
-              <w:right w:w="110" w:type="dxa"/>
-            </w:tcMar>
-          </w:tcPr>
-          <w:p>
-            <w:pPr>
-              <w:spacing w:line="360" w:lineRule="auto"/>
-              <w:rPr>
-                <w:rFonts w:ascii="Arial" w:hAnsi="Arial" w:cs="Arial"/>
-              </w:rPr>
-            </w:pPr>
-            <w:r>
-              <w:rPr>
-                <w:rFonts w:ascii="Arial" w:hAnsi="Arial" w:cs="Arial"/>
-                <w:color w:val="000000"/>
-              </w:rPr>
-              <w:t>Estilo propio con tres temas (niños, jóvenes, adultos), modo día/noche según el horario del cliente y menú dinámico según los permisos del usuario.</w:t>
-            </w:r>
-          </w:p>
-        </w:tc>
-      </w:tr>
-    </w:tbl>
-    <w:p>
-      <w:pPr>
-        <w:spacing w:after="120"/>
-        <w:jc w:val="both"/>
-        <w:rPr>
-          <w:rFonts w:ascii="Arial" w:hAnsi="Arial" w:cs="Arial"/>
-        </w:rPr>
-      </w:pPr>
-    </w:p>
-    <w:p>
-      <w:pPr>
-        <w:spacing w:after="160" w:line="360" w:lineRule="auto"/>
-        <w:jc w:val="both"/>
-        <w:rPr>
-          <w:rFonts w:ascii="Arial" w:hAnsi="Arial" w:cs="Arial"/>
-        </w:rPr>
-      </w:pPr>
-      <w:r>
-        <w:rPr>
-          <w:rFonts w:ascii="Arial" w:hAnsi="Arial" w:cs="Arial"/>
-        </w:rPr>
-        <w:lastRenderedPageBreak/>
-        <w:t>Quedan fuera del alcance: la facturación electrónica ante Impuestos Nacionales, la aplicación móvil nativa y la integración con plataformas de delivery de terceros.</w:t>
-      </w:r>
+        <w:rPr>
+          <w:rFonts w:ascii="Arial" w:hAnsi="Arial" w:cs="Arial"/>
+        </w:rPr>
+      </w:pPr>
+      <w:r>
+        <w:rPr>
+          <w:noProof/>
+        </w:rPr>
+        <w:drawing>
+          <wp:inline distT="0" distB="0" distL="0" distR="0" wp14:anchorId="22D6E81C" wp14:editId="29934062">
+            <wp:extent cx="5486400" cy="3823102"/>
+            <wp:effectExtent l="0" t="0" r="0" b="0"/>
+            <wp:docPr id="1001" name="Figura 1001" descr="Módulos y casos de uso del sistema"/>
+            <wp:cNvGraphicFramePr>
+              <a:graphicFrameLocks xmlns:a="http://schemas.openxmlformats.org/drawingml/2006/main" noChangeAspect="1"/>
+            </wp:cNvGraphicFramePr>
+            <a:graphic xmlns:a="http://schemas.openxmlformats.org/drawingml/2006/main">
+              <a:graphicData uri="http://schemas.openxmlformats.org/drawingml/2006/picture">
+                <pic:pic xmlns:pic="http://schemas.openxmlformats.org/drawingml/2006/picture">
+                  <pic:nvPicPr>
+                    <pic:cNvPr id="1001" name="figura-01.png"/>
+                    <pic:cNvPicPr/>
+                  </pic:nvPicPr>
+                  <pic:blipFill>
+                    <a:blip r:embed="rId9"/>
+                    <a:stretch>
+                      <a:fillRect/>
+                    </a:stretch>
+                  </pic:blipFill>
+                  <pic:spPr>
+                    <a:xfrm>
+                      <a:off x="0" y="0"/>
+                      <a:ext cx="5486400" cy="3823102"/>
+                    </a:xfrm>
+                    <a:prstGeom prst="rect">
+                      <a:avLst/>
+                    </a:prstGeom>
+                  </pic:spPr>
+                </pic:pic>
+              </a:graphicData>
+            </a:graphic>
+          </wp:inline>
+        </w:drawing>
+      </w:r>
+    </w:p>
+    <w:p>
+      <w:pPr>
+        <w:pStyle w:val="Descripcin"/>
+      </w:pPr>
+      <w:bookmarkStart w:id="15" w:name="_Toc243489748"/>
+      <w:r>
+        <w:t xml:space="preserve">Figura </w:t>
+      </w:r>
+      <w:r>
+        <w:fldChar w:fldCharType="begin"/>
+      </w:r>
+      <w:r>
+        <w:instrText xml:space="preserve"> SEQ Figura \* ARABIC </w:instrText>
+      </w:r>
+      <w:r>
+        <w:fldChar w:fldCharType="separate"/>
+      </w:r>
+      <w:r>
+        <w:rPr>
+          <w:noProof/>
+        </w:rPr>
+        <w:t>1</w:t>
+      </w:r>
+      <w:r>
+        <w:fldChar w:fldCharType="end"/>
+      </w:r>
+      <w:r>
+        <w:t>. Módulos y casos de uso del sistema</w:t>
+      </w:r>
+      <w:bookmarkEnd w:id="15"/>
     </w:p>
     <w:p>
       <w:pPr>
         <w:pStyle w:val="Ttulo2"/>
         <w:spacing w:before="280" w:after="160"/>
       </w:pPr>
-      <w:bookmarkStart w:id="15" w:name="_Toc243481596"/>
+      <w:bookmarkStart w:id="16" w:name="_Toc243489658"/>
       <w:r>
         <w:t>1.9 METODOLOGÍA DE DESARROLLO</w:t>
       </w:r>
-      <w:bookmarkEnd w:id="15"/>
+      <w:bookmarkEnd w:id="16"/>
     </w:p>
     <w:p>
       <w:pPr>
@@ -10125,7 +9682,7 @@
           <w:iCs/>
         </w:rPr>
       </w:pPr>
-      <w:bookmarkStart w:id="16" w:name="_Toc243481597"/>
+      <w:bookmarkStart w:id="17" w:name="_Toc243489659"/>
       <w:r>
         <w:rPr>
           <w:i/>
@@ -10133,7 +9690,7 @@
         </w:rPr>
         <w:t>1.9.1 Scrum</w:t>
       </w:r>
-      <w:bookmarkEnd w:id="16"/>
+      <w:bookmarkEnd w:id="17"/>
     </w:p>
     <w:p>
       <w:pPr>
@@ -10239,6 +9796,7 @@
           <w:b/>
           <w:bCs/>
         </w:rPr>
+        <w:lastRenderedPageBreak/>
         <w:t>Eventos:</w:t>
       </w:r>
       <w:r>
@@ -10426,7 +9984,7 @@
           <w:iCs/>
         </w:rPr>
       </w:pPr>
-      <w:bookmarkStart w:id="17" w:name="_Toc243481598"/>
+      <w:bookmarkStart w:id="18" w:name="_Toc243489660"/>
       <w:r>
         <w:rPr>
           <w:i/>
@@ -10434,7 +9992,7 @@
         </w:rPr>
         <w:t>1.9.2 Arquitectura de microservicios</w:t>
       </w:r>
-      <w:bookmarkEnd w:id="17"/>
+      <w:bookmarkEnd w:id="18"/>
     </w:p>
     <w:p>
       <w:pPr>
@@ -10624,7 +10182,6 @@
           <w:b/>
           <w:bCs/>
         </w:rPr>
-        <w:lastRenderedPageBreak/>
         <w:t>Contenedores Docker</w:t>
       </w:r>
       <w:r>
@@ -10640,23 +10197,23 @@
         <w:pageBreakBefore/>
         <w:spacing w:before="360" w:after="220"/>
       </w:pPr>
-      <w:bookmarkStart w:id="18" w:name="_Toc243481599"/>
+      <w:bookmarkStart w:id="19" w:name="_Toc243489661"/>
       <w:r>
         <w:lastRenderedPageBreak/>
         <w:t>CAPÍTULO 2 – LA ORGANIZACIÓN</w:t>
       </w:r>
-      <w:bookmarkEnd w:id="18"/>
+      <w:bookmarkEnd w:id="19"/>
     </w:p>
     <w:p>
       <w:pPr>
         <w:pStyle w:val="Ttulo2"/>
         <w:spacing w:before="280" w:after="160"/>
       </w:pPr>
-      <w:bookmarkStart w:id="19" w:name="_Toc243481600"/>
+      <w:bookmarkStart w:id="20" w:name="_Toc243489662"/>
       <w:r>
         <w:t>2.1 ANTECEDENTES</w:t>
       </w:r>
-      <w:bookmarkEnd w:id="19"/>
+      <w:bookmarkEnd w:id="20"/>
     </w:p>
     <w:p>
       <w:pPr>
@@ -10707,11 +10264,11 @@
         <w:pStyle w:val="Ttulo2"/>
         <w:spacing w:before="280" w:after="160"/>
       </w:pPr>
-      <w:bookmarkStart w:id="20" w:name="_Toc243481601"/>
+      <w:bookmarkStart w:id="21" w:name="_Toc243489663"/>
       <w:r>
         <w:t>2.2 SITUACIÓN ACTUAL</w:t>
       </w:r>
-      <w:bookmarkEnd w:id="20"/>
+      <w:bookmarkEnd w:id="21"/>
     </w:p>
     <w:p>
       <w:pPr>
@@ -11368,11 +10925,11 @@
         <w:pStyle w:val="Ttulo2"/>
         <w:spacing w:before="280" w:after="160"/>
       </w:pPr>
-      <w:bookmarkStart w:id="21" w:name="_Toc243481602"/>
+      <w:bookmarkStart w:id="22" w:name="_Toc243489664"/>
       <w:r>
         <w:t>2.3 SERVICIOS QUE PRESTA</w:t>
       </w:r>
-      <w:bookmarkEnd w:id="21"/>
+      <w:bookmarkEnd w:id="22"/>
     </w:p>
     <w:p>
       <w:pPr>
@@ -11597,11 +11154,11 @@
         <w:pStyle w:val="Ttulo2"/>
         <w:spacing w:before="280" w:after="160"/>
       </w:pPr>
-      <w:bookmarkStart w:id="22" w:name="_Toc243481603"/>
+      <w:bookmarkStart w:id="23" w:name="_Toc243489665"/>
       <w:r>
         <w:t>2.4 METODOLOGÍA DE TRABAJO</w:t>
       </w:r>
-      <w:bookmarkEnd w:id="22"/>
+      <w:bookmarkEnd w:id="23"/>
     </w:p>
     <w:p>
       <w:pPr>
@@ -11773,103 +11330,10 @@
         </w:rPr>
         <w:lastRenderedPageBreak/>
         <w:drawing>
-          <wp:inline distT="0" distB="0" distL="0" distR="0" wp14:anchorId="1A195FEB" wp14:editId="5A817603">
+          <wp:inline distT="0" distB="0" distL="0" distR="0" wp14:anchorId="1119AAA6" wp14:editId="20B45AE1">
             <wp:extent cx="4902993" cy="6138862"/>
             <wp:effectExtent l="0" t="0" r="0" b="0"/>
-            <wp:docPr id="1001" name="Figura 1001" descr="Ciclo de trabajo diario de NutriExpress"/>
-            <wp:cNvGraphicFramePr>
-              <a:graphicFrameLocks xmlns:a="http://schemas.openxmlformats.org/drawingml/2006/main" noChangeAspect="1"/>
-            </wp:cNvGraphicFramePr>
-            <a:graphic xmlns:a="http://schemas.openxmlformats.org/drawingml/2006/main">
-              <a:graphicData uri="http://schemas.openxmlformats.org/drawingml/2006/picture">
-                <pic:pic xmlns:pic="http://schemas.openxmlformats.org/drawingml/2006/picture">
-                  <pic:nvPicPr>
-                    <pic:cNvPr id="1001" name="figura-01.png"/>
-                    <pic:cNvPicPr/>
-                  </pic:nvPicPr>
-                  <pic:blipFill>
-                    <a:blip r:embed="rId9"/>
-                    <a:stretch>
-                      <a:fillRect/>
-                    </a:stretch>
-                  </pic:blipFill>
-                  <pic:spPr>
-                    <a:xfrm>
-                      <a:off x="0" y="0"/>
-                      <a:ext cx="4902993" cy="6138862"/>
-                    </a:xfrm>
-                    <a:prstGeom prst="rect">
-                      <a:avLst/>
-                    </a:prstGeom>
-                  </pic:spPr>
-                </pic:pic>
-              </a:graphicData>
-            </a:graphic>
-          </wp:inline>
-        </w:drawing>
-      </w:r>
-    </w:p>
-    <w:p>
-      <w:pPr>
-        <w:pStyle w:val="Descripcin"/>
-      </w:pPr>
-      <w:bookmarkStart w:id="23" w:name="_Toc243481686"/>
-      <w:r>
-        <w:t xml:space="preserve">Figura </w:t>
-      </w:r>
-      <w:r>
-        <w:fldChar w:fldCharType="begin"/>
-      </w:r>
-      <w:r>
-        <w:instrText xml:space="preserve"> SEQ Figura \* ARABIC </w:instrText>
-      </w:r>
-      <w:r>
-        <w:fldChar w:fldCharType="separate"/>
-      </w:r>
-      <w:r>
-        <w:rPr>
-          <w:noProof/>
-        </w:rPr>
-        <w:t>1</w:t>
-      </w:r>
-      <w:r>
-        <w:fldChar w:fldCharType="end"/>
-      </w:r>
-      <w:r>
-        <w:t>. Ciclo de trabajo diario de NutriExpress</w:t>
-      </w:r>
-      <w:bookmarkEnd w:id="23"/>
-    </w:p>
-    <w:p>
-      <w:pPr>
-        <w:pStyle w:val="Ttulo2"/>
-        <w:spacing w:before="280" w:after="160"/>
-      </w:pPr>
-      <w:bookmarkStart w:id="24" w:name="_Toc243481604"/>
-      <w:r>
-        <w:lastRenderedPageBreak/>
-        <w:t>2.5 ESTRUCTURA ORGANIZACIONAL</w:t>
-      </w:r>
-      <w:bookmarkEnd w:id="24"/>
-    </w:p>
-    <w:p>
-      <w:pPr>
-        <w:keepNext/>
-        <w:spacing w:before="120" w:after="60"/>
-        <w:jc w:val="center"/>
-        <w:rPr>
-          <w:rFonts w:ascii="Arial" w:hAnsi="Arial" w:cs="Arial"/>
-        </w:rPr>
-      </w:pPr>
-      <w:r>
-        <w:rPr>
-          <w:noProof/>
-        </w:rPr>
-        <w:drawing>
-          <wp:inline distT="0" distB="0" distL="0" distR="0" wp14:anchorId="33994169" wp14:editId="196F1756">
-            <wp:extent cx="5486400" cy="1752565"/>
-            <wp:effectExtent l="0" t="0" r="0" b="0"/>
-            <wp:docPr id="1002" name="Figura 1002" descr="Organigrama de NutriExpress"/>
+            <wp:docPr id="1002" name="Figura 1002" descr="Ciclo de trabajo diario de NutriExpress"/>
             <wp:cNvGraphicFramePr>
               <a:graphicFrameLocks xmlns:a="http://schemas.openxmlformats.org/drawingml/2006/main" noChangeAspect="1"/>
             </wp:cNvGraphicFramePr>
@@ -11889,6 +11353,99 @@
                   <pic:spPr>
                     <a:xfrm>
                       <a:off x="0" y="0"/>
+                      <a:ext cx="4902993" cy="6138862"/>
+                    </a:xfrm>
+                    <a:prstGeom prst="rect">
+                      <a:avLst/>
+                    </a:prstGeom>
+                  </pic:spPr>
+                </pic:pic>
+              </a:graphicData>
+            </a:graphic>
+          </wp:inline>
+        </w:drawing>
+      </w:r>
+    </w:p>
+    <w:p>
+      <w:pPr>
+        <w:pStyle w:val="Descripcin"/>
+      </w:pPr>
+      <w:bookmarkStart w:id="24" w:name="_Toc243489749"/>
+      <w:r>
+        <w:t xml:space="preserve">Figura </w:t>
+      </w:r>
+      <w:r>
+        <w:fldChar w:fldCharType="begin"/>
+      </w:r>
+      <w:r>
+        <w:instrText xml:space="preserve"> SEQ Figura \* ARABIC </w:instrText>
+      </w:r>
+      <w:r>
+        <w:fldChar w:fldCharType="separate"/>
+      </w:r>
+      <w:r>
+        <w:rPr>
+          <w:noProof/>
+        </w:rPr>
+        <w:t>2</w:t>
+      </w:r>
+      <w:r>
+        <w:fldChar w:fldCharType="end"/>
+      </w:r>
+      <w:r>
+        <w:t>. Ciclo de trabajo diario de NutriExpress</w:t>
+      </w:r>
+      <w:bookmarkEnd w:id="24"/>
+    </w:p>
+    <w:p>
+      <w:pPr>
+        <w:pStyle w:val="Ttulo2"/>
+        <w:spacing w:before="280" w:after="160"/>
+      </w:pPr>
+      <w:bookmarkStart w:id="25" w:name="_Toc243489666"/>
+      <w:r>
+        <w:lastRenderedPageBreak/>
+        <w:t>2.5 ESTRUCTURA ORGANIZACIONAL</w:t>
+      </w:r>
+      <w:bookmarkEnd w:id="25"/>
+    </w:p>
+    <w:p>
+      <w:pPr>
+        <w:keepNext/>
+        <w:spacing w:before="120" w:after="60"/>
+        <w:jc w:val="center"/>
+        <w:rPr>
+          <w:rFonts w:ascii="Arial" w:hAnsi="Arial" w:cs="Arial"/>
+        </w:rPr>
+      </w:pPr>
+      <w:r>
+        <w:rPr>
+          <w:noProof/>
+        </w:rPr>
+        <w:drawing>
+          <wp:inline distT="0" distB="0" distL="0" distR="0" wp14:anchorId="420F2289" wp14:editId="59ACAF78">
+            <wp:extent cx="5486400" cy="1752565"/>
+            <wp:effectExtent l="0" t="0" r="0" b="0"/>
+            <wp:docPr id="1003" name="Figura 1003" descr="Organigrama de NutriExpress"/>
+            <wp:cNvGraphicFramePr>
+              <a:graphicFrameLocks xmlns:a="http://schemas.openxmlformats.org/drawingml/2006/main" noChangeAspect="1"/>
+            </wp:cNvGraphicFramePr>
+            <a:graphic xmlns:a="http://schemas.openxmlformats.org/drawingml/2006/main">
+              <a:graphicData uri="http://schemas.openxmlformats.org/drawingml/2006/picture">
+                <pic:pic xmlns:pic="http://schemas.openxmlformats.org/drawingml/2006/picture">
+                  <pic:nvPicPr>
+                    <pic:cNvPr id="1003" name="figura-03.png"/>
+                    <pic:cNvPicPr/>
+                  </pic:nvPicPr>
+                  <pic:blipFill>
+                    <a:blip r:embed="rId11"/>
+                    <a:stretch>
+                      <a:fillRect/>
+                    </a:stretch>
+                  </pic:blipFill>
+                  <pic:spPr>
+                    <a:xfrm>
+                      <a:off x="0" y="0"/>
                       <a:ext cx="5486400" cy="1752565"/>
                     </a:xfrm>
                     <a:prstGeom prst="rect">
@@ -11906,7 +11463,7 @@
       <w:pPr>
         <w:pStyle w:val="Descripcin"/>
       </w:pPr>
-      <w:bookmarkStart w:id="25" w:name="_Toc243481687"/>
+      <w:bookmarkStart w:id="26" w:name="_Toc243489750"/>
       <w:r>
         <w:t xml:space="preserve">Figura </w:t>
       </w:r>
@@ -11923,7 +11480,7 @@
         <w:rPr>
           <w:noProof/>
         </w:rPr>
-        <w:t>2</w:t>
+        <w:t>3</w:t>
       </w:r>
       <w:r>
         <w:fldChar w:fldCharType="end"/>
@@ -11931,7 +11488,7 @@
       <w:r>
         <w:t>. Organigrama de NutriExpress</w:t>
       </w:r>
-      <w:bookmarkEnd w:id="25"/>
+      <w:bookmarkEnd w:id="26"/>
     </w:p>
     <w:p>
       <w:pPr>
@@ -12574,7 +12131,7 @@
           <w:szCs w:val="32"/>
         </w:rPr>
       </w:pPr>
-      <w:bookmarkStart w:id="26" w:name="_Toc243481605"/>
+      <w:bookmarkStart w:id="27" w:name="_Toc243489667"/>
       <w:r>
         <w:rPr>
           <w:sz w:val="32"/>
@@ -12583,7 +12140,7 @@
         <w:lastRenderedPageBreak/>
         <w:t>PARTE II: DESARROLLO DEL SISTEMA</w:t>
       </w:r>
-      <w:bookmarkEnd w:id="26"/>
+      <w:bookmarkEnd w:id="27"/>
     </w:p>
     <w:p>
       <w:pPr>
@@ -12591,23 +12148,23 @@
         <w:pageBreakBefore/>
         <w:spacing w:before="360" w:after="220"/>
       </w:pPr>
-      <w:bookmarkStart w:id="27" w:name="_Toc243481606"/>
+      <w:bookmarkStart w:id="28" w:name="_Toc243489668"/>
       <w:r>
         <w:lastRenderedPageBreak/>
         <w:t>CAPÍTULO 3 – DESARROLLO CON SCRUM</w:t>
       </w:r>
-      <w:bookmarkEnd w:id="27"/>
+      <w:bookmarkEnd w:id="28"/>
     </w:p>
     <w:p>
       <w:pPr>
         <w:pStyle w:val="Ttulo2"/>
         <w:spacing w:before="280" w:after="160"/>
       </w:pPr>
-      <w:bookmarkStart w:id="28" w:name="_Toc243481607"/>
+      <w:bookmarkStart w:id="29" w:name="_Toc243489669"/>
       <w:r>
         <w:t>3.1 SPRINT 0</w:t>
       </w:r>
-      <w:bookmarkEnd w:id="28"/>
+      <w:bookmarkEnd w:id="29"/>
     </w:p>
     <w:p>
       <w:pPr>
@@ -12683,7 +12240,7 @@
           <w:iCs/>
         </w:rPr>
       </w:pPr>
-      <w:bookmarkStart w:id="29" w:name="_Toc243481608"/>
+      <w:bookmarkStart w:id="30" w:name="_Toc243489670"/>
       <w:r>
         <w:rPr>
           <w:i/>
@@ -12691,7 +12248,7 @@
         </w:rPr>
         <w:t>3.1.1 Personas y roles del proyecto</w:t>
       </w:r>
-      <w:bookmarkEnd w:id="29"/>
+      <w:bookmarkEnd w:id="30"/>
     </w:p>
     <w:tbl>
       <w:tblPr>
@@ -12713,9 +12270,9 @@
         <w:tblLook w:val="0000" w:firstRow="0" w:lastRow="0" w:firstColumn="0" w:lastColumn="0" w:noHBand="0" w:noVBand="0"/>
       </w:tblPr>
       <w:tblGrid>
-        <w:gridCol w:w="2033"/>
-        <w:gridCol w:w="2422"/>
-        <w:gridCol w:w="4545"/>
+        <w:gridCol w:w="1624"/>
+        <w:gridCol w:w="2518"/>
+        <w:gridCol w:w="4858"/>
       </w:tblGrid>
       <w:tr>
         <w:trPr>
@@ -12725,7 +12282,7 @@
         </w:trPr>
         <w:tc>
           <w:tcPr>
-            <w:tcW w:w="2033" w:type="dxa"/>
+            <w:tcW w:w="1624" w:type="dxa"/>
             <w:shd w:val="clear" w:color="auto" w:fill="000000"/>
             <w:tcMar>
               <w:top w:w="80" w:type="dxa"/>
@@ -12754,7 +12311,7 @@
         </w:tc>
         <w:tc>
           <w:tcPr>
-            <w:tcW w:w="2422" w:type="dxa"/>
+            <w:tcW w:w="2518" w:type="dxa"/>
             <w:shd w:val="clear" w:color="auto" w:fill="000000"/>
             <w:tcMar>
               <w:top w:w="80" w:type="dxa"/>
@@ -12783,7 +12340,7 @@
         </w:tc>
         <w:tc>
           <w:tcPr>
-            <w:tcW w:w="4545" w:type="dxa"/>
+            <w:tcW w:w="4858" w:type="dxa"/>
             <w:shd w:val="clear" w:color="auto" w:fill="000000"/>
             <w:tcMar>
               <w:top w:w="80" w:type="dxa"/>
@@ -12818,7 +12375,7 @@
         </w:trPr>
         <w:tc>
           <w:tcPr>
-            <w:tcW w:w="2033" w:type="dxa"/>
+            <w:tcW w:w="1624" w:type="dxa"/>
             <w:tcMar>
               <w:top w:w="80" w:type="dxa"/>
               <w:left w:w="110" w:type="dxa"/>
@@ -12846,7 +12403,7 @@
         </w:tc>
         <w:tc>
           <w:tcPr>
-            <w:tcW w:w="2422" w:type="dxa"/>
+            <w:tcW w:w="2518" w:type="dxa"/>
             <w:tcMar>
               <w:top w:w="80" w:type="dxa"/>
               <w:left w:w="110" w:type="dxa"/>
@@ -12872,7 +12429,7 @@
         </w:tc>
         <w:tc>
           <w:tcPr>
-            <w:tcW w:w="4545" w:type="dxa"/>
+            <w:tcW w:w="4858" w:type="dxa"/>
             <w:tcMar>
               <w:top w:w="80" w:type="dxa"/>
               <w:left w:w="110" w:type="dxa"/>
@@ -12904,7 +12461,7 @@
         </w:trPr>
         <w:tc>
           <w:tcPr>
-            <w:tcW w:w="2033" w:type="dxa"/>
+            <w:tcW w:w="1624" w:type="dxa"/>
             <w:tcMar>
               <w:top w:w="80" w:type="dxa"/>
               <w:left w:w="110" w:type="dxa"/>
@@ -12932,7 +12489,7 @@
         </w:tc>
         <w:tc>
           <w:tcPr>
-            <w:tcW w:w="2422" w:type="dxa"/>
+            <w:tcW w:w="2518" w:type="dxa"/>
             <w:tcMar>
               <w:top w:w="80" w:type="dxa"/>
               <w:left w:w="110" w:type="dxa"/>
@@ -12958,7 +12515,7 @@
         </w:tc>
         <w:tc>
           <w:tcPr>
-            <w:tcW w:w="4545" w:type="dxa"/>
+            <w:tcW w:w="4858" w:type="dxa"/>
             <w:tcMar>
               <w:top w:w="80" w:type="dxa"/>
               <w:left w:w="110" w:type="dxa"/>
@@ -12990,7 +12547,7 @@
         </w:trPr>
         <w:tc>
           <w:tcPr>
-            <w:tcW w:w="2033" w:type="dxa"/>
+            <w:tcW w:w="1624" w:type="dxa"/>
             <w:tcMar>
               <w:top w:w="80" w:type="dxa"/>
               <w:left w:w="110" w:type="dxa"/>
@@ -13018,7 +12575,7 @@
         </w:tc>
         <w:tc>
           <w:tcPr>
-            <w:tcW w:w="2422" w:type="dxa"/>
+            <w:tcW w:w="2518" w:type="dxa"/>
             <w:tcMar>
               <w:top w:w="80" w:type="dxa"/>
               <w:left w:w="110" w:type="dxa"/>
@@ -13044,7 +12601,7 @@
         </w:tc>
         <w:tc>
           <w:tcPr>
-            <w:tcW w:w="4545" w:type="dxa"/>
+            <w:tcW w:w="4858" w:type="dxa"/>
             <w:tcMar>
               <w:top w:w="80" w:type="dxa"/>
               <w:left w:w="110" w:type="dxa"/>
@@ -13065,92 +12622,6 @@
                 <w:color w:val="000000"/>
               </w:rPr>
               <w:t>Diseñan, programan, prueban y despliegan los microservicios y el frontend.</w:t>
-            </w:r>
-          </w:p>
-        </w:tc>
-      </w:tr>
-      <w:tr>
-        <w:trPr>
-          <w:cantSplit/>
-          <w:jc w:val="center"/>
-        </w:trPr>
-        <w:tc>
-          <w:tcPr>
-            <w:tcW w:w="2033" w:type="dxa"/>
-            <w:tcMar>
-              <w:top w:w="80" w:type="dxa"/>
-              <w:left w:w="110" w:type="dxa"/>
-              <w:bottom w:w="80" w:type="dxa"/>
-              <w:right w:w="110" w:type="dxa"/>
-            </w:tcMar>
-          </w:tcPr>
-          <w:p>
-            <w:pPr>
-              <w:spacing w:line="360" w:lineRule="auto"/>
-              <w:rPr>
-                <w:rFonts w:ascii="Arial" w:hAnsi="Arial" w:cs="Arial"/>
-              </w:rPr>
-            </w:pPr>
-            <w:r>
-              <w:rPr>
-                <w:rFonts w:ascii="Arial" w:hAnsi="Arial" w:cs="Arial"/>
-                <w:b/>
-                <w:bCs/>
-                <w:color w:val="000000"/>
-              </w:rPr>
-              <w:t>Interesado (stakeholder)</w:t>
-            </w:r>
-          </w:p>
-        </w:tc>
-        <w:tc>
-          <w:tcPr>
-            <w:tcW w:w="2422" w:type="dxa"/>
-            <w:tcMar>
-              <w:top w:w="80" w:type="dxa"/>
-              <w:left w:w="110" w:type="dxa"/>
-              <w:bottom w:w="80" w:type="dxa"/>
-              <w:right w:w="110" w:type="dxa"/>
-            </w:tcMar>
-          </w:tcPr>
-          <w:p>
-            <w:pPr>
-              <w:spacing w:line="360" w:lineRule="auto"/>
-              <w:rPr>
-                <w:rFonts w:ascii="Arial" w:hAnsi="Arial" w:cs="Arial"/>
-              </w:rPr>
-            </w:pPr>
-            <w:r>
-              <w:rPr>
-                <w:rFonts w:ascii="Arial" w:hAnsi="Arial" w:cs="Arial"/>
-                <w:color w:val="000000"/>
-              </w:rPr>
-              <w:t>Ing. Edwin Calle Terrazas (docente)</w:t>
-            </w:r>
-          </w:p>
-        </w:tc>
-        <w:tc>
-          <w:tcPr>
-            <w:tcW w:w="4545" w:type="dxa"/>
-            <w:tcMar>
-              <w:top w:w="80" w:type="dxa"/>
-              <w:left w:w="110" w:type="dxa"/>
-              <w:bottom w:w="80" w:type="dxa"/>
-              <w:right w:w="110" w:type="dxa"/>
-            </w:tcMar>
-          </w:tcPr>
-          <w:p>
-            <w:pPr>
-              <w:spacing w:line="360" w:lineRule="auto"/>
-              <w:rPr>
-                <w:rFonts w:ascii="Arial" w:hAnsi="Arial" w:cs="Arial"/>
-              </w:rPr>
-            </w:pPr>
-            <w:r>
-              <w:rPr>
-                <w:rFonts w:ascii="Arial" w:hAnsi="Arial" w:cs="Arial"/>
-                <w:color w:val="000000"/>
-              </w:rPr>
-              <w:t>Revisa los incrementos y aporta retroalimentación.</w:t>
             </w:r>
           </w:p>
         </w:tc>
@@ -13426,7 +12897,6 @@
                 <w:rFonts w:ascii="Arial" w:hAnsi="Arial" w:cs="Arial"/>
                 <w:color w:val="000000"/>
               </w:rPr>
-              <w:lastRenderedPageBreak/>
               <w:t>Sprint Planning</w:t>
             </w:r>
           </w:p>
@@ -13679,6 +13149,7 @@
                 <w:rFonts w:ascii="Arial" w:hAnsi="Arial" w:cs="Arial"/>
                 <w:color w:val="000000"/>
               </w:rPr>
+              <w:lastRenderedPageBreak/>
               <w:t>Sprint Retrospective</w:t>
             </w:r>
           </w:p>
@@ -13933,16 +13404,42 @@
           <w:iCs/>
         </w:rPr>
       </w:pPr>
-      <w:bookmarkStart w:id="30" w:name="_Toc243481609"/>
+      <w:bookmarkStart w:id="31" w:name="_Toc243489671"/>
       <w:r>
         <w:rPr>
           <w:i/>
           <w:iCs/>
         </w:rPr>
-        <w:lastRenderedPageBreak/>
         <w:t>3.1.2 Modelo de negocio (diagrama de actividades)</w:t>
       </w:r>
-      <w:bookmarkEnd w:id="30"/>
+      <w:bookmarkEnd w:id="31"/>
+    </w:p>
+    <w:p>
+      <w:pPr>
+        <w:spacing w:after="160" w:line="360" w:lineRule="auto"/>
+        <w:jc w:val="both"/>
+        <w:rPr>
+          <w:rFonts w:ascii="Arial" w:hAnsi="Arial" w:cs="Arial"/>
+        </w:rPr>
+      </w:pPr>
+      <w:r>
+        <w:rPr>
+          <w:rFonts w:ascii="Arial" w:hAnsi="Arial" w:cs="Arial"/>
+        </w:rPr>
+        <w:t xml:space="preserve">Los diagramas de actividades se elaboraron en Enterprise Architect, con un carril por cada actor que participa en el proceso (archivo </w:t>
+      </w:r>
+      <w:r>
+        <w:rPr>
+          <w:rFonts w:ascii="Consolas" w:hAnsi="Consolas" w:cs="Consolas"/>
+        </w:rPr>
+        <w:t>docs/diagramasEA/NutriExpress_Microservicios.eapx</w:t>
+      </w:r>
+      <w:r>
+        <w:rPr>
+          <w:rFonts w:ascii="Arial" w:hAnsi="Arial" w:cs="Arial"/>
+        </w:rPr>
+        <w:t>).</w:t>
+      </w:r>
     </w:p>
     <w:p>
       <w:pPr>
@@ -13958,6 +13455,7 @@
           <w:b/>
           <w:bCs/>
         </w:rPr>
+        <w:lastRenderedPageBreak/>
         <w:t>Proceso de pedido a domicilio</w:t>
       </w:r>
     </w:p>
@@ -13975,109 +13473,10 @@
           <w:noProof/>
         </w:rPr>
         <w:drawing>
-          <wp:inline distT="0" distB="0" distL="0" distR="0" wp14:anchorId="55DF0EF0" wp14:editId="694CFF14">
-            <wp:extent cx="2820116" cy="7315200"/>
+          <wp:inline distT="0" distB="0" distL="0" distR="0" wp14:anchorId="50D4764B" wp14:editId="01CB0413">
+            <wp:extent cx="5486400" cy="6157063"/>
             <wp:effectExtent l="0" t="0" r="0" b="0"/>
-            <wp:docPr id="1003" name="Figura 1003" descr="Diagrama de actividades del pedido a domicilio"/>
-            <wp:cNvGraphicFramePr>
-              <a:graphicFrameLocks xmlns:a="http://schemas.openxmlformats.org/drawingml/2006/main" noChangeAspect="1"/>
-            </wp:cNvGraphicFramePr>
-            <a:graphic xmlns:a="http://schemas.openxmlformats.org/drawingml/2006/main">
-              <a:graphicData uri="http://schemas.openxmlformats.org/drawingml/2006/picture">
-                <pic:pic xmlns:pic="http://schemas.openxmlformats.org/drawingml/2006/picture">
-                  <pic:nvPicPr>
-                    <pic:cNvPr id="1003" name="figura-03.png"/>
-                    <pic:cNvPicPr/>
-                  </pic:nvPicPr>
-                  <pic:blipFill>
-                    <a:blip r:embed="rId11"/>
-                    <a:stretch>
-                      <a:fillRect/>
-                    </a:stretch>
-                  </pic:blipFill>
-                  <pic:spPr>
-                    <a:xfrm>
-                      <a:off x="0" y="0"/>
-                      <a:ext cx="2820116" cy="7315200"/>
-                    </a:xfrm>
-                    <a:prstGeom prst="rect">
-                      <a:avLst/>
-                    </a:prstGeom>
-                  </pic:spPr>
-                </pic:pic>
-              </a:graphicData>
-            </a:graphic>
-          </wp:inline>
-        </w:drawing>
-      </w:r>
-    </w:p>
-    <w:p>
-      <w:pPr>
-        <w:pStyle w:val="Descripcin"/>
-      </w:pPr>
-      <w:bookmarkStart w:id="31" w:name="_Toc243481688"/>
-      <w:r>
-        <w:t xml:space="preserve">Figura </w:t>
-      </w:r>
-      <w:r>
-        <w:fldChar w:fldCharType="begin"/>
-      </w:r>
-      <w:r>
-        <w:instrText xml:space="preserve"> SEQ Figura \* ARABIC </w:instrText>
-      </w:r>
-      <w:r>
-        <w:fldChar w:fldCharType="separate"/>
-      </w:r>
-      <w:r>
-        <w:rPr>
-          <w:noProof/>
-        </w:rPr>
-        <w:t>3</w:t>
-      </w:r>
-      <w:r>
-        <w:fldChar w:fldCharType="end"/>
-      </w:r>
-      <w:r>
-        <w:t>. Diagrama de actividades del pedido a domicilio</w:t>
-      </w:r>
-      <w:bookmarkEnd w:id="31"/>
-    </w:p>
-    <w:p>
-      <w:pPr>
-        <w:keepNext/>
-        <w:spacing w:before="240" w:after="120" w:line="360" w:lineRule="auto"/>
-        <w:rPr>
-          <w:rFonts w:ascii="Arial" w:hAnsi="Arial" w:cs="Arial"/>
-        </w:rPr>
-      </w:pPr>
-      <w:r>
-        <w:rPr>
-          <w:rFonts w:ascii="Arial" w:hAnsi="Arial" w:cs="Arial"/>
-          <w:b/>
-          <w:bCs/>
-        </w:rPr>
-        <w:lastRenderedPageBreak/>
-        <w:t>Proceso de venta en el local</w:t>
-      </w:r>
-    </w:p>
-    <w:p>
-      <w:pPr>
-        <w:keepNext/>
-        <w:spacing w:before="120" w:after="60"/>
-        <w:jc w:val="center"/>
-        <w:rPr>
-          <w:rFonts w:ascii="Arial" w:hAnsi="Arial" w:cs="Arial"/>
-        </w:rPr>
-      </w:pPr>
-      <w:r>
-        <w:rPr>
-          <w:noProof/>
-        </w:rPr>
-        <w:drawing>
-          <wp:inline distT="0" distB="0" distL="0" distR="0" wp14:anchorId="49E27FB3" wp14:editId="1149E347">
-            <wp:extent cx="3505348" cy="7075735"/>
-            <wp:effectExtent l="0" t="0" r="0" b="0"/>
-            <wp:docPr id="1004" name="Figura 1004" descr="Diagrama de actividades de la venta en el local"/>
+            <wp:docPr id="1004" name="Figura 1004" descr="Diagrama de actividades del pedido a domicilio"/>
             <wp:cNvGraphicFramePr>
               <a:graphicFrameLocks xmlns:a="http://schemas.openxmlformats.org/drawingml/2006/main" noChangeAspect="1"/>
             </wp:cNvGraphicFramePr>
@@ -14097,7 +13496,7 @@
                   <pic:spPr>
                     <a:xfrm>
                       <a:off x="0" y="0"/>
-                      <a:ext cx="3505348" cy="7075735"/>
+                      <a:ext cx="5486400" cy="6157063"/>
                     </a:xfrm>
                     <a:prstGeom prst="rect">
                       <a:avLst/>
@@ -14114,7 +13513,7 @@
       <w:pPr>
         <w:pStyle w:val="Descripcin"/>
       </w:pPr>
-      <w:bookmarkStart w:id="32" w:name="_Toc243481689"/>
+      <w:bookmarkStart w:id="32" w:name="_Toc243489751"/>
       <w:r>
         <w:t xml:space="preserve">Figura </w:t>
       </w:r>
@@ -14137,7 +13536,7 @@
         <w:fldChar w:fldCharType="end"/>
       </w:r>
       <w:r>
-        <w:t>. Diagrama de actividades de la venta en el local</w:t>
+        <w:t>. Diagrama de actividades del pedido a domicilio</w:t>
       </w:r>
       <w:bookmarkEnd w:id="32"/>
     </w:p>
@@ -14156,7 +13555,7 @@
           <w:bCs/>
         </w:rPr>
         <w:lastRenderedPageBreak/>
-        <w:t>Proceso de producción e inventario</w:t>
+        <w:t>Proceso de venta en el local</w:t>
       </w:r>
     </w:p>
     <w:p>
@@ -14173,10 +13572,10 @@
           <w:noProof/>
         </w:rPr>
         <w:drawing>
-          <wp:inline distT="0" distB="0" distL="0" distR="0" wp14:anchorId="5AA0C7D3" wp14:editId="651EC9DC">
-            <wp:extent cx="2544809" cy="7315200"/>
+          <wp:inline distT="0" distB="0" distL="0" distR="0" wp14:anchorId="646804CC" wp14:editId="058CF349">
+            <wp:extent cx="5486400" cy="4906216"/>
             <wp:effectExtent l="0" t="0" r="0" b="0"/>
-            <wp:docPr id="1005" name="Figura 1005" descr="Diagrama de actividades de producción e inventario"/>
+            <wp:docPr id="1005" name="Figura 1005" descr="Diagrama de actividades de la venta en el local"/>
             <wp:cNvGraphicFramePr>
               <a:graphicFrameLocks xmlns:a="http://schemas.openxmlformats.org/drawingml/2006/main" noChangeAspect="1"/>
             </wp:cNvGraphicFramePr>
@@ -14196,7 +13595,7 @@
                   <pic:spPr>
                     <a:xfrm>
                       <a:off x="0" y="0"/>
-                      <a:ext cx="2544809" cy="7315200"/>
+                      <a:ext cx="5486400" cy="4906216"/>
                     </a:xfrm>
                     <a:prstGeom prst="rect">
                       <a:avLst/>
@@ -14213,7 +13612,7 @@
       <w:pPr>
         <w:pStyle w:val="Descripcin"/>
       </w:pPr>
-      <w:bookmarkStart w:id="33" w:name="_Toc243481690"/>
+      <w:bookmarkStart w:id="33" w:name="_Toc243489752"/>
       <w:r>
         <w:t xml:space="preserve">Figura </w:t>
       </w:r>
@@ -14236,9 +13635,108 @@
         <w:fldChar w:fldCharType="end"/>
       </w:r>
       <w:r>
+        <w:t>. Diagrama de actividades de la venta en el local</w:t>
+      </w:r>
+      <w:bookmarkEnd w:id="33"/>
+    </w:p>
+    <w:p>
+      <w:pPr>
+        <w:keepNext/>
+        <w:spacing w:before="240" w:after="120" w:line="360" w:lineRule="auto"/>
+        <w:rPr>
+          <w:rFonts w:ascii="Arial" w:hAnsi="Arial" w:cs="Arial"/>
+        </w:rPr>
+      </w:pPr>
+      <w:r>
+        <w:rPr>
+          <w:rFonts w:ascii="Arial" w:hAnsi="Arial" w:cs="Arial"/>
+          <w:b/>
+          <w:bCs/>
+        </w:rPr>
+        <w:lastRenderedPageBreak/>
+        <w:t>Proceso de producción e inventario</w:t>
+      </w:r>
+    </w:p>
+    <w:p>
+      <w:pPr>
+        <w:keepNext/>
+        <w:spacing w:before="120" w:after="60"/>
+        <w:jc w:val="center"/>
+        <w:rPr>
+          <w:rFonts w:ascii="Arial" w:hAnsi="Arial" w:cs="Arial"/>
+        </w:rPr>
+      </w:pPr>
+      <w:r>
+        <w:rPr>
+          <w:noProof/>
+        </w:rPr>
+        <w:drawing>
+          <wp:inline distT="0" distB="0" distL="0" distR="0" wp14:anchorId="0B5DF497" wp14:editId="2E7CF9C2">
+            <wp:extent cx="5486400" cy="4795837"/>
+            <wp:effectExtent l="0" t="0" r="0" b="0"/>
+            <wp:docPr id="1006" name="Figura 1006" descr="Diagrama de actividades de producción e inventario"/>
+            <wp:cNvGraphicFramePr>
+              <a:graphicFrameLocks xmlns:a="http://schemas.openxmlformats.org/drawingml/2006/main" noChangeAspect="1"/>
+            </wp:cNvGraphicFramePr>
+            <a:graphic xmlns:a="http://schemas.openxmlformats.org/drawingml/2006/main">
+              <a:graphicData uri="http://schemas.openxmlformats.org/drawingml/2006/picture">
+                <pic:pic xmlns:pic="http://schemas.openxmlformats.org/drawingml/2006/picture">
+                  <pic:nvPicPr>
+                    <pic:cNvPr id="1006" name="figura-06.png"/>
+                    <pic:cNvPicPr/>
+                  </pic:nvPicPr>
+                  <pic:blipFill>
+                    <a:blip r:embed="rId14"/>
+                    <a:stretch>
+                      <a:fillRect/>
+                    </a:stretch>
+                  </pic:blipFill>
+                  <pic:spPr>
+                    <a:xfrm>
+                      <a:off x="0" y="0"/>
+                      <a:ext cx="5486400" cy="4795837"/>
+                    </a:xfrm>
+                    <a:prstGeom prst="rect">
+                      <a:avLst/>
+                    </a:prstGeom>
+                  </pic:spPr>
+                </pic:pic>
+              </a:graphicData>
+            </a:graphic>
+          </wp:inline>
+        </w:drawing>
+      </w:r>
+    </w:p>
+    <w:p>
+      <w:pPr>
+        <w:pStyle w:val="Descripcin"/>
+      </w:pPr>
+      <w:bookmarkStart w:id="34" w:name="_Toc243489753"/>
+      <w:r>
+        <w:t xml:space="preserve">Figura </w:t>
+      </w:r>
+      <w:r>
+        <w:fldChar w:fldCharType="begin"/>
+      </w:r>
+      <w:r>
+        <w:instrText xml:space="preserve"> SEQ Figura \* ARABIC </w:instrText>
+      </w:r>
+      <w:r>
+        <w:fldChar w:fldCharType="separate"/>
+      </w:r>
+      <w:r>
+        <w:rPr>
+          <w:noProof/>
+        </w:rPr>
+        <w:t>6</w:t>
+      </w:r>
+      <w:r>
+        <w:fldChar w:fldCharType="end"/>
+      </w:r>
+      <w:r>
         <w:t>. Diagrama de actividades de producción e inventario</w:t>
       </w:r>
-      <w:bookmarkEnd w:id="33"/>
+      <w:bookmarkEnd w:id="34"/>
     </w:p>
     <w:p>
       <w:pPr>
@@ -14249,16 +13747,15 @@
           <w:iCs/>
         </w:rPr>
       </w:pPr>
-      <w:bookmarkStart w:id="34" w:name="_Toc243481610"/>
+      <w:bookmarkStart w:id="35" w:name="_Toc243489672"/>
       <w:r>
         <w:rPr>
           <w:i/>
           <w:iCs/>
         </w:rPr>
-        <w:lastRenderedPageBreak/>
         <w:t>3.1.3 Requisitos funcionales</w:t>
       </w:r>
-      <w:bookmarkEnd w:id="34"/>
+      <w:bookmarkEnd w:id="35"/>
     </w:p>
     <w:p>
       <w:pPr>
@@ -14523,6 +14020,7 @@
                 <w:rFonts w:ascii="Arial" w:hAnsi="Arial" w:cs="Arial"/>
                 <w:color w:val="000000"/>
               </w:rPr>
+              <w:lastRenderedPageBreak/>
               <w:t>RF-SEG-03</w:t>
             </w:r>
           </w:p>
@@ -15042,7 +14540,6 @@
           <w:b/>
           <w:bCs/>
         </w:rPr>
-        <w:lastRenderedPageBreak/>
         <w:t>Catálogo y producción (ms-catalogo)</w:t>
       </w:r>
     </w:p>
@@ -15393,6 +14890,7 @@
                 <w:rFonts w:ascii="Arial" w:hAnsi="Arial" w:cs="Arial"/>
                 <w:color w:val="000000"/>
               </w:rPr>
+              <w:lastRenderedPageBreak/>
               <w:t>RF-PRO-05</w:t>
             </w:r>
           </w:p>
@@ -15972,7 +15470,6 @@
                 <w:rFonts w:ascii="Arial" w:hAnsi="Arial" w:cs="Arial"/>
                 <w:color w:val="000000"/>
               </w:rPr>
-              <w:lastRenderedPageBreak/>
               <w:t>RF-INV-04</w:t>
             </w:r>
           </w:p>
@@ -16321,6 +15818,7 @@
                 <w:rFonts w:ascii="Arial" w:hAnsi="Arial" w:cs="Arial"/>
                 <w:color w:val="000000"/>
               </w:rPr>
+              <w:lastRenderedPageBreak/>
               <w:t>RF-INV-10</w:t>
             </w:r>
           </w:p>
@@ -16897,7 +16395,6 @@
           <w:b/>
           <w:bCs/>
         </w:rPr>
-        <w:lastRenderedPageBreak/>
         <w:t>Pedidos (ms-pedidos)</w:t>
       </w:r>
     </w:p>
@@ -17306,6 +16803,7 @@
                 <w:rFonts w:ascii="Arial" w:hAnsi="Arial" w:cs="Arial"/>
                 <w:color w:val="000000"/>
               </w:rPr>
+              <w:lastRenderedPageBreak/>
               <w:t>RF-PED-06</w:t>
             </w:r>
           </w:p>
@@ -17766,7 +17264,6 @@
           <w:b/>
           <w:bCs/>
         </w:rPr>
-        <w:lastRenderedPageBreak/>
         <w:t>Reportes y notificaciones (ms-reportes)</w:t>
       </w:r>
     </w:p>
@@ -18172,6 +17669,7 @@
           <w:b/>
           <w:bCs/>
         </w:rPr>
+        <w:lastRenderedPageBreak/>
         <w:t>Sitio web (frontend)</w:t>
       </w:r>
     </w:p>
@@ -18456,7 +17954,7 @@
           <w:iCs/>
         </w:rPr>
       </w:pPr>
-      <w:bookmarkStart w:id="35" w:name="_Toc243481611"/>
+      <w:bookmarkStart w:id="36" w:name="_Toc243489673"/>
       <w:r>
         <w:rPr>
           <w:i/>
@@ -18464,7 +17962,7 @@
         </w:rPr>
         <w:t>3.1.4 Requisitos no funcionales</w:t>
       </w:r>
-      <w:bookmarkEnd w:id="35"/>
+      <w:bookmarkEnd w:id="36"/>
     </w:p>
     <w:tbl>
       <w:tblPr>
@@ -18779,7 +18277,6 @@
                 <w:rFonts w:ascii="Arial" w:hAnsi="Arial" w:cs="Arial"/>
                 <w:color w:val="000000"/>
               </w:rPr>
-              <w:lastRenderedPageBreak/>
               <w:t>RNF-ARQ-03</w:t>
             </w:r>
           </w:p>
@@ -19200,6 +18697,7 @@
                 <w:rFonts w:ascii="Arial" w:hAnsi="Arial" w:cs="Arial"/>
                 <w:color w:val="000000"/>
               </w:rPr>
+              <w:lastRenderedPageBreak/>
               <w:t>RNF-DIS-02</w:t>
             </w:r>
           </w:p>
@@ -19704,7 +19202,6 @@
                 <w:rFonts w:ascii="Arial" w:hAnsi="Arial" w:cs="Arial"/>
                 <w:color w:val="000000"/>
               </w:rPr>
-              <w:lastRenderedPageBreak/>
               <w:t>RNF-REN-01</w:t>
             </w:r>
           </w:p>
@@ -20209,6 +19706,7 @@
                 <w:rFonts w:ascii="Arial" w:hAnsi="Arial" w:cs="Arial"/>
                 <w:color w:val="000000"/>
               </w:rPr>
+              <w:lastRenderedPageBreak/>
               <w:t>RNF-MAN-02</w:t>
             </w:r>
           </w:p>
@@ -20285,7 +19783,7 @@
           <w:iCs/>
         </w:rPr>
       </w:pPr>
-      <w:bookmarkStart w:id="36" w:name="_Toc243481612"/>
+      <w:bookmarkStart w:id="37" w:name="_Toc243489674"/>
       <w:r>
         <w:rPr>
           <w:i/>
@@ -20293,7 +19791,7 @@
         </w:rPr>
         <w:t>3.1.5 Historias de usuario</w:t>
       </w:r>
-      <w:bookmarkEnd w:id="36"/>
+      <w:bookmarkEnd w:id="37"/>
     </w:p>
     <w:p>
       <w:pPr>
@@ -20949,7 +20447,6 @@
                 <w:sz w:val="18"/>
                 <w:szCs w:val="18"/>
               </w:rPr>
-              <w:lastRenderedPageBreak/>
               <w:t>HT-03</w:t>
             </w:r>
           </w:p>
@@ -21724,6 +21221,7 @@
                 <w:sz w:val="18"/>
                 <w:szCs w:val="18"/>
               </w:rPr>
+              <w:lastRenderedPageBreak/>
               <w:t>HU-02</w:t>
             </w:r>
           </w:p>
@@ -22566,7 +22064,6 @@
           <w:b/>
           <w:bCs/>
         </w:rPr>
-        <w:lastRenderedPageBreak/>
         <w:t>Épica 2 – Catálogo y producción (ms-catalogo)</w:t>
       </w:r>
     </w:p>
@@ -23341,6 +22838,7 @@
           <w:b/>
           <w:bCs/>
         </w:rPr>
+        <w:lastRenderedPageBreak/>
         <w:t>Épica 3 – Inventario (ms-inventario)</w:t>
       </w:r>
     </w:p>
@@ -24397,7 +23895,6 @@
           <w:b/>
           <w:bCs/>
         </w:rPr>
-        <w:lastRenderedPageBreak/>
         <w:t>Épica 4 – Ventas (ms-ventas)</w:t>
       </w:r>
     </w:p>
@@ -25386,6 +24883,7 @@
                 <w:sz w:val="18"/>
                 <w:szCs w:val="18"/>
               </w:rPr>
+              <w:lastRenderedPageBreak/>
               <w:t>HU-22</w:t>
             </w:r>
           </w:p>
@@ -26301,7 +25799,6 @@
                 <w:sz w:val="18"/>
                 <w:szCs w:val="18"/>
               </w:rPr>
-              <w:lastRenderedPageBreak/>
               <w:t>HU-27</w:t>
             </w:r>
           </w:p>
@@ -27076,6 +26573,7 @@
                 <w:sz w:val="18"/>
                 <w:szCs w:val="18"/>
               </w:rPr>
+              <w:lastRenderedPageBreak/>
               <w:t>HU-31</w:t>
             </w:r>
           </w:p>
@@ -27841,7 +27339,7 @@
           <w:iCs/>
         </w:rPr>
       </w:pPr>
-      <w:bookmarkStart w:id="37" w:name="_Toc243481613"/>
+      <w:bookmarkStart w:id="38" w:name="_Toc243489675"/>
       <w:r>
         <w:rPr>
           <w:i/>
@@ -27849,7 +27347,7 @@
         </w:rPr>
         <w:t>3.1.6 Product Backlog</w:t>
       </w:r>
-      <w:bookmarkEnd w:id="37"/>
+      <w:bookmarkEnd w:id="38"/>
     </w:p>
     <w:p>
       <w:pPr>
@@ -27940,7 +27438,6 @@
                 <w:sz w:val="18"/>
                 <w:szCs w:val="18"/>
               </w:rPr>
-              <w:lastRenderedPageBreak/>
               <w:t>Orden</w:t>
             </w:r>
           </w:p>
@@ -30689,6 +30186,7 @@
                 <w:sz w:val="18"/>
                 <w:szCs w:val="18"/>
               </w:rPr>
+              <w:lastRenderedPageBreak/>
               <w:t>14</w:t>
             </w:r>
           </w:p>
@@ -34004,7 +33502,6 @@
                 <w:sz w:val="18"/>
                 <w:szCs w:val="18"/>
               </w:rPr>
-              <w:lastRenderedPageBreak/>
               <w:t>31</w:t>
             </w:r>
           </w:p>
@@ -35756,6 +35253,7 @@
           <w:b/>
           <w:bCs/>
         </w:rPr>
+        <w:lastRenderedPageBreak/>
         <w:t>Plan de sprints (release plan)</w:t>
       </w:r>
     </w:p>
@@ -36857,16 +36355,15 @@
           <w:iCs/>
         </w:rPr>
       </w:pPr>
-      <w:bookmarkStart w:id="38" w:name="_Toc243481614"/>
+      <w:bookmarkStart w:id="39" w:name="_Toc243489676"/>
       <w:r>
         <w:rPr>
           <w:i/>
           <w:iCs/>
         </w:rPr>
-        <w:lastRenderedPageBreak/>
         <w:t>3.1.7 Herramientas y tecnologías a utilizar</w:t>
       </w:r>
-      <w:bookmarkEnd w:id="38"/>
+      <w:bookmarkEnd w:id="39"/>
     </w:p>
     <w:tbl>
       <w:tblPr>
@@ -37359,6 +36856,7 @@
                 <w:bCs/>
                 <w:color w:val="000000"/>
               </w:rPr>
+              <w:lastRenderedPageBreak/>
               <w:t>API Gateway</w:t>
             </w:r>
           </w:p>
@@ -37803,7 +37301,6 @@
                 <w:bCs/>
                 <w:color w:val="000000"/>
               </w:rPr>
-              <w:lastRenderedPageBreak/>
               <w:t>Entorno de desarrollo</w:t>
             </w:r>
           </w:p>
@@ -38234,6 +37731,7 @@
                 <w:bCs/>
                 <w:color w:val="000000"/>
               </w:rPr>
+              <w:lastRenderedPageBreak/>
               <w:t>Gestión de código en la nube</w:t>
             </w:r>
           </w:p>
@@ -38517,7 +38015,6 @@
           <w:b/>
           <w:bCs/>
         </w:rPr>
-        <w:lastRenderedPageBreak/>
         <w:t>Justificación de los dos gestores de bases de datos</w:t>
       </w:r>
     </w:p>
@@ -38861,6 +38358,7 @@
         <w:rPr>
           <w:rFonts w:ascii="Arial" w:hAnsi="Arial" w:cs="Arial"/>
         </w:rPr>
+        <w:lastRenderedPageBreak/>
         <w:t xml:space="preserve">Cada servicio con PostgreSQL tiene </w:t>
       </w:r>
       <w:r>
@@ -38955,116 +38453,11 @@
         <w:rPr>
           <w:noProof/>
         </w:rPr>
-        <w:lastRenderedPageBreak/>
         <w:drawing>
-          <wp:inline distT="0" distB="0" distL="0" distR="0" wp14:anchorId="6932DF73" wp14:editId="5FB33982">
-            <wp:extent cx="5486400" cy="2743881"/>
+          <wp:inline distT="0" distB="0" distL="0" distR="0" wp14:anchorId="0B864419" wp14:editId="38EF2489">
+            <wp:extent cx="5486400" cy="3519669"/>
             <wp:effectExtent l="0" t="0" r="0" b="0"/>
-            <wp:docPr id="1006" name="Figura 1006" descr="Modelo C4, nivel 1: diagrama de contexto"/>
-            <wp:cNvGraphicFramePr>
-              <a:graphicFrameLocks xmlns:a="http://schemas.openxmlformats.org/drawingml/2006/main" noChangeAspect="1"/>
-            </wp:cNvGraphicFramePr>
-            <a:graphic xmlns:a="http://schemas.openxmlformats.org/drawingml/2006/main">
-              <a:graphicData uri="http://schemas.openxmlformats.org/drawingml/2006/picture">
-                <pic:pic xmlns:pic="http://schemas.openxmlformats.org/drawingml/2006/picture">
-                  <pic:nvPicPr>
-                    <pic:cNvPr id="1006" name="figura-06.png"/>
-                    <pic:cNvPicPr/>
-                  </pic:nvPicPr>
-                  <pic:blipFill>
-                    <a:blip r:embed="rId14"/>
-                    <a:stretch>
-                      <a:fillRect/>
-                    </a:stretch>
-                  </pic:blipFill>
-                  <pic:spPr>
-                    <a:xfrm>
-                      <a:off x="0" y="0"/>
-                      <a:ext cx="5486400" cy="2743881"/>
-                    </a:xfrm>
-                    <a:prstGeom prst="rect">
-                      <a:avLst/>
-                    </a:prstGeom>
-                  </pic:spPr>
-                </pic:pic>
-              </a:graphicData>
-            </a:graphic>
-          </wp:inline>
-        </w:drawing>
-      </w:r>
-    </w:p>
-    <w:p>
-      <w:pPr>
-        <w:pStyle w:val="Descripcin"/>
-      </w:pPr>
-      <w:bookmarkStart w:id="39" w:name="_Toc243481691"/>
-      <w:r>
-        <w:t xml:space="preserve">Figura </w:t>
-      </w:r>
-      <w:r>
-        <w:fldChar w:fldCharType="begin"/>
-      </w:r>
-      <w:r>
-        <w:instrText xml:space="preserve"> SEQ Figura \* ARABIC </w:instrText>
-      </w:r>
-      <w:r>
-        <w:fldChar w:fldCharType="separate"/>
-      </w:r>
-      <w:r>
-        <w:rPr>
-          <w:noProof/>
-        </w:rPr>
-        <w:t>6</w:t>
-      </w:r>
-      <w:r>
-        <w:fldChar w:fldCharType="end"/>
-      </w:r>
-      <w:r>
-        <w:t>. Modelo C4, nivel 1: diagrama de contexto</w:t>
-      </w:r>
-      <w:bookmarkEnd w:id="39"/>
-    </w:p>
-    <w:p>
-      <w:pPr>
-        <w:spacing w:after="160" w:line="360" w:lineRule="auto"/>
-        <w:jc w:val="both"/>
-        <w:rPr>
-          <w:rFonts w:ascii="Arial" w:hAnsi="Arial" w:cs="Arial"/>
-        </w:rPr>
-      </w:pPr>
-      <w:r>
-        <w:rPr>
-          <w:rFonts w:ascii="Arial" w:hAnsi="Arial" w:cs="Arial"/>
-          <w:b/>
-          <w:bCs/>
-        </w:rPr>
-        <w:t>Nivel 2 – Contenedores:</w:t>
-      </w:r>
-      <w:r>
-        <w:rPr>
-          <w:rFonts w:ascii="Arial" w:hAnsi="Arial" w:cs="Arial"/>
-        </w:rPr>
-        <w:t xml:space="preserve"> las piezas que se ejecutan por separado.</w:t>
-      </w:r>
-    </w:p>
-    <w:p>
-      <w:pPr>
-        <w:keepNext/>
-        <w:spacing w:before="120" w:after="60"/>
-        <w:jc w:val="center"/>
-        <w:rPr>
-          <w:rFonts w:ascii="Arial" w:hAnsi="Arial" w:cs="Arial"/>
-        </w:rPr>
-      </w:pPr>
-      <w:r>
-        <w:rPr>
-          <w:noProof/>
-        </w:rPr>
-        <w:drawing>
-          <wp:inline distT="0" distB="0" distL="0" distR="0" wp14:anchorId="79B21E4B" wp14:editId="41411CEE">
-            <wp:extent cx="5486400" cy="3927054"/>
-            <wp:effectExtent l="0" t="0" r="0" b="0"/>
-            <wp:docPr id="1007" name="Figura 1007" descr="Modelo C4, nivel 2: diagrama de contenedores"/>
+            <wp:docPr id="1007" name="Figura 1007" descr="Modelo C4, nivel 1: diagrama de contexto"/>
             <wp:cNvGraphicFramePr>
               <a:graphicFrameLocks xmlns:a="http://schemas.openxmlformats.org/drawingml/2006/main" noChangeAspect="1"/>
             </wp:cNvGraphicFramePr>
@@ -39084,7 +38477,7 @@
                   <pic:spPr>
                     <a:xfrm>
                       <a:off x="0" y="0"/>
-                      <a:ext cx="5486400" cy="3927054"/>
+                      <a:ext cx="5486400" cy="3519669"/>
                     </a:xfrm>
                     <a:prstGeom prst="rect">
                       <a:avLst/>
@@ -39101,7 +38494,7 @@
       <w:pPr>
         <w:pStyle w:val="Descripcin"/>
       </w:pPr>
-      <w:bookmarkStart w:id="40" w:name="_Toc243481692"/>
+      <w:bookmarkStart w:id="40" w:name="_Toc243489754"/>
       <w:r>
         <w:t xml:space="preserve">Figura </w:t>
       </w:r>
@@ -39124,9 +38517,114 @@
         <w:fldChar w:fldCharType="end"/>
       </w:r>
       <w:r>
+        <w:t>. Modelo C4, nivel 1: diagrama de contexto</w:t>
+      </w:r>
+      <w:bookmarkEnd w:id="40"/>
+    </w:p>
+    <w:p>
+      <w:pPr>
+        <w:spacing w:after="160" w:line="360" w:lineRule="auto"/>
+        <w:jc w:val="both"/>
+        <w:rPr>
+          <w:rFonts w:ascii="Arial" w:hAnsi="Arial" w:cs="Arial"/>
+        </w:rPr>
+      </w:pPr>
+      <w:r>
+        <w:rPr>
+          <w:rFonts w:ascii="Arial" w:hAnsi="Arial" w:cs="Arial"/>
+          <w:b/>
+          <w:bCs/>
+        </w:rPr>
+        <w:t>Nivel 2 – Contenedores:</w:t>
+      </w:r>
+      <w:r>
+        <w:rPr>
+          <w:rFonts w:ascii="Arial" w:hAnsi="Arial" w:cs="Arial"/>
+        </w:rPr>
+        <w:t xml:space="preserve"> las piezas que se ejecutan por separado.</w:t>
+      </w:r>
+    </w:p>
+    <w:p>
+      <w:pPr>
+        <w:keepNext/>
+        <w:spacing w:before="120" w:after="60"/>
+        <w:jc w:val="center"/>
+        <w:rPr>
+          <w:rFonts w:ascii="Arial" w:hAnsi="Arial" w:cs="Arial"/>
+        </w:rPr>
+      </w:pPr>
+      <w:r>
+        <w:rPr>
+          <w:noProof/>
+        </w:rPr>
+        <w:lastRenderedPageBreak/>
+        <w:drawing>
+          <wp:inline distT="0" distB="0" distL="0" distR="0" wp14:anchorId="4959711D" wp14:editId="07553B1B">
+            <wp:extent cx="5486400" cy="4072562"/>
+            <wp:effectExtent l="0" t="0" r="0" b="0"/>
+            <wp:docPr id="1008" name="Figura 1008" descr="Modelo C4, nivel 2: diagrama de contenedores"/>
+            <wp:cNvGraphicFramePr>
+              <a:graphicFrameLocks xmlns:a="http://schemas.openxmlformats.org/drawingml/2006/main" noChangeAspect="1"/>
+            </wp:cNvGraphicFramePr>
+            <a:graphic xmlns:a="http://schemas.openxmlformats.org/drawingml/2006/main">
+              <a:graphicData uri="http://schemas.openxmlformats.org/drawingml/2006/picture">
+                <pic:pic xmlns:pic="http://schemas.openxmlformats.org/drawingml/2006/picture">
+                  <pic:nvPicPr>
+                    <pic:cNvPr id="1008" name="figura-08.png"/>
+                    <pic:cNvPicPr/>
+                  </pic:nvPicPr>
+                  <pic:blipFill>
+                    <a:blip r:embed="rId16"/>
+                    <a:stretch>
+                      <a:fillRect/>
+                    </a:stretch>
+                  </pic:blipFill>
+                  <pic:spPr>
+                    <a:xfrm>
+                      <a:off x="0" y="0"/>
+                      <a:ext cx="5486400" cy="4072562"/>
+                    </a:xfrm>
+                    <a:prstGeom prst="rect">
+                      <a:avLst/>
+                    </a:prstGeom>
+                  </pic:spPr>
+                </pic:pic>
+              </a:graphicData>
+            </a:graphic>
+          </wp:inline>
+        </w:drawing>
+      </w:r>
+    </w:p>
+    <w:p>
+      <w:pPr>
+        <w:pStyle w:val="Descripcin"/>
+      </w:pPr>
+      <w:bookmarkStart w:id="41" w:name="_Toc243489755"/>
+      <w:r>
+        <w:t xml:space="preserve">Figura </w:t>
+      </w:r>
+      <w:r>
+        <w:fldChar w:fldCharType="begin"/>
+      </w:r>
+      <w:r>
+        <w:instrText xml:space="preserve"> SEQ Figura \* ARABIC </w:instrText>
+      </w:r>
+      <w:r>
+        <w:fldChar w:fldCharType="separate"/>
+      </w:r>
+      <w:r>
+        <w:rPr>
+          <w:noProof/>
+        </w:rPr>
+        <w:t>8</w:t>
+      </w:r>
+      <w:r>
+        <w:fldChar w:fldCharType="end"/>
+      </w:r>
+      <w:r>
         <w:t>. Modelo C4, nivel 2: diagrama de contenedores</w:t>
       </w:r>
-      <w:bookmarkEnd w:id="40"/>
+      <w:bookmarkEnd w:id="41"/>
     </w:p>
     <w:p>
       <w:pPr>
@@ -39142,7 +38640,6 @@
           <w:b/>
           <w:bCs/>
         </w:rPr>
-        <w:lastRenderedPageBreak/>
         <w:t>Responsabilidad de cada microservicio</w:t>
       </w:r>
     </w:p>
@@ -39543,6 +39040,7 @@
                 <w:rFonts w:ascii="Arial" w:hAnsi="Arial" w:cs="Arial"/>
                 <w:color w:val="000000"/>
               </w:rPr>
+              <w:lastRenderedPageBreak/>
               <w:t>ms-ventas</w:t>
             </w:r>
           </w:p>
@@ -39876,7 +39374,6 @@
           <w:b/>
           <w:bCs/>
         </w:rPr>
-        <w:lastRenderedPageBreak/>
         <w:t>Catálogo inicial de eventos</w:t>
       </w:r>
     </w:p>
@@ -41026,6 +40523,7 @@
                 <w:sz w:val="18"/>
                 <w:szCs w:val="18"/>
               </w:rPr>
+              <w:lastRenderedPageBreak/>
               <w:t>CodigoRecuperacionGenerado</w:t>
             </w:r>
           </w:p>
@@ -41136,7 +40634,6 @@
           <w:b/>
           <w:bCs/>
         </w:rPr>
-        <w:lastRenderedPageBreak/>
         <w:t>Saga del pedido a domicilio (coreografía)</w:t>
       </w:r>
     </w:p>
@@ -41154,10 +40651,10 @@
           <w:noProof/>
         </w:rPr>
         <w:drawing>
-          <wp:inline distT="0" distB="0" distL="0" distR="0" wp14:anchorId="79FFAFB3" wp14:editId="61044CAD">
-            <wp:extent cx="5486400" cy="5133921"/>
+          <wp:inline distT="0" distB="0" distL="0" distR="0" wp14:anchorId="6BC93EEB" wp14:editId="227F9B7C">
+            <wp:extent cx="5486400" cy="5370064"/>
             <wp:effectExtent l="0" t="0" r="0" b="0"/>
-            <wp:docPr id="1008" name="Figura 1008" descr="Saga del pedido a domicilio"/>
+            <wp:docPr id="1009" name="Figura 1009" descr="Saga del pedido a domicilio"/>
             <wp:cNvGraphicFramePr>
               <a:graphicFrameLocks xmlns:a="http://schemas.openxmlformats.org/drawingml/2006/main" noChangeAspect="1"/>
             </wp:cNvGraphicFramePr>
@@ -41165,11 +40662,11 @@
               <a:graphicData uri="http://schemas.openxmlformats.org/drawingml/2006/picture">
                 <pic:pic xmlns:pic="http://schemas.openxmlformats.org/drawingml/2006/picture">
                   <pic:nvPicPr>
-                    <pic:cNvPr id="1008" name="figura-08.png"/>
+                    <pic:cNvPr id="1009" name="figura-09.png"/>
                     <pic:cNvPicPr/>
                   </pic:nvPicPr>
                   <pic:blipFill>
-                    <a:blip r:embed="rId16"/>
+                    <a:blip r:embed="rId17"/>
                     <a:stretch>
                       <a:fillRect/>
                     </a:stretch>
@@ -41177,7 +40674,7 @@
                   <pic:spPr>
                     <a:xfrm>
                       <a:off x="0" y="0"/>
-                      <a:ext cx="5486400" cy="5133921"/>
+                      <a:ext cx="5486400" cy="5370064"/>
                     </a:xfrm>
                     <a:prstGeom prst="rect">
                       <a:avLst/>
@@ -41194,7 +40691,7 @@
       <w:pPr>
         <w:pStyle w:val="Descripcin"/>
       </w:pPr>
-      <w:bookmarkStart w:id="41" w:name="_Toc243481693"/>
+      <w:bookmarkStart w:id="42" w:name="_Toc243489756"/>
       <w:r>
         <w:t xml:space="preserve">Figura </w:t>
       </w:r>
@@ -41211,7 +40708,7 @@
         <w:rPr>
           <w:noProof/>
         </w:rPr>
-        <w:t>8</w:t>
+        <w:t>9</w:t>
       </w:r>
       <w:r>
         <w:fldChar w:fldCharType="end"/>
@@ -41219,7 +40716,7 @@
       <w:r>
         <w:t>. Saga del pedido a domicilio</w:t>
       </w:r>
-      <w:bookmarkEnd w:id="41"/>
+      <w:bookmarkEnd w:id="42"/>
     </w:p>
     <w:p>
       <w:pPr>
@@ -41285,6 +40782,7 @@
           <w:b/>
           <w:bCs/>
         </w:rPr>
+        <w:lastRenderedPageBreak/>
         <w:t>Copias de datos ajenos.</w:t>
       </w:r>
       <w:r>
@@ -41313,7 +40811,6 @@
           <w:b/>
           <w:bCs/>
         </w:rPr>
-        <w:lastRenderedPageBreak/>
         <w:t>Idempotencia.</w:t>
       </w:r>
       <w:r>
@@ -41332,7 +40829,7 @@
           <w:iCs/>
         </w:rPr>
       </w:pPr>
-      <w:bookmarkStart w:id="42" w:name="_Toc243481615"/>
+      <w:bookmarkStart w:id="43" w:name="_Toc243489677"/>
       <w:r>
         <w:rPr>
           <w:i/>
@@ -41340,7 +40837,7 @@
         </w:rPr>
         <w:t>3.1.8 Resultado del Sprint 0</w:t>
       </w:r>
-      <w:bookmarkEnd w:id="42"/>
+      <w:bookmarkEnd w:id="43"/>
     </w:p>
     <w:tbl>
       <w:tblPr>
@@ -41362,8 +40859,8 @@
         <w:tblLook w:val="0000" w:firstRow="0" w:lastRow="0" w:firstColumn="0" w:lastColumn="0" w:noHBand="0" w:noVBand="0"/>
       </w:tblPr>
       <w:tblGrid>
-        <w:gridCol w:w="4865"/>
-        <w:gridCol w:w="4135"/>
+        <w:gridCol w:w="2033"/>
+        <w:gridCol w:w="6967"/>
       </w:tblGrid>
       <w:tr>
         <w:trPr>
@@ -41373,7 +40870,7 @@
         </w:trPr>
         <w:tc>
           <w:tcPr>
-            <w:tcW w:w="4865" w:type="dxa"/>
+            <w:tcW w:w="2033" w:type="dxa"/>
             <w:shd w:val="clear" w:color="auto" w:fill="000000"/>
             <w:tcMar>
               <w:top w:w="80" w:type="dxa"/>
@@ -41402,7 +40899,7 @@
         </w:tc>
         <w:tc>
           <w:tcPr>
-            <w:tcW w:w="4135" w:type="dxa"/>
+            <w:tcW w:w="6967" w:type="dxa"/>
             <w:shd w:val="clear" w:color="auto" w:fill="000000"/>
             <w:tcMar>
               <w:top w:w="80" w:type="dxa"/>
@@ -41437,7 +40934,7 @@
         </w:trPr>
         <w:tc>
           <w:tcPr>
-            <w:tcW w:w="4865" w:type="dxa"/>
+            <w:tcW w:w="2033" w:type="dxa"/>
             <w:tcMar>
               <w:top w:w="80" w:type="dxa"/>
               <w:left w:w="110" w:type="dxa"/>
@@ -41463,7 +40960,7 @@
         </w:tc>
         <w:tc>
           <w:tcPr>
-            <w:tcW w:w="4135" w:type="dxa"/>
+            <w:tcW w:w="6967" w:type="dxa"/>
             <w:tcMar>
               <w:top w:w="80" w:type="dxa"/>
               <w:left w:w="110" w:type="dxa"/>
@@ -41495,7 +40992,7 @@
         </w:trPr>
         <w:tc>
           <w:tcPr>
-            <w:tcW w:w="4865" w:type="dxa"/>
+            <w:tcW w:w="2033" w:type="dxa"/>
             <w:tcMar>
               <w:top w:w="80" w:type="dxa"/>
               <w:left w:w="110" w:type="dxa"/>
@@ -41521,7 +41018,7 @@
         </w:tc>
         <w:tc>
           <w:tcPr>
-            <w:tcW w:w="4135" w:type="dxa"/>
+            <w:tcW w:w="6967" w:type="dxa"/>
             <w:tcMar>
               <w:top w:w="80" w:type="dxa"/>
               <w:left w:w="110" w:type="dxa"/>
@@ -41553,7 +41050,7 @@
         </w:trPr>
         <w:tc>
           <w:tcPr>
-            <w:tcW w:w="4865" w:type="dxa"/>
+            <w:tcW w:w="2033" w:type="dxa"/>
             <w:tcMar>
               <w:top w:w="80" w:type="dxa"/>
               <w:left w:w="110" w:type="dxa"/>
@@ -41579,7 +41076,7 @@
         </w:tc>
         <w:tc>
           <w:tcPr>
-            <w:tcW w:w="4135" w:type="dxa"/>
+            <w:tcW w:w="6967" w:type="dxa"/>
             <w:tcMar>
               <w:top w:w="80" w:type="dxa"/>
               <w:left w:w="110" w:type="dxa"/>
@@ -41611,7 +41108,7 @@
         </w:trPr>
         <w:tc>
           <w:tcPr>
-            <w:tcW w:w="4865" w:type="dxa"/>
+            <w:tcW w:w="2033" w:type="dxa"/>
             <w:tcMar>
               <w:top w:w="80" w:type="dxa"/>
               <w:left w:w="110" w:type="dxa"/>
@@ -41637,7 +41134,7 @@
         </w:tc>
         <w:tc>
           <w:tcPr>
-            <w:tcW w:w="4135" w:type="dxa"/>
+            <w:tcW w:w="6967" w:type="dxa"/>
             <w:tcMar>
               <w:top w:w="80" w:type="dxa"/>
               <w:left w:w="110" w:type="dxa"/>
@@ -41657,7 +41154,7 @@
                 <w:rFonts w:ascii="Arial" w:hAnsi="Arial" w:cs="Arial"/>
                 <w:color w:val="000000"/>
               </w:rPr>
-              <w:t>Hecho en Mermaid; pendiente pasarlo a Enterprise Architect</w:t>
+              <w:t>Hecho en Enterprise Architect</w:t>
             </w:r>
           </w:p>
         </w:tc>
@@ -41669,7 +41166,7 @@
         </w:trPr>
         <w:tc>
           <w:tcPr>
-            <w:tcW w:w="4865" w:type="dxa"/>
+            <w:tcW w:w="2033" w:type="dxa"/>
             <w:tcMar>
               <w:top w:w="80" w:type="dxa"/>
               <w:left w:w="110" w:type="dxa"/>
@@ -41695,7 +41192,7 @@
         </w:tc>
         <w:tc>
           <w:tcPr>
-            <w:tcW w:w="4135" w:type="dxa"/>
+            <w:tcW w:w="6967" w:type="dxa"/>
             <w:tcMar>
               <w:top w:w="80" w:type="dxa"/>
               <w:left w:w="110" w:type="dxa"/>
@@ -41727,7 +41224,7 @@
         </w:trPr>
         <w:tc>
           <w:tcPr>
-            <w:tcW w:w="4865" w:type="dxa"/>
+            <w:tcW w:w="2033" w:type="dxa"/>
             <w:tcMar>
               <w:top w:w="80" w:type="dxa"/>
               <w:left w:w="110" w:type="dxa"/>
@@ -41753,7 +41250,7 @@
         </w:tc>
         <w:tc>
           <w:tcPr>
-            <w:tcW w:w="4135" w:type="dxa"/>
+            <w:tcW w:w="6967" w:type="dxa"/>
             <w:tcMar>
               <w:top w:w="80" w:type="dxa"/>
               <w:left w:w="110" w:type="dxa"/>
@@ -41785,7 +41282,7 @@
         </w:trPr>
         <w:tc>
           <w:tcPr>
-            <w:tcW w:w="4865" w:type="dxa"/>
+            <w:tcW w:w="2033" w:type="dxa"/>
             <w:tcMar>
               <w:top w:w="80" w:type="dxa"/>
               <w:left w:w="110" w:type="dxa"/>
@@ -41811,7 +41308,7 @@
         </w:tc>
         <w:tc>
           <w:tcPr>
-            <w:tcW w:w="4135" w:type="dxa"/>
+            <w:tcW w:w="6967" w:type="dxa"/>
             <w:tcMar>
               <w:top w:w="80" w:type="dxa"/>
               <w:left w:w="110" w:type="dxa"/>
@@ -41843,7 +41340,7 @@
         </w:trPr>
         <w:tc>
           <w:tcPr>
-            <w:tcW w:w="4865" w:type="dxa"/>
+            <w:tcW w:w="2033" w:type="dxa"/>
             <w:tcMar>
               <w:top w:w="80" w:type="dxa"/>
               <w:left w:w="110" w:type="dxa"/>
@@ -41869,7 +41366,7 @@
         </w:tc>
         <w:tc>
           <w:tcPr>
-            <w:tcW w:w="4135" w:type="dxa"/>
+            <w:tcW w:w="6967" w:type="dxa"/>
             <w:tcMar>
               <w:top w:w="80" w:type="dxa"/>
               <w:left w:w="110" w:type="dxa"/>
@@ -41889,7 +41386,14 @@
                 <w:rFonts w:ascii="Arial" w:hAnsi="Arial" w:cs="Arial"/>
                 <w:color w:val="000000"/>
               </w:rPr>
-              <w:t>Pendiente</w:t>
+              <w:t xml:space="preserve">Hecho: </w:t>
+            </w:r>
+            <w:r>
+              <w:rPr>
+                <w:rFonts w:ascii="Consolas" w:hAnsi="Consolas" w:cs="Consolas"/>
+                <w:color w:val="000000"/>
+              </w:rPr>
+              <w:t>github.com/nutriexpress2026-alt/nutriexpress-microservicios</w:t>
             </w:r>
           </w:p>
         </w:tc>
@@ -41901,7 +41405,7 @@
         </w:trPr>
         <w:tc>
           <w:tcPr>
-            <w:tcW w:w="4865" w:type="dxa"/>
+            <w:tcW w:w="2033" w:type="dxa"/>
             <w:tcMar>
               <w:top w:w="80" w:type="dxa"/>
               <w:left w:w="110" w:type="dxa"/>
@@ -41921,13 +41425,14 @@
                 <w:rFonts w:ascii="Arial" w:hAnsi="Arial" w:cs="Arial"/>
                 <w:color w:val="000000"/>
               </w:rPr>
+              <w:lastRenderedPageBreak/>
               <w:t>Tablero Scrum (Jira) con el backlog cargado</w:t>
             </w:r>
           </w:p>
         </w:tc>
         <w:tc>
           <w:tcPr>
-            <w:tcW w:w="4135" w:type="dxa"/>
+            <w:tcW w:w="6967" w:type="dxa"/>
             <w:tcMar>
               <w:top w:w="80" w:type="dxa"/>
               <w:left w:w="110" w:type="dxa"/>
@@ -41967,11 +41472,11 @@
         <w:pStyle w:val="Ttulo2"/>
         <w:spacing w:before="280" w:after="160"/>
       </w:pPr>
-      <w:bookmarkStart w:id="43" w:name="_Toc243481616"/>
+      <w:bookmarkStart w:id="44" w:name="_Toc243489678"/>
       <w:r>
         <w:t>3.2 SPRINT 1</w:t>
       </w:r>
-      <w:bookmarkEnd w:id="43"/>
+      <w:bookmarkEnd w:id="44"/>
     </w:p>
     <w:p>
       <w:pPr>
@@ -42019,7 +41524,7 @@
           <w:iCs/>
         </w:rPr>
       </w:pPr>
-      <w:bookmarkStart w:id="44" w:name="_Toc243481617"/>
+      <w:bookmarkStart w:id="45" w:name="_Toc243489679"/>
       <w:r>
         <w:rPr>
           <w:i/>
@@ -42027,7 +41532,7 @@
         </w:rPr>
         <w:t>3.2.1 Sprint Planning (objetivo del sprint)</w:t>
       </w:r>
-      <w:bookmarkEnd w:id="44"/>
+      <w:bookmarkEnd w:id="45"/>
     </w:p>
     <w:p>
       <w:pPr>
@@ -42055,7 +41560,7 @@
           <w:iCs/>
         </w:rPr>
       </w:pPr>
-      <w:bookmarkStart w:id="45" w:name="_Toc243481618"/>
+      <w:bookmarkStart w:id="46" w:name="_Toc243489680"/>
       <w:r>
         <w:rPr>
           <w:i/>
@@ -42063,7 +41568,7 @@
         </w:rPr>
         <w:t>3.2.2 Sprint Backlog (tareas, responsables y tiempo)</w:t>
       </w:r>
-      <w:bookmarkEnd w:id="45"/>
+      <w:bookmarkEnd w:id="46"/>
     </w:p>
     <w:p>
       <w:pPr>
@@ -42091,7 +41596,7 @@
           <w:iCs/>
         </w:rPr>
       </w:pPr>
-      <w:bookmarkStart w:id="46" w:name="_Toc243481619"/>
+      <w:bookmarkStart w:id="47" w:name="_Toc243489681"/>
       <w:r>
         <w:rPr>
           <w:i/>
@@ -42099,7 +41604,7 @@
         </w:rPr>
         <w:t>3.2.3 Diagramas de clase e interfaces</w:t>
       </w:r>
-      <w:bookmarkEnd w:id="46"/>
+      <w:bookmarkEnd w:id="47"/>
     </w:p>
     <w:p>
       <w:pPr>
@@ -42127,16 +41632,15 @@
           <w:iCs/>
         </w:rPr>
       </w:pPr>
-      <w:bookmarkStart w:id="47" w:name="_Toc243481620"/>
+      <w:bookmarkStart w:id="48" w:name="_Toc243489682"/>
       <w:r>
         <w:rPr>
           <w:i/>
           <w:iCs/>
         </w:rPr>
-        <w:lastRenderedPageBreak/>
         <w:t>3.2.4 Daily Meeting</w:t>
       </w:r>
-      <w:bookmarkEnd w:id="47"/>
+      <w:bookmarkEnd w:id="48"/>
     </w:p>
     <w:p>
       <w:pPr>
@@ -42164,7 +41668,7 @@
           <w:iCs/>
         </w:rPr>
       </w:pPr>
-      <w:bookmarkStart w:id="48" w:name="_Toc243481621"/>
+      <w:bookmarkStart w:id="49" w:name="_Toc243489683"/>
       <w:r>
         <w:rPr>
           <w:i/>
@@ -42172,7 +41676,7 @@
         </w:rPr>
         <w:t>3.2.5 Scrumboard (To Do, Doing, Done)</w:t>
       </w:r>
-      <w:bookmarkEnd w:id="48"/>
+      <w:bookmarkEnd w:id="49"/>
     </w:p>
     <w:p>
       <w:pPr>
@@ -42200,7 +41704,7 @@
           <w:iCs/>
         </w:rPr>
       </w:pPr>
-      <w:bookmarkStart w:id="49" w:name="_Toc243481622"/>
+      <w:bookmarkStart w:id="50" w:name="_Toc243489684"/>
       <w:r>
         <w:rPr>
           <w:i/>
@@ -42208,7 +41712,7 @@
         </w:rPr>
         <w:t>3.2.6 Product Increment</w:t>
       </w:r>
-      <w:bookmarkEnd w:id="49"/>
+      <w:bookmarkEnd w:id="50"/>
     </w:p>
     <w:p>
       <w:pPr>
@@ -42236,7 +41740,7 @@
           <w:iCs/>
         </w:rPr>
       </w:pPr>
-      <w:bookmarkStart w:id="50" w:name="_Toc243481623"/>
+      <w:bookmarkStart w:id="51" w:name="_Toc243489685"/>
       <w:r>
         <w:rPr>
           <w:i/>
@@ -42244,7 +41748,7 @@
         </w:rPr>
         <w:t>3.2.7 Burndown y Burnup</w:t>
       </w:r>
-      <w:bookmarkEnd w:id="50"/>
+      <w:bookmarkEnd w:id="51"/>
     </w:p>
     <w:p>
       <w:pPr>
@@ -42272,7 +41776,7 @@
           <w:iCs/>
         </w:rPr>
       </w:pPr>
-      <w:bookmarkStart w:id="51" w:name="_Toc243481624"/>
+      <w:bookmarkStart w:id="52" w:name="_Toc243489686"/>
       <w:r>
         <w:rPr>
           <w:i/>
@@ -42280,7 +41784,7 @@
         </w:rPr>
         <w:t>3.2.8 Sprint Review</w:t>
       </w:r>
-      <w:bookmarkEnd w:id="51"/>
+      <w:bookmarkEnd w:id="52"/>
     </w:p>
     <w:p>
       <w:pPr>
@@ -42308,15 +41812,16 @@
           <w:iCs/>
         </w:rPr>
       </w:pPr>
-      <w:bookmarkStart w:id="52" w:name="_Toc243481625"/>
+      <w:bookmarkStart w:id="53" w:name="_Toc243489687"/>
       <w:r>
         <w:rPr>
           <w:i/>
           <w:iCs/>
         </w:rPr>
+        <w:lastRenderedPageBreak/>
         <w:t>3.2.9 Sprint Retrospective</w:t>
       </w:r>
-      <w:bookmarkEnd w:id="52"/>
+      <w:bookmarkEnd w:id="53"/>
     </w:p>
     <w:p>
       <w:pPr>
@@ -42340,11 +41845,11 @@
         <w:pStyle w:val="Ttulo2"/>
         <w:spacing w:before="280" w:after="160"/>
       </w:pPr>
-      <w:bookmarkStart w:id="53" w:name="_Toc243481626"/>
+      <w:bookmarkStart w:id="54" w:name="_Toc243489688"/>
       <w:r>
         <w:t>3.3 SPRINT 2</w:t>
       </w:r>
-      <w:bookmarkEnd w:id="53"/>
+      <w:bookmarkEnd w:id="54"/>
     </w:p>
     <w:p>
       <w:pPr>
@@ -42392,7 +41897,7 @@
           <w:iCs/>
         </w:rPr>
       </w:pPr>
-      <w:bookmarkStart w:id="54" w:name="_Toc243481627"/>
+      <w:bookmarkStart w:id="55" w:name="_Toc243489689"/>
       <w:r>
         <w:rPr>
           <w:i/>
@@ -42400,7 +41905,7 @@
         </w:rPr>
         <w:t>3.3.1 Sprint Planning (objetivo del sprint)</w:t>
       </w:r>
-      <w:bookmarkEnd w:id="54"/>
+      <w:bookmarkEnd w:id="55"/>
     </w:p>
     <w:p>
       <w:pPr>
@@ -42428,7 +41933,7 @@
           <w:iCs/>
         </w:rPr>
       </w:pPr>
-      <w:bookmarkStart w:id="55" w:name="_Toc243481628"/>
+      <w:bookmarkStart w:id="56" w:name="_Toc243489690"/>
       <w:r>
         <w:rPr>
           <w:i/>
@@ -42436,7 +41941,7 @@
         </w:rPr>
         <w:t>3.3.2 Sprint Backlog (tareas, responsables y tiempo)</w:t>
       </w:r>
-      <w:bookmarkEnd w:id="55"/>
+      <w:bookmarkEnd w:id="56"/>
     </w:p>
     <w:p>
       <w:pPr>
@@ -42464,7 +41969,7 @@
           <w:iCs/>
         </w:rPr>
       </w:pPr>
-      <w:bookmarkStart w:id="56" w:name="_Toc243481629"/>
+      <w:bookmarkStart w:id="57" w:name="_Toc243489691"/>
       <w:r>
         <w:rPr>
           <w:i/>
@@ -42472,7 +41977,7 @@
         </w:rPr>
         <w:t>3.3.3 Diagramas de clase e interfaces</w:t>
       </w:r>
-      <w:bookmarkEnd w:id="56"/>
+      <w:bookmarkEnd w:id="57"/>
     </w:p>
     <w:p>
       <w:pPr>
@@ -42500,7 +42005,7 @@
           <w:iCs/>
         </w:rPr>
       </w:pPr>
-      <w:bookmarkStart w:id="57" w:name="_Toc243481630"/>
+      <w:bookmarkStart w:id="58" w:name="_Toc243489692"/>
       <w:r>
         <w:rPr>
           <w:i/>
@@ -42508,7 +42013,7 @@
         </w:rPr>
         <w:t>3.3.4 Daily Meeting</w:t>
       </w:r>
-      <w:bookmarkEnd w:id="57"/>
+      <w:bookmarkEnd w:id="58"/>
     </w:p>
     <w:p>
       <w:pPr>
@@ -42536,16 +42041,15 @@
           <w:iCs/>
         </w:rPr>
       </w:pPr>
-      <w:bookmarkStart w:id="58" w:name="_Toc243481631"/>
+      <w:bookmarkStart w:id="59" w:name="_Toc243489693"/>
       <w:r>
         <w:rPr>
           <w:i/>
           <w:iCs/>
         </w:rPr>
-        <w:lastRenderedPageBreak/>
         <w:t>3.3.5 Scrumboard (To Do, Doing, Done)</w:t>
       </w:r>
-      <w:bookmarkEnd w:id="58"/>
+      <w:bookmarkEnd w:id="59"/>
     </w:p>
     <w:p>
       <w:pPr>
@@ -42573,7 +42077,7 @@
           <w:iCs/>
         </w:rPr>
       </w:pPr>
-      <w:bookmarkStart w:id="59" w:name="_Toc243481632"/>
+      <w:bookmarkStart w:id="60" w:name="_Toc243489694"/>
       <w:r>
         <w:rPr>
           <w:i/>
@@ -42581,7 +42085,7 @@
         </w:rPr>
         <w:t>3.3.6 Product Increment</w:t>
       </w:r>
-      <w:bookmarkEnd w:id="59"/>
+      <w:bookmarkEnd w:id="60"/>
     </w:p>
     <w:p>
       <w:pPr>
@@ -42609,7 +42113,7 @@
           <w:iCs/>
         </w:rPr>
       </w:pPr>
-      <w:bookmarkStart w:id="60" w:name="_Toc243481633"/>
+      <w:bookmarkStart w:id="61" w:name="_Toc243489695"/>
       <w:r>
         <w:rPr>
           <w:i/>
@@ -42617,7 +42121,7 @@
         </w:rPr>
         <w:t>3.3.7 Burndown y Burnup</w:t>
       </w:r>
-      <w:bookmarkEnd w:id="60"/>
+      <w:bookmarkEnd w:id="61"/>
     </w:p>
     <w:p>
       <w:pPr>
@@ -42645,7 +42149,7 @@
           <w:iCs/>
         </w:rPr>
       </w:pPr>
-      <w:bookmarkStart w:id="61" w:name="_Toc243481634"/>
+      <w:bookmarkStart w:id="62" w:name="_Toc243489696"/>
       <w:r>
         <w:rPr>
           <w:i/>
@@ -42653,7 +42157,7 @@
         </w:rPr>
         <w:t>3.3.8 Sprint Review</w:t>
       </w:r>
-      <w:bookmarkEnd w:id="61"/>
+      <w:bookmarkEnd w:id="62"/>
     </w:p>
     <w:p>
       <w:pPr>
@@ -42681,7 +42185,7 @@
           <w:iCs/>
         </w:rPr>
       </w:pPr>
-      <w:bookmarkStart w:id="62" w:name="_Toc243481635"/>
+      <w:bookmarkStart w:id="63" w:name="_Toc243489697"/>
       <w:r>
         <w:rPr>
           <w:i/>
@@ -42689,7 +42193,7 @@
         </w:rPr>
         <w:t>3.3.9 Sprint Retrospective</w:t>
       </w:r>
-      <w:bookmarkEnd w:id="62"/>
+      <w:bookmarkEnd w:id="63"/>
     </w:p>
     <w:p>
       <w:pPr>
@@ -42713,11 +42217,12 @@
         <w:pStyle w:val="Ttulo2"/>
         <w:spacing w:before="280" w:after="160"/>
       </w:pPr>
-      <w:bookmarkStart w:id="63" w:name="_Toc243481636"/>
-      <w:r>
+      <w:bookmarkStart w:id="64" w:name="_Toc243489698"/>
+      <w:r>
+        <w:lastRenderedPageBreak/>
         <w:t>3.4 SPRINT 3</w:t>
       </w:r>
-      <w:bookmarkEnd w:id="63"/>
+      <w:bookmarkEnd w:id="64"/>
     </w:p>
     <w:p>
       <w:pPr>
@@ -42765,7 +42270,7 @@
           <w:iCs/>
         </w:rPr>
       </w:pPr>
-      <w:bookmarkStart w:id="64" w:name="_Toc243481637"/>
+      <w:bookmarkStart w:id="65" w:name="_Toc243489699"/>
       <w:r>
         <w:rPr>
           <w:i/>
@@ -42773,7 +42278,7 @@
         </w:rPr>
         <w:t>3.4.1 Sprint Planning (objetivo del sprint)</w:t>
       </w:r>
-      <w:bookmarkEnd w:id="64"/>
+      <w:bookmarkEnd w:id="65"/>
     </w:p>
     <w:p>
       <w:pPr>
@@ -42801,7 +42306,7 @@
           <w:iCs/>
         </w:rPr>
       </w:pPr>
-      <w:bookmarkStart w:id="65" w:name="_Toc243481638"/>
+      <w:bookmarkStart w:id="66" w:name="_Toc243489700"/>
       <w:r>
         <w:rPr>
           <w:i/>
@@ -42809,7 +42314,7 @@
         </w:rPr>
         <w:t>3.4.2 Sprint Backlog (tareas, responsables y tiempo)</w:t>
       </w:r>
-      <w:bookmarkEnd w:id="65"/>
+      <w:bookmarkEnd w:id="66"/>
     </w:p>
     <w:p>
       <w:pPr>
@@ -42837,7 +42342,7 @@
           <w:iCs/>
         </w:rPr>
       </w:pPr>
-      <w:bookmarkStart w:id="66" w:name="_Toc243481639"/>
+      <w:bookmarkStart w:id="67" w:name="_Toc243489701"/>
       <w:r>
         <w:rPr>
           <w:i/>
@@ -42845,7 +42350,7 @@
         </w:rPr>
         <w:t>3.4.3 Diagramas de clase e interfaces</w:t>
       </w:r>
-      <w:bookmarkEnd w:id="66"/>
+      <w:bookmarkEnd w:id="67"/>
     </w:p>
     <w:p>
       <w:pPr>
@@ -42873,7 +42378,7 @@
           <w:iCs/>
         </w:rPr>
       </w:pPr>
-      <w:bookmarkStart w:id="67" w:name="_Toc243481640"/>
+      <w:bookmarkStart w:id="68" w:name="_Toc243489702"/>
       <w:r>
         <w:rPr>
           <w:i/>
@@ -42881,7 +42386,7 @@
         </w:rPr>
         <w:t>3.4.4 Daily Meeting</w:t>
       </w:r>
-      <w:bookmarkEnd w:id="67"/>
+      <w:bookmarkEnd w:id="68"/>
     </w:p>
     <w:p>
       <w:pPr>
@@ -42909,7 +42414,7 @@
           <w:iCs/>
         </w:rPr>
       </w:pPr>
-      <w:bookmarkStart w:id="68" w:name="_Toc243481641"/>
+      <w:bookmarkStart w:id="69" w:name="_Toc243489703"/>
       <w:r>
         <w:rPr>
           <w:i/>
@@ -42917,7 +42422,7 @@
         </w:rPr>
         <w:t>3.4.5 Scrumboard (To Do, Doing, Done)</w:t>
       </w:r>
-      <w:bookmarkEnd w:id="68"/>
+      <w:bookmarkEnd w:id="69"/>
     </w:p>
     <w:p>
       <w:pPr>
@@ -42945,16 +42450,15 @@
           <w:iCs/>
         </w:rPr>
       </w:pPr>
-      <w:bookmarkStart w:id="69" w:name="_Toc243481642"/>
+      <w:bookmarkStart w:id="70" w:name="_Toc243489704"/>
       <w:r>
         <w:rPr>
           <w:i/>
           <w:iCs/>
         </w:rPr>
-        <w:lastRenderedPageBreak/>
         <w:t>3.4.6 Product Increment</w:t>
       </w:r>
-      <w:bookmarkEnd w:id="69"/>
+      <w:bookmarkEnd w:id="70"/>
     </w:p>
     <w:p>
       <w:pPr>
@@ -42982,7 +42486,7 @@
           <w:iCs/>
         </w:rPr>
       </w:pPr>
-      <w:bookmarkStart w:id="70" w:name="_Toc243481643"/>
+      <w:bookmarkStart w:id="71" w:name="_Toc243489705"/>
       <w:r>
         <w:rPr>
           <w:i/>
@@ -42990,7 +42494,7 @@
         </w:rPr>
         <w:t>3.4.7 Burndown y Burnup</w:t>
       </w:r>
-      <w:bookmarkEnd w:id="70"/>
+      <w:bookmarkEnd w:id="71"/>
     </w:p>
     <w:p>
       <w:pPr>
@@ -43018,7 +42522,7 @@
           <w:iCs/>
         </w:rPr>
       </w:pPr>
-      <w:bookmarkStart w:id="71" w:name="_Toc243481644"/>
+      <w:bookmarkStart w:id="72" w:name="_Toc243489706"/>
       <w:r>
         <w:rPr>
           <w:i/>
@@ -43026,7 +42530,7 @@
         </w:rPr>
         <w:t>3.4.8 Sprint Review</w:t>
       </w:r>
-      <w:bookmarkEnd w:id="71"/>
+      <w:bookmarkEnd w:id="72"/>
     </w:p>
     <w:p>
       <w:pPr>
@@ -43054,7 +42558,7 @@
           <w:iCs/>
         </w:rPr>
       </w:pPr>
-      <w:bookmarkStart w:id="72" w:name="_Toc243481645"/>
+      <w:bookmarkStart w:id="73" w:name="_Toc243489707"/>
       <w:r>
         <w:rPr>
           <w:i/>
@@ -43062,7 +42566,7 @@
         </w:rPr>
         <w:t>3.4.9 Sprint Retrospective</w:t>
       </w:r>
-      <w:bookmarkEnd w:id="72"/>
+      <w:bookmarkEnd w:id="73"/>
     </w:p>
     <w:p>
       <w:pPr>
@@ -43086,11 +42590,11 @@
         <w:pStyle w:val="Ttulo2"/>
         <w:spacing w:before="280" w:after="160"/>
       </w:pPr>
-      <w:bookmarkStart w:id="73" w:name="_Toc243481646"/>
+      <w:bookmarkStart w:id="74" w:name="_Toc243489708"/>
       <w:r>
         <w:t>3.5 SPRINT 4</w:t>
       </w:r>
-      <w:bookmarkEnd w:id="73"/>
+      <w:bookmarkEnd w:id="74"/>
     </w:p>
     <w:p>
       <w:pPr>
@@ -43138,15 +42642,16 @@
           <w:iCs/>
         </w:rPr>
       </w:pPr>
-      <w:bookmarkStart w:id="74" w:name="_Toc243481647"/>
+      <w:bookmarkStart w:id="75" w:name="_Toc243489709"/>
       <w:r>
         <w:rPr>
           <w:i/>
           <w:iCs/>
         </w:rPr>
+        <w:lastRenderedPageBreak/>
         <w:t>3.5.1 Sprint Planning (objetivo del sprint)</w:t>
       </w:r>
-      <w:bookmarkEnd w:id="74"/>
+      <w:bookmarkEnd w:id="75"/>
     </w:p>
     <w:p>
       <w:pPr>
@@ -43174,7 +42679,7 @@
           <w:iCs/>
         </w:rPr>
       </w:pPr>
-      <w:bookmarkStart w:id="75" w:name="_Toc243481648"/>
+      <w:bookmarkStart w:id="76" w:name="_Toc243489710"/>
       <w:r>
         <w:rPr>
           <w:i/>
@@ -43182,7 +42687,7 @@
         </w:rPr>
         <w:t>3.5.2 Sprint Backlog (tareas, responsables y tiempo)</w:t>
       </w:r>
-      <w:bookmarkEnd w:id="75"/>
+      <w:bookmarkEnd w:id="76"/>
     </w:p>
     <w:p>
       <w:pPr>
@@ -43210,7 +42715,7 @@
           <w:iCs/>
         </w:rPr>
       </w:pPr>
-      <w:bookmarkStart w:id="76" w:name="_Toc243481649"/>
+      <w:bookmarkStart w:id="77" w:name="_Toc243489711"/>
       <w:r>
         <w:rPr>
           <w:i/>
@@ -43218,7 +42723,7 @@
         </w:rPr>
         <w:t>3.5.3 Diagramas de clase e interfaces</w:t>
       </w:r>
-      <w:bookmarkEnd w:id="76"/>
+      <w:bookmarkEnd w:id="77"/>
     </w:p>
     <w:p>
       <w:pPr>
@@ -43246,7 +42751,7 @@
           <w:iCs/>
         </w:rPr>
       </w:pPr>
-      <w:bookmarkStart w:id="77" w:name="_Toc243481650"/>
+      <w:bookmarkStart w:id="78" w:name="_Toc243489712"/>
       <w:r>
         <w:rPr>
           <w:i/>
@@ -43254,7 +42759,7 @@
         </w:rPr>
         <w:t>3.5.4 Daily Meeting</w:t>
       </w:r>
-      <w:bookmarkEnd w:id="77"/>
+      <w:bookmarkEnd w:id="78"/>
     </w:p>
     <w:p>
       <w:pPr>
@@ -43282,7 +42787,7 @@
           <w:iCs/>
         </w:rPr>
       </w:pPr>
-      <w:bookmarkStart w:id="78" w:name="_Toc243481651"/>
+      <w:bookmarkStart w:id="79" w:name="_Toc243489713"/>
       <w:r>
         <w:rPr>
           <w:i/>
@@ -43290,7 +42795,7 @@
         </w:rPr>
         <w:t>3.5.5 Scrumboard (To Do, Doing, Done)</w:t>
       </w:r>
-      <w:bookmarkEnd w:id="78"/>
+      <w:bookmarkEnd w:id="79"/>
     </w:p>
     <w:p>
       <w:pPr>
@@ -43318,7 +42823,7 @@
           <w:iCs/>
         </w:rPr>
       </w:pPr>
-      <w:bookmarkStart w:id="79" w:name="_Toc243481652"/>
+      <w:bookmarkStart w:id="80" w:name="_Toc243489714"/>
       <w:r>
         <w:rPr>
           <w:i/>
@@ -43326,7 +42831,7 @@
         </w:rPr>
         <w:t>3.5.6 Product Increment</w:t>
       </w:r>
-      <w:bookmarkEnd w:id="79"/>
+      <w:bookmarkEnd w:id="80"/>
     </w:p>
     <w:p>
       <w:pPr>
@@ -43354,16 +42859,15 @@
           <w:iCs/>
         </w:rPr>
       </w:pPr>
-      <w:bookmarkStart w:id="80" w:name="_Toc243481653"/>
+      <w:bookmarkStart w:id="81" w:name="_Toc243489715"/>
       <w:r>
         <w:rPr>
           <w:i/>
           <w:iCs/>
         </w:rPr>
-        <w:lastRenderedPageBreak/>
         <w:t>3.5.7 Burndown y Burnup</w:t>
       </w:r>
-      <w:bookmarkEnd w:id="80"/>
+      <w:bookmarkEnd w:id="81"/>
     </w:p>
     <w:p>
       <w:pPr>
@@ -43391,7 +42895,7 @@
           <w:iCs/>
         </w:rPr>
       </w:pPr>
-      <w:bookmarkStart w:id="81" w:name="_Toc243481654"/>
+      <w:bookmarkStart w:id="82" w:name="_Toc243489716"/>
       <w:r>
         <w:rPr>
           <w:i/>
@@ -43399,7 +42903,7 @@
         </w:rPr>
         <w:t>3.5.8 Sprint Review</w:t>
       </w:r>
-      <w:bookmarkEnd w:id="81"/>
+      <w:bookmarkEnd w:id="82"/>
     </w:p>
     <w:p>
       <w:pPr>
@@ -43427,7 +42931,7 @@
           <w:iCs/>
         </w:rPr>
       </w:pPr>
-      <w:bookmarkStart w:id="82" w:name="_Toc243481655"/>
+      <w:bookmarkStart w:id="83" w:name="_Toc243489717"/>
       <w:r>
         <w:rPr>
           <w:i/>
@@ -43435,7 +42939,7 @@
         </w:rPr>
         <w:t>3.5.9 Sprint Retrospective</w:t>
       </w:r>
-      <w:bookmarkEnd w:id="82"/>
+      <w:bookmarkEnd w:id="83"/>
     </w:p>
     <w:p>
       <w:pPr>
@@ -43459,11 +42963,11 @@
         <w:pStyle w:val="Ttulo2"/>
         <w:spacing w:before="280" w:after="160"/>
       </w:pPr>
-      <w:bookmarkStart w:id="83" w:name="_Toc243481656"/>
+      <w:bookmarkStart w:id="84" w:name="_Toc243489718"/>
       <w:r>
         <w:t>3.6 SPRINT 5</w:t>
       </w:r>
-      <w:bookmarkEnd w:id="83"/>
+      <w:bookmarkEnd w:id="84"/>
     </w:p>
     <w:p>
       <w:pPr>
@@ -43511,7 +43015,7 @@
           <w:iCs/>
         </w:rPr>
       </w:pPr>
-      <w:bookmarkStart w:id="84" w:name="_Toc243481657"/>
+      <w:bookmarkStart w:id="85" w:name="_Toc243489719"/>
       <w:r>
         <w:rPr>
           <w:i/>
@@ -43519,7 +43023,7 @@
         </w:rPr>
         <w:t>3.6.1 Sprint Planning (objetivo del sprint)</w:t>
       </w:r>
-      <w:bookmarkEnd w:id="84"/>
+      <w:bookmarkEnd w:id="85"/>
     </w:p>
     <w:p>
       <w:pPr>
@@ -43547,15 +43051,16 @@
           <w:iCs/>
         </w:rPr>
       </w:pPr>
-      <w:bookmarkStart w:id="85" w:name="_Toc243481658"/>
+      <w:bookmarkStart w:id="86" w:name="_Toc243489720"/>
       <w:r>
         <w:rPr>
           <w:i/>
           <w:iCs/>
         </w:rPr>
+        <w:lastRenderedPageBreak/>
         <w:t>3.6.2 Sprint Backlog (tareas, responsables y tiempo)</w:t>
       </w:r>
-      <w:bookmarkEnd w:id="85"/>
+      <w:bookmarkEnd w:id="86"/>
     </w:p>
     <w:p>
       <w:pPr>
@@ -43583,7 +43088,7 @@
           <w:iCs/>
         </w:rPr>
       </w:pPr>
-      <w:bookmarkStart w:id="86" w:name="_Toc243481659"/>
+      <w:bookmarkStart w:id="87" w:name="_Toc243489721"/>
       <w:r>
         <w:rPr>
           <w:i/>
@@ -43591,7 +43096,7 @@
         </w:rPr>
         <w:t>3.6.3 Diagramas de clase e interfaces</w:t>
       </w:r>
-      <w:bookmarkEnd w:id="86"/>
+      <w:bookmarkEnd w:id="87"/>
     </w:p>
     <w:p>
       <w:pPr>
@@ -43619,7 +43124,7 @@
           <w:iCs/>
         </w:rPr>
       </w:pPr>
-      <w:bookmarkStart w:id="87" w:name="_Toc243481660"/>
+      <w:bookmarkStart w:id="88" w:name="_Toc243489722"/>
       <w:r>
         <w:rPr>
           <w:i/>
@@ -43627,7 +43132,7 @@
         </w:rPr>
         <w:t>3.6.4 Daily Meeting</w:t>
       </w:r>
-      <w:bookmarkEnd w:id="87"/>
+      <w:bookmarkEnd w:id="88"/>
     </w:p>
     <w:p>
       <w:pPr>
@@ -43655,7 +43160,7 @@
           <w:iCs/>
         </w:rPr>
       </w:pPr>
-      <w:bookmarkStart w:id="88" w:name="_Toc243481661"/>
+      <w:bookmarkStart w:id="89" w:name="_Toc243489723"/>
       <w:r>
         <w:rPr>
           <w:i/>
@@ -43663,7 +43168,7 @@
         </w:rPr>
         <w:t>3.6.5 Scrumboard (To Do, Doing, Done)</w:t>
       </w:r>
-      <w:bookmarkEnd w:id="88"/>
+      <w:bookmarkEnd w:id="89"/>
     </w:p>
     <w:p>
       <w:pPr>
@@ -43691,7 +43196,7 @@
           <w:iCs/>
         </w:rPr>
       </w:pPr>
-      <w:bookmarkStart w:id="89" w:name="_Toc243481662"/>
+      <w:bookmarkStart w:id="90" w:name="_Toc243489724"/>
       <w:r>
         <w:rPr>
           <w:i/>
@@ -43699,7 +43204,7 @@
         </w:rPr>
         <w:t>3.6.6 Product Increment</w:t>
       </w:r>
-      <w:bookmarkEnd w:id="89"/>
+      <w:bookmarkEnd w:id="90"/>
     </w:p>
     <w:p>
       <w:pPr>
@@ -43727,7 +43232,7 @@
           <w:iCs/>
         </w:rPr>
       </w:pPr>
-      <w:bookmarkStart w:id="90" w:name="_Toc243481663"/>
+      <w:bookmarkStart w:id="91" w:name="_Toc243489725"/>
       <w:r>
         <w:rPr>
           <w:i/>
@@ -43735,7 +43240,7 @@
         </w:rPr>
         <w:t>3.6.7 Burndown y Burnup</w:t>
       </w:r>
-      <w:bookmarkEnd w:id="90"/>
+      <w:bookmarkEnd w:id="91"/>
     </w:p>
     <w:p>
       <w:pPr>
@@ -43763,16 +43268,15 @@
           <w:iCs/>
         </w:rPr>
       </w:pPr>
-      <w:bookmarkStart w:id="91" w:name="_Toc243481664"/>
+      <w:bookmarkStart w:id="92" w:name="_Toc243489726"/>
       <w:r>
         <w:rPr>
           <w:i/>
           <w:iCs/>
         </w:rPr>
-        <w:lastRenderedPageBreak/>
         <w:t>3.6.8 Sprint Review</w:t>
       </w:r>
-      <w:bookmarkEnd w:id="91"/>
+      <w:bookmarkEnd w:id="92"/>
     </w:p>
     <w:p>
       <w:pPr>
@@ -43800,7 +43304,7 @@
           <w:iCs/>
         </w:rPr>
       </w:pPr>
-      <w:bookmarkStart w:id="92" w:name="_Toc243481665"/>
+      <w:bookmarkStart w:id="93" w:name="_Toc243489727"/>
       <w:r>
         <w:rPr>
           <w:i/>
@@ -43808,7 +43312,7 @@
         </w:rPr>
         <w:t>3.6.9 Sprint Retrospective</w:t>
       </w:r>
-      <w:bookmarkEnd w:id="92"/>
+      <w:bookmarkEnd w:id="93"/>
     </w:p>
     <w:p>
       <w:pPr>
@@ -43832,11 +43336,11 @@
         <w:pStyle w:val="Ttulo2"/>
         <w:spacing w:before="280" w:after="160"/>
       </w:pPr>
-      <w:bookmarkStart w:id="93" w:name="_Toc243481666"/>
+      <w:bookmarkStart w:id="94" w:name="_Toc243489728"/>
       <w:r>
         <w:t>3.7 SPRINT 6</w:t>
       </w:r>
-      <w:bookmarkEnd w:id="93"/>
+      <w:bookmarkEnd w:id="94"/>
     </w:p>
     <w:p>
       <w:pPr>
@@ -43884,7 +43388,7 @@
           <w:iCs/>
         </w:rPr>
       </w:pPr>
-      <w:bookmarkStart w:id="94" w:name="_Toc243481667"/>
+      <w:bookmarkStart w:id="95" w:name="_Toc243489729"/>
       <w:r>
         <w:rPr>
           <w:i/>
@@ -43892,7 +43396,7 @@
         </w:rPr>
         <w:t>3.7.1 Sprint Planning (objetivo del sprint)</w:t>
       </w:r>
-      <w:bookmarkEnd w:id="94"/>
+      <w:bookmarkEnd w:id="95"/>
     </w:p>
     <w:p>
       <w:pPr>
@@ -43920,7 +43424,7 @@
           <w:iCs/>
         </w:rPr>
       </w:pPr>
-      <w:bookmarkStart w:id="95" w:name="_Toc243481668"/>
+      <w:bookmarkStart w:id="96" w:name="_Toc243489730"/>
       <w:r>
         <w:rPr>
           <w:i/>
@@ -43928,7 +43432,7 @@
         </w:rPr>
         <w:t>3.7.2 Sprint Backlog (tareas, responsables y tiempo)</w:t>
       </w:r>
-      <w:bookmarkEnd w:id="95"/>
+      <w:bookmarkEnd w:id="96"/>
     </w:p>
     <w:p>
       <w:pPr>
@@ -43956,15 +43460,16 @@
           <w:iCs/>
         </w:rPr>
       </w:pPr>
-      <w:bookmarkStart w:id="96" w:name="_Toc243481669"/>
+      <w:bookmarkStart w:id="97" w:name="_Toc243489731"/>
       <w:r>
         <w:rPr>
           <w:i/>
           <w:iCs/>
         </w:rPr>
+        <w:lastRenderedPageBreak/>
         <w:t>3.7.3 Diagramas de clase e interfaces</w:t>
       </w:r>
-      <w:bookmarkEnd w:id="96"/>
+      <w:bookmarkEnd w:id="97"/>
     </w:p>
     <w:p>
       <w:pPr>
@@ -43992,7 +43497,7 @@
           <w:iCs/>
         </w:rPr>
       </w:pPr>
-      <w:bookmarkStart w:id="97" w:name="_Toc243481670"/>
+      <w:bookmarkStart w:id="98" w:name="_Toc243489732"/>
       <w:r>
         <w:rPr>
           <w:i/>
@@ -44000,7 +43505,7 @@
         </w:rPr>
         <w:t>3.7.4 Daily Meeting</w:t>
       </w:r>
-      <w:bookmarkEnd w:id="97"/>
+      <w:bookmarkEnd w:id="98"/>
     </w:p>
     <w:p>
       <w:pPr>
@@ -44028,7 +43533,7 @@
           <w:iCs/>
         </w:rPr>
       </w:pPr>
-      <w:bookmarkStart w:id="98" w:name="_Toc243481671"/>
+      <w:bookmarkStart w:id="99" w:name="_Toc243489733"/>
       <w:r>
         <w:rPr>
           <w:i/>
@@ -44036,7 +43541,7 @@
         </w:rPr>
         <w:t>3.7.5 Scrumboard (To Do, Doing, Done)</w:t>
       </w:r>
-      <w:bookmarkEnd w:id="98"/>
+      <w:bookmarkEnd w:id="99"/>
     </w:p>
     <w:p>
       <w:pPr>
@@ -44064,7 +43569,7 @@
           <w:iCs/>
         </w:rPr>
       </w:pPr>
-      <w:bookmarkStart w:id="99" w:name="_Toc243481672"/>
+      <w:bookmarkStart w:id="100" w:name="_Toc243489734"/>
       <w:r>
         <w:rPr>
           <w:i/>
@@ -44072,7 +43577,7 @@
         </w:rPr>
         <w:t>3.7.6 Product Increment</w:t>
       </w:r>
-      <w:bookmarkEnd w:id="99"/>
+      <w:bookmarkEnd w:id="100"/>
     </w:p>
     <w:p>
       <w:pPr>
@@ -44100,7 +43605,7 @@
           <w:iCs/>
         </w:rPr>
       </w:pPr>
-      <w:bookmarkStart w:id="100" w:name="_Toc243481673"/>
+      <w:bookmarkStart w:id="101" w:name="_Toc243489735"/>
       <w:r>
         <w:rPr>
           <w:i/>
@@ -44108,7 +43613,7 @@
         </w:rPr>
         <w:t>3.7.7 Burndown y Burnup</w:t>
       </w:r>
-      <w:bookmarkEnd w:id="100"/>
+      <w:bookmarkEnd w:id="101"/>
     </w:p>
     <w:p>
       <w:pPr>
@@ -44136,7 +43641,7 @@
           <w:iCs/>
         </w:rPr>
       </w:pPr>
-      <w:bookmarkStart w:id="101" w:name="_Toc243481674"/>
+      <w:bookmarkStart w:id="102" w:name="_Toc243489736"/>
       <w:r>
         <w:rPr>
           <w:i/>
@@ -44144,7 +43649,7 @@
         </w:rPr>
         <w:t>3.7.8 Sprint Review</w:t>
       </w:r>
-      <w:bookmarkEnd w:id="101"/>
+      <w:bookmarkEnd w:id="102"/>
     </w:p>
     <w:p>
       <w:pPr>
@@ -44172,16 +43677,15 @@
           <w:iCs/>
         </w:rPr>
       </w:pPr>
-      <w:bookmarkStart w:id="102" w:name="_Toc243481675"/>
+      <w:bookmarkStart w:id="103" w:name="_Toc243489737"/>
       <w:r>
         <w:rPr>
           <w:i/>
           <w:iCs/>
         </w:rPr>
-        <w:lastRenderedPageBreak/>
         <w:t>3.7.9 Sprint Retrospective</w:t>
       </w:r>
-      <w:bookmarkEnd w:id="102"/>
+      <w:bookmarkEnd w:id="103"/>
     </w:p>
     <w:p>
       <w:pPr>
@@ -44205,11 +43709,11 @@
         <w:pStyle w:val="Ttulo2"/>
         <w:spacing w:before="280" w:after="160"/>
       </w:pPr>
-      <w:bookmarkStart w:id="103" w:name="_Toc243481676"/>
+      <w:bookmarkStart w:id="104" w:name="_Toc243489738"/>
       <w:r>
         <w:t>3.8 ARTEFACTOS (DIAGRAMA DE COMPONENTES)</w:t>
       </w:r>
-      <w:bookmarkEnd w:id="103"/>
+      <w:bookmarkEnd w:id="104"/>
     </w:p>
     <w:p>
       <w:pPr>
@@ -44237,7 +43741,7 @@
           <w:iCs/>
         </w:rPr>
       </w:pPr>
-      <w:bookmarkStart w:id="104" w:name="_Toc243481677"/>
+      <w:bookmarkStart w:id="105" w:name="_Toc243489739"/>
       <w:r>
         <w:rPr>
           <w:i/>
@@ -44245,7 +43749,7 @@
         </w:rPr>
         <w:t>3.8.1 Product Backlog final</w:t>
       </w:r>
-      <w:bookmarkEnd w:id="104"/>
+      <w:bookmarkEnd w:id="105"/>
     </w:p>
     <w:p>
       <w:pPr>
@@ -44273,7 +43777,7 @@
           <w:iCs/>
         </w:rPr>
       </w:pPr>
-      <w:bookmarkStart w:id="105" w:name="_Toc243481678"/>
+      <w:bookmarkStart w:id="106" w:name="_Toc243489740"/>
       <w:r>
         <w:rPr>
           <w:i/>
@@ -44281,7 +43785,7 @@
         </w:rPr>
         <w:t>3.8.2 Arquitectura del sistema (diagrama de paquetes)</w:t>
       </w:r>
-      <w:bookmarkEnd w:id="105"/>
+      <w:bookmarkEnd w:id="106"/>
     </w:p>
     <w:p>
       <w:pPr>
@@ -44309,7 +43813,7 @@
           <w:iCs/>
         </w:rPr>
       </w:pPr>
-      <w:bookmarkStart w:id="106" w:name="_Toc243481679"/>
+      <w:bookmarkStart w:id="107" w:name="_Toc243489741"/>
       <w:r>
         <w:rPr>
           <w:i/>
@@ -44317,7 +43821,7 @@
         </w:rPr>
         <w:t>3.8.3 Diseño de datos (conceptual, lógico y físico)</w:t>
       </w:r>
-      <w:bookmarkEnd w:id="106"/>
+      <w:bookmarkEnd w:id="107"/>
     </w:p>
     <w:p>
       <w:pPr>
@@ -44345,15 +43849,16 @@
           <w:iCs/>
         </w:rPr>
       </w:pPr>
-      <w:bookmarkStart w:id="107" w:name="_Toc243481680"/>
+      <w:bookmarkStart w:id="108" w:name="_Toc243489742"/>
       <w:r>
         <w:rPr>
           <w:i/>
           <w:iCs/>
         </w:rPr>
+        <w:lastRenderedPageBreak/>
         <w:t>3.8.4 Diagrama de despliegue</w:t>
       </w:r>
-      <w:bookmarkEnd w:id="107"/>
+      <w:bookmarkEnd w:id="108"/>
     </w:p>
     <w:p>
       <w:pPr>
@@ -44381,7 +43886,7 @@
           <w:iCs/>
         </w:rPr>
       </w:pPr>
-      <w:bookmarkStart w:id="108" w:name="_Toc243481681"/>
+      <w:bookmarkStart w:id="109" w:name="_Toc243489743"/>
       <w:r>
         <w:rPr>
           <w:i/>
@@ -44389,7 +43894,7 @@
         </w:rPr>
         <w:t>3.8.5 Gráficas Burndown y Burnup de todo el proyecto</w:t>
       </w:r>
-      <w:bookmarkEnd w:id="108"/>
+      <w:bookmarkEnd w:id="109"/>
     </w:p>
     <w:p>
       <w:pPr>
@@ -44414,12 +43919,12 @@
         <w:pageBreakBefore/>
         <w:spacing w:before="360" w:after="220"/>
       </w:pPr>
-      <w:bookmarkStart w:id="109" w:name="_Toc243481682"/>
+      <w:bookmarkStart w:id="110" w:name="_Toc243489744"/>
       <w:r>
         <w:lastRenderedPageBreak/>
         <w:t>CONCLUSIONES</w:t>
       </w:r>
-      <w:bookmarkEnd w:id="109"/>
+      <w:bookmarkEnd w:id="110"/>
     </w:p>
     <w:p>
       <w:pPr>
@@ -44444,12 +43949,12 @@
         <w:pageBreakBefore/>
         <w:spacing w:before="360" w:after="220"/>
       </w:pPr>
-      <w:bookmarkStart w:id="110" w:name="_Toc243481683"/>
+      <w:bookmarkStart w:id="111" w:name="_Toc243489745"/>
       <w:r>
         <w:lastRenderedPageBreak/>
         <w:t>RECOMENDACIONES</w:t>
       </w:r>
-      <w:bookmarkEnd w:id="110"/>
+      <w:bookmarkEnd w:id="111"/>
     </w:p>
     <w:p>
       <w:pPr>
@@ -44474,12 +43979,12 @@
         <w:pageBreakBefore/>
         <w:spacing w:before="360" w:after="220"/>
       </w:pPr>
-      <w:bookmarkStart w:id="111" w:name="_Toc243481684"/>
+      <w:bookmarkStart w:id="112" w:name="_Toc243489746"/>
       <w:r>
         <w:lastRenderedPageBreak/>
         <w:t>BIBLIOGRAFÍA</w:t>
       </w:r>
-      <w:bookmarkEnd w:id="111"/>
+      <w:bookmarkEnd w:id="112"/>
     </w:p>
     <w:p>
       <w:pPr>
@@ -44777,12 +44282,12 @@
         <w:pageBreakBefore/>
         <w:spacing w:before="360" w:after="220"/>
       </w:pPr>
-      <w:bookmarkStart w:id="112" w:name="_Toc243481685"/>
+      <w:bookmarkStart w:id="113" w:name="_Toc243489747"/>
       <w:r>
         <w:lastRenderedPageBreak/>
         <w:t>ANEXOS</w:t>
       </w:r>
-      <w:bookmarkEnd w:id="112"/>
+      <w:bookmarkEnd w:id="113"/>
     </w:p>
     <w:p>
       <w:pPr>
@@ -44802,7 +44307,7 @@
       </w:r>
     </w:p>
     <w:sectPr>
-      <w:footerReference w:type="default" r:id="rId17"/>
+      <w:footerReference w:type="default" r:id="rId18"/>
       <w:pgSz w:w="12240" w:h="15840" w:code="1"/>
       <w:pgMar w:top="1440" w:right="1440" w:bottom="1440" w:left="1440" w:header="708" w:footer="708" w:gutter="0"/>
       <w:cols w:space="720"/>
@@ -44916,22 +44421,19 @@
     </w:lvl>
   </w:abstractNum>
   <w:abstractNum w:abstractNumId="1" w15:restartNumberingAfterBreak="0">
-    <w:nsid w:val="27CB5AB8"/>
+    <w:nsid w:val="2AD67ECA"/>
     <w:multiLevelType w:val="hybridMultilevel"/>
-    <w:tmpl w:val="0C38FF62"/>
-    <w:lvl w:ilvl="0" w:tplc="F2262E20">
+    <w:tmpl w:val="DBD2BF82"/>
+    <w:lvl w:ilvl="0" w:tplc="77F0AEE4">
       <w:start w:val="1"/>
-      <w:numFmt w:val="bullet"/>
-      <w:lvlText w:val=""/>
+      <w:numFmt w:val="decimal"/>
+      <w:lvlText w:val="%1."/>
       <w:lvlJc w:val="left"/>
       <w:pPr>
         <w:ind w:left="720" w:hanging="360"/>
       </w:pPr>
-      <w:rPr>
-        <w:rFonts w:ascii="Symbol" w:hAnsi="Symbol" w:hint="default"/>
-      </w:rPr>
     </w:lvl>
-    <w:lvl w:ilvl="1" w:tplc="FD28893A">
+    <w:lvl w:ilvl="1" w:tplc="EA1CBA96">
       <w:start w:val="1"/>
       <w:numFmt w:val="bullet"/>
       <w:lvlText w:val="o"/>
@@ -44943,104 +44445,43 @@
         <w:rFonts w:ascii="Courier New" w:hAnsi="Courier New" w:cs="Courier New" w:hint="default"/>
       </w:rPr>
     </w:lvl>
-    <w:lvl w:ilvl="2" w:tplc="E766B6C2">
+    <w:lvl w:ilvl="2" w:tplc="ACC453DC">
       <w:numFmt w:val="decimal"/>
       <w:lvlText w:val=""/>
       <w:lvlJc w:val="left"/>
     </w:lvl>
-    <w:lvl w:ilvl="3" w:tplc="BC6E44E0">
+    <w:lvl w:ilvl="3" w:tplc="95683C50">
       <w:numFmt w:val="decimal"/>
       <w:lvlText w:val=""/>
       <w:lvlJc w:val="left"/>
     </w:lvl>
-    <w:lvl w:ilvl="4" w:tplc="A63A9D16">
+    <w:lvl w:ilvl="4" w:tplc="30EC378C">
       <w:numFmt w:val="decimal"/>
       <w:lvlText w:val=""/>
       <w:lvlJc w:val="left"/>
     </w:lvl>
-    <w:lvl w:ilvl="5" w:tplc="CE82FAFA">
+    <w:lvl w:ilvl="5" w:tplc="7F3A30AA">
       <w:numFmt w:val="decimal"/>
       <w:lvlText w:val=""/>
       <w:lvlJc w:val="left"/>
     </w:lvl>
-    <w:lvl w:ilvl="6" w:tplc="EA24E38A">
+    <w:lvl w:ilvl="6" w:tplc="39DADD30">
       <w:numFmt w:val="decimal"/>
       <w:lvlText w:val=""/>
       <w:lvlJc w:val="left"/>
     </w:lvl>
-    <w:lvl w:ilvl="7" w:tplc="B8DEC172">
+    <w:lvl w:ilvl="7" w:tplc="2DB60E08">
       <w:numFmt w:val="decimal"/>
       <w:lvlText w:val=""/>
       <w:lvlJc w:val="left"/>
     </w:lvl>
-    <w:lvl w:ilvl="8" w:tplc="A75A9CD4">
+    <w:lvl w:ilvl="8" w:tplc="8D708C32">
       <w:numFmt w:val="decimal"/>
       <w:lvlText w:val=""/>
       <w:lvlJc w:val="left"/>
     </w:lvl>
   </w:abstractNum>
   <w:abstractNum w:abstractNumId="2" w15:restartNumberingAfterBreak="0">
-    <w:nsid w:val="39676223"/>
-    <w:multiLevelType w:val="hybridMultilevel"/>
-    <w:tmpl w:val="4D4A91F4"/>
-    <w:lvl w:ilvl="0" w:tplc="B240D77C">
-      <w:start w:val="1"/>
-      <w:numFmt w:val="decimal"/>
-      <w:lvlText w:val="%1."/>
-      <w:lvlJc w:val="left"/>
-      <w:pPr>
-        <w:ind w:left="720" w:hanging="360"/>
-      </w:pPr>
-    </w:lvl>
-    <w:lvl w:ilvl="1" w:tplc="5A1EB438">
-      <w:start w:val="1"/>
-      <w:numFmt w:val="bullet"/>
-      <w:lvlText w:val="o"/>
-      <w:lvlJc w:val="left"/>
-      <w:pPr>
-        <w:ind w:left="1440" w:hanging="360"/>
-      </w:pPr>
-      <w:rPr>
-        <w:rFonts w:ascii="Courier New" w:hAnsi="Courier New" w:cs="Courier New" w:hint="default"/>
-      </w:rPr>
-    </w:lvl>
-    <w:lvl w:ilvl="2" w:tplc="80FA74F0">
-      <w:numFmt w:val="decimal"/>
-      <w:lvlText w:val=""/>
-      <w:lvlJc w:val="left"/>
-    </w:lvl>
-    <w:lvl w:ilvl="3" w:tplc="8612DF90">
-      <w:numFmt w:val="decimal"/>
-      <w:lvlText w:val=""/>
-      <w:lvlJc w:val="left"/>
-    </w:lvl>
-    <w:lvl w:ilvl="4" w:tplc="42401776">
-      <w:numFmt w:val="decimal"/>
-      <w:lvlText w:val=""/>
-      <w:lvlJc w:val="left"/>
-    </w:lvl>
-    <w:lvl w:ilvl="5" w:tplc="73DAFBE4">
-      <w:numFmt w:val="decimal"/>
-      <w:lvlText w:val=""/>
-      <w:lvlJc w:val="left"/>
-    </w:lvl>
-    <w:lvl w:ilvl="6" w:tplc="DE5C14A8">
-      <w:numFmt w:val="decimal"/>
-      <w:lvlText w:val=""/>
-      <w:lvlJc w:val="left"/>
-    </w:lvl>
-    <w:lvl w:ilvl="7" w:tplc="B8122FC6">
-      <w:numFmt w:val="decimal"/>
-      <w:lvlText w:val=""/>
-      <w:lvlJc w:val="left"/>
-    </w:lvl>
-    <w:lvl w:ilvl="8" w:tplc="4DA2BFB2">
-      <w:numFmt w:val="decimal"/>
-      <w:lvlText w:val=""/>
-      <w:lvlJc w:val="left"/>
-    </w:lvl>
-  </w:abstractNum>
-  <w:abstractNum w:abstractNumId="3" w15:restartNumberingAfterBreak="0">
     <w:nsid w:val="3B4E5EB5"/>
     <w:multiLevelType w:val="hybridMultilevel"/>
     <w:tmpl w:val="46A8E954"/>
@@ -45153,7 +44594,7 @@
       </w:rPr>
     </w:lvl>
   </w:abstractNum>
-  <w:abstractNum w:abstractNumId="4" w15:restartNumberingAfterBreak="0">
+  <w:abstractNum w:abstractNumId="3" w15:restartNumberingAfterBreak="0">
     <w:nsid w:val="4FCB721C"/>
     <w:multiLevelType w:val="hybridMultilevel"/>
     <w:tmpl w:val="CADE565C"/>
@@ -45266,7 +44707,7 @@
       </w:rPr>
     </w:lvl>
   </w:abstractNum>
-  <w:abstractNum w:abstractNumId="5" w15:restartNumberingAfterBreak="0">
+  <w:abstractNum w:abstractNumId="4" w15:restartNumberingAfterBreak="0">
     <w:nsid w:val="5761731F"/>
     <w:multiLevelType w:val="hybridMultilevel"/>
     <w:tmpl w:val="5AE692AE"/>
@@ -45379,7 +44820,7 @@
       </w:rPr>
     </w:lvl>
   </w:abstractNum>
-  <w:abstractNum w:abstractNumId="6" w15:restartNumberingAfterBreak="0">
+  <w:abstractNum w:abstractNumId="5" w15:restartNumberingAfterBreak="0">
     <w:nsid w:val="59061368"/>
     <w:multiLevelType w:val="hybridMultilevel"/>
     <w:tmpl w:val="75164556"/>
@@ -45465,8 +44906,72 @@
       </w:pPr>
     </w:lvl>
   </w:abstractNum>
+  <w:abstractNum w:abstractNumId="6" w15:restartNumberingAfterBreak="0">
+    <w:nsid w:val="5CEC2560"/>
+    <w:multiLevelType w:val="hybridMultilevel"/>
+    <w:tmpl w:val="1AA81B22"/>
+    <w:lvl w:ilvl="0" w:tplc="2FFC5B80">
+      <w:start w:val="1"/>
+      <w:numFmt w:val="bullet"/>
+      <w:lvlText w:val=""/>
+      <w:lvlJc w:val="left"/>
+      <w:pPr>
+        <w:ind w:left="720" w:hanging="360"/>
+      </w:pPr>
+      <w:rPr>
+        <w:rFonts w:ascii="Symbol" w:hAnsi="Symbol" w:hint="default"/>
+      </w:rPr>
+    </w:lvl>
+    <w:lvl w:ilvl="1" w:tplc="CC0EE9F0">
+      <w:start w:val="1"/>
+      <w:numFmt w:val="bullet"/>
+      <w:lvlText w:val="o"/>
+      <w:lvlJc w:val="left"/>
+      <w:pPr>
+        <w:ind w:left="1440" w:hanging="360"/>
+      </w:pPr>
+      <w:rPr>
+        <w:rFonts w:ascii="Courier New" w:hAnsi="Courier New" w:cs="Courier New" w:hint="default"/>
+      </w:rPr>
+    </w:lvl>
+    <w:lvl w:ilvl="2" w:tplc="2BDCE406">
+      <w:numFmt w:val="decimal"/>
+      <w:lvlText w:val=""/>
+      <w:lvlJc w:val="left"/>
+    </w:lvl>
+    <w:lvl w:ilvl="3" w:tplc="5E4CFDAC">
+      <w:numFmt w:val="decimal"/>
+      <w:lvlText w:val=""/>
+      <w:lvlJc w:val="left"/>
+    </w:lvl>
+    <w:lvl w:ilvl="4" w:tplc="4F560EB6">
+      <w:numFmt w:val="decimal"/>
+      <w:lvlText w:val=""/>
+      <w:lvlJc w:val="left"/>
+    </w:lvl>
+    <w:lvl w:ilvl="5" w:tplc="9F7A8CEE">
+      <w:numFmt w:val="decimal"/>
+      <w:lvlText w:val=""/>
+      <w:lvlJc w:val="left"/>
+    </w:lvl>
+    <w:lvl w:ilvl="6" w:tplc="3190E30E">
+      <w:numFmt w:val="decimal"/>
+      <w:lvlText w:val=""/>
+      <w:lvlJc w:val="left"/>
+    </w:lvl>
+    <w:lvl w:ilvl="7" w:tplc="4EC4347A">
+      <w:numFmt w:val="decimal"/>
+      <w:lvlText w:val=""/>
+      <w:lvlJc w:val="left"/>
+    </w:lvl>
+    <w:lvl w:ilvl="8" w:tplc="75022BEC">
+      <w:numFmt w:val="decimal"/>
+      <w:lvlText w:val=""/>
+      <w:lvlJc w:val="left"/>
+    </w:lvl>
+  </w:abstractNum>
   <w:num w:numId="1" w16cid:durableId="2054843449">
-    <w:abstractNumId w:val="6"/>
+    <w:abstractNumId w:val="5"/>
     <w:lvlOverride w:ilvl="0">
       <w:startOverride w:val="1"/>
     </w:lvlOverride>
@@ -45475,64 +44980,64 @@
     <w:abstractNumId w:val="0"/>
   </w:num>
   <w:num w:numId="3" w16cid:durableId="381565109">
+    <w:abstractNumId w:val="2"/>
+  </w:num>
+  <w:num w:numId="4" w16cid:durableId="623999039">
     <w:abstractNumId w:val="3"/>
   </w:num>
-  <w:num w:numId="4" w16cid:durableId="623999039">
+  <w:num w:numId="5" w16cid:durableId="1060862228">
     <w:abstractNumId w:val="4"/>
   </w:num>
-  <w:num w:numId="5" w16cid:durableId="1060862228">
-    <w:abstractNumId w:val="5"/>
+  <w:num w:numId="6" w16cid:durableId="944771225">
+    <w:abstractNumId w:val="6"/>
+    <w:lvlOverride w:ilvl="0">
+      <w:startOverride w:val="1"/>
+    </w:lvlOverride>
   </w:num>
-  <w:num w:numId="6" w16cid:durableId="1928228114">
+  <w:num w:numId="7" w16cid:durableId="1370110816">
     <w:abstractNumId w:val="1"/>
     <w:lvlOverride w:ilvl="0">
       <w:startOverride w:val="1"/>
     </w:lvlOverride>
   </w:num>
-  <w:num w:numId="7" w16cid:durableId="1610046342">
-    <w:abstractNumId w:val="2"/>
+  <w:num w:numId="8" w16cid:durableId="1644387793">
+    <w:abstractNumId w:val="6"/>
     <w:lvlOverride w:ilvl="0">
       <w:startOverride w:val="1"/>
     </w:lvlOverride>
   </w:num>
-  <w:num w:numId="8" w16cid:durableId="2074889006">
+  <w:num w:numId="9" w16cid:durableId="1969119469">
+    <w:abstractNumId w:val="6"/>
+    <w:lvlOverride w:ilvl="0">
+      <w:startOverride w:val="1"/>
+    </w:lvlOverride>
+  </w:num>
+  <w:num w:numId="10" w16cid:durableId="1616447133">
+    <w:abstractNumId w:val="6"/>
+    <w:lvlOverride w:ilvl="0">
+      <w:startOverride w:val="1"/>
+    </w:lvlOverride>
+  </w:num>
+  <w:num w:numId="11" w16cid:durableId="2072192770">
     <w:abstractNumId w:val="1"/>
     <w:lvlOverride w:ilvl="0">
       <w:startOverride w:val="1"/>
     </w:lvlOverride>
   </w:num>
-  <w:num w:numId="9" w16cid:durableId="1281255120">
+  <w:num w:numId="12" w16cid:durableId="1009601610">
     <w:abstractNumId w:val="1"/>
     <w:lvlOverride w:ilvl="0">
       <w:startOverride w:val="1"/>
     </w:lvlOverride>
   </w:num>
-  <w:num w:numId="10" w16cid:durableId="1021853934">
+  <w:num w:numId="13" w16cid:durableId="348482297">
     <w:abstractNumId w:val="1"/>
     <w:lvlOverride w:ilvl="0">
       <w:startOverride w:val="1"/>
     </w:lvlOverride>
   </w:num>
-  <w:num w:numId="11" w16cid:durableId="2048142318">
-    <w:abstractNumId w:val="2"/>
-    <w:lvlOverride w:ilvl="0">
-      <w:startOverride w:val="1"/>
-    </w:lvlOverride>
-  </w:num>
-  <w:num w:numId="12" w16cid:durableId="538860405">
-    <w:abstractNumId w:val="2"/>
-    <w:lvlOverride w:ilvl="0">
-      <w:startOverride w:val="1"/>
-    </w:lvlOverride>
-  </w:num>
-  <w:num w:numId="13" w16cid:durableId="753165648">
-    <w:abstractNumId w:val="2"/>
-    <w:lvlOverride w:ilvl="0">
-      <w:startOverride w:val="1"/>
-    </w:lvlOverride>
-  </w:num>
-  <w:num w:numId="14" w16cid:durableId="1723601300">
-    <w:abstractNumId w:val="2"/>
+  <w:num w:numId="14" w16cid:durableId="1738093929">
+    <w:abstractNumId w:val="1"/>
     <w:lvlOverride w:ilvl="0">
       <w:startOverride w:val="1"/>
     </w:lvlOverride>
@@ -46623,7 +46128,7 @@
     <w:autoRedefine/>
     <w:uiPriority w:val="39"/>
     <w:unhideWhenUsed/>
-    <w:rsid w:val="002B033E"/>
+    <w:rsid w:val="00F4292F"/>
     <w:pPr>
       <w:spacing w:after="100" w:line="278" w:lineRule="auto"/>
       <w:ind w:left="720"/>
@@ -46643,7 +46148,7 @@
     <w:autoRedefine/>
     <w:uiPriority w:val="39"/>
     <w:unhideWhenUsed/>
-    <w:rsid w:val="002B033E"/>
+    <w:rsid w:val="00F4292F"/>
     <w:pPr>
       <w:spacing w:after="100" w:line="278" w:lineRule="auto"/>
       <w:ind w:left="960"/>
@@ -46663,7 +46168,7 @@
     <w:autoRedefine/>
     <w:uiPriority w:val="39"/>
     <w:unhideWhenUsed/>
-    <w:rsid w:val="002B033E"/>
+    <w:rsid w:val="00F4292F"/>
     <w:pPr>
       <w:spacing w:after="100" w:line="278" w:lineRule="auto"/>
       <w:ind w:left="1200"/>
@@ -46683,7 +46188,7 @@
     <w:autoRedefine/>
     <w:uiPriority w:val="39"/>
     <w:unhideWhenUsed/>
-    <w:rsid w:val="002B033E"/>
+    <w:rsid w:val="00F4292F"/>
     <w:pPr>
       <w:spacing w:after="100" w:line="278" w:lineRule="auto"/>
       <w:ind w:left="1440"/>
@@ -46703,7 +46208,7 @@
     <w:autoRedefine/>
     <w:uiPriority w:val="39"/>
     <w:unhideWhenUsed/>
-    <w:rsid w:val="002B033E"/>
+    <w:rsid w:val="00F4292F"/>
     <w:pPr>
       <w:spacing w:after="100" w:line="278" w:lineRule="auto"/>
       <w:ind w:left="1680"/>
@@ -46723,7 +46228,7 @@
     <w:autoRedefine/>
     <w:uiPriority w:val="39"/>
     <w:unhideWhenUsed/>
-    <w:rsid w:val="002B033E"/>
+    <w:rsid w:val="00F4292F"/>
     <w:pPr>
       <w:spacing w:after="100" w:line="278" w:lineRule="auto"/>
       <w:ind w:left="1920"/>
@@ -46741,7 +46246,7 @@
     <w:basedOn w:val="Fuentedeprrafopredeter"/>
     <w:uiPriority w:val="99"/>
     <w:unhideWhenUsed/>
-    <w:rsid w:val="002B033E"/>
+    <w:rsid w:val="00F4292F"/>
     <w:rPr>
       <w:color w:val="467886" w:themeColor="hyperlink"/>
       <w:u w:val="single"/>
@@ -46753,7 +46258,7 @@
     <w:uiPriority w:val="99"/>
     <w:semiHidden/>
     <w:unhideWhenUsed/>
-    <w:rsid w:val="002B033E"/>
+    <w:rsid w:val="00F4292F"/>
     <w:rPr>
       <w:color w:val="605E5C"/>
       <w:shd w:val="clear" w:color="auto" w:fill="E1DFDD"/>
